--- a/spaceShooter/Fuzzy system report.docx
+++ b/spaceShooter/Fuzzy system report.docx
@@ -5,39 +5,1745 @@
     <w:p>
       <w:pPr>
         <w:rPr>
+          <w:rFonts w:asciiTheme="majorHAnsi" w:hAnsiTheme="majorHAnsi" w:cstheme="majorHAnsi"/>
+        </w:rPr>
+      </w:pPr>
+      <w:r>
+        <w:rPr>
+          <w:rFonts w:asciiTheme="majorHAnsi" w:hAnsiTheme="majorHAnsi" w:cstheme="majorHAnsi"/>
+          <w:noProof/>
+          <w:sz w:val="36"/>
+          <w:szCs w:val="36"/>
+          <w:lang w:bidi="ar-SY"/>
+        </w:rPr>
+        <w:drawing>
+          <wp:anchor distT="0" distB="0" distL="114300" distR="114300" simplePos="0" relativeHeight="251661312" behindDoc="1" locked="0" layoutInCell="1" allowOverlap="1" wp14:anchorId="5ECB3691" wp14:editId="74AC0932">
+            <wp:simplePos x="0" y="0"/>
+            <wp:positionH relativeFrom="column">
+              <wp:posOffset>1087120</wp:posOffset>
+            </wp:positionH>
+            <wp:positionV relativeFrom="page">
+              <wp:posOffset>627380</wp:posOffset>
+            </wp:positionV>
+            <wp:extent cx="1179576" cy="1179576"/>
+            <wp:effectExtent l="0" t="0" r="1905" b="1905"/>
+            <wp:wrapTight wrapText="bothSides">
+              <wp:wrapPolygon edited="0">
+                <wp:start x="0" y="0"/>
+                <wp:lineTo x="0" y="21286"/>
+                <wp:lineTo x="21286" y="21286"/>
+                <wp:lineTo x="21286" y="0"/>
+                <wp:lineTo x="0" y="0"/>
+              </wp:wrapPolygon>
+            </wp:wrapTight>
+            <wp:docPr id="1199435694" name="Picture 57"/>
+            <wp:cNvGraphicFramePr>
+              <a:graphicFrameLocks xmlns:a="http://schemas.openxmlformats.org/drawingml/2006/main" noChangeAspect="1"/>
+            </wp:cNvGraphicFramePr>
+            <a:graphic xmlns:a="http://schemas.openxmlformats.org/drawingml/2006/main">
+              <a:graphicData uri="http://schemas.openxmlformats.org/drawingml/2006/picture">
+                <pic:pic xmlns:pic="http://schemas.openxmlformats.org/drawingml/2006/picture">
+                  <pic:nvPicPr>
+                    <pic:cNvPr id="0" name="Picture 3"/>
+                    <pic:cNvPicPr>
+                      <a:picLocks noChangeAspect="1" noChangeArrowheads="1"/>
+                    </pic:cNvPicPr>
+                  </pic:nvPicPr>
+                  <pic:blipFill>
+                    <a:blip r:embed="rId5" cstate="print">
+                      <a:extLst>
+                        <a:ext uri="{28A0092B-C50C-407E-A947-70E740481C1C}">
+                          <a14:useLocalDpi xmlns:a14="http://schemas.microsoft.com/office/drawing/2010/main" val="0"/>
+                        </a:ext>
+                      </a:extLst>
+                    </a:blip>
+                    <a:srcRect/>
+                    <a:stretch>
+                      <a:fillRect/>
+                    </a:stretch>
+                  </pic:blipFill>
+                  <pic:spPr bwMode="auto">
+                    <a:xfrm>
+                      <a:off x="0" y="0"/>
+                      <a:ext cx="1179576" cy="1179576"/>
+                    </a:xfrm>
+                    <a:prstGeom prst="rect">
+                      <a:avLst/>
+                    </a:prstGeom>
+                    <a:noFill/>
+                    <a:ln>
+                      <a:noFill/>
+                    </a:ln>
+                  </pic:spPr>
+                </pic:pic>
+              </a:graphicData>
+            </a:graphic>
+            <wp14:sizeRelH relativeFrom="margin">
+              <wp14:pctWidth>0</wp14:pctWidth>
+            </wp14:sizeRelH>
+            <wp14:sizeRelV relativeFrom="margin">
+              <wp14:pctHeight>0</wp14:pctHeight>
+            </wp14:sizeRelV>
+          </wp:anchor>
+        </w:drawing>
+      </w:r>
+      <w:r>
+        <w:rPr>
+          <w:rFonts w:asciiTheme="majorHAnsi" w:hAnsiTheme="majorHAnsi" w:cstheme="majorHAnsi"/>
+          <w:noProof/>
+          <w:rtl/>
+        </w:rPr>
+        <w:drawing>
+          <wp:anchor distT="0" distB="0" distL="114300" distR="114300" simplePos="0" relativeHeight="251660288" behindDoc="1" locked="0" layoutInCell="1" allowOverlap="1" wp14:anchorId="59416A89" wp14:editId="546C6CD0">
+            <wp:simplePos x="0" y="0"/>
+            <wp:positionH relativeFrom="margin">
+              <wp:posOffset>-340995</wp:posOffset>
+            </wp:positionH>
+            <wp:positionV relativeFrom="page">
+              <wp:posOffset>629920</wp:posOffset>
+            </wp:positionV>
+            <wp:extent cx="1295400" cy="1178560"/>
+            <wp:effectExtent l="0" t="0" r="0" b="2540"/>
+            <wp:wrapTight wrapText="bothSides">
+              <wp:wrapPolygon edited="0">
+                <wp:start x="0" y="0"/>
+                <wp:lineTo x="0" y="21297"/>
+                <wp:lineTo x="21282" y="21297"/>
+                <wp:lineTo x="21282" y="0"/>
+                <wp:lineTo x="0" y="0"/>
+              </wp:wrapPolygon>
+            </wp:wrapTight>
+            <wp:docPr id="3" name="Picture 3" descr="C:\Users\user\Desktop\Project 1\تقييم التقرير\logo.jpg"/>
+            <wp:cNvGraphicFramePr>
+              <a:graphicFrameLocks xmlns:a="http://schemas.openxmlformats.org/drawingml/2006/main" noChangeAspect="1"/>
+            </wp:cNvGraphicFramePr>
+            <a:graphic xmlns:a="http://schemas.openxmlformats.org/drawingml/2006/main">
+              <a:graphicData uri="http://schemas.openxmlformats.org/drawingml/2006/picture">
+                <pic:pic xmlns:pic="http://schemas.openxmlformats.org/drawingml/2006/picture">
+                  <pic:nvPicPr>
+                    <pic:cNvPr id="0" name="Picture 1" descr="C:\Users\user\Desktop\Project 1\تقييم التقرير\logo.jpg"/>
+                    <pic:cNvPicPr>
+                      <a:picLocks noChangeAspect="1" noChangeArrowheads="1"/>
+                    </pic:cNvPicPr>
+                  </pic:nvPicPr>
+                  <pic:blipFill>
+                    <a:blip r:embed="rId6" cstate="print">
+                      <a:extLst>
+                        <a:ext uri="{28A0092B-C50C-407E-A947-70E740481C1C}">
+                          <a14:useLocalDpi xmlns:a14="http://schemas.microsoft.com/office/drawing/2010/main" val="0"/>
+                        </a:ext>
+                      </a:extLst>
+                    </a:blip>
+                    <a:srcRect/>
+                    <a:stretch>
+                      <a:fillRect/>
+                    </a:stretch>
+                  </pic:blipFill>
+                  <pic:spPr bwMode="auto">
+                    <a:xfrm>
+                      <a:off x="0" y="0"/>
+                      <a:ext cx="1295400" cy="1178560"/>
+                    </a:xfrm>
+                    <a:prstGeom prst="rect">
+                      <a:avLst/>
+                    </a:prstGeom>
+                    <a:noFill/>
+                    <a:ln>
+                      <a:noFill/>
+                    </a:ln>
+                  </pic:spPr>
+                </pic:pic>
+              </a:graphicData>
+            </a:graphic>
+            <wp14:sizeRelH relativeFrom="page">
+              <wp14:pctWidth>0</wp14:pctWidth>
+            </wp14:sizeRelH>
+            <wp14:sizeRelV relativeFrom="page">
+              <wp14:pctHeight>0</wp14:pctHeight>
+            </wp14:sizeRelV>
+          </wp:anchor>
+        </w:drawing>
+      </w:r>
+      <w:r>
+        <w:rPr>
+          <w:rFonts w:asciiTheme="majorHAnsi" w:hAnsiTheme="majorHAnsi" w:cstheme="majorHAnsi"/>
+          <w:noProof/>
+        </w:rPr>
+        <mc:AlternateContent>
+          <mc:Choice Requires="wpg">
+            <w:drawing>
+              <wp:anchor distT="0" distB="0" distL="114300" distR="114300" simplePos="0" relativeHeight="251659264" behindDoc="1" locked="0" layoutInCell="1" allowOverlap="1" wp14:anchorId="61231F83" wp14:editId="1B7CDE0D">
+                <wp:simplePos x="0" y="0"/>
+                <wp:positionH relativeFrom="page">
+                  <wp:align>center</wp:align>
+                </wp:positionH>
+                <wp:positionV relativeFrom="page">
+                  <wp:align>center</wp:align>
+                </wp:positionV>
+                <wp:extent cx="6864824" cy="9123528"/>
+                <wp:effectExtent l="0" t="0" r="2540" b="635"/>
+                <wp:wrapNone/>
+                <wp:docPr id="193" name="Group 198"/>
+                <wp:cNvGraphicFramePr/>
+                <a:graphic xmlns:a="http://schemas.openxmlformats.org/drawingml/2006/main">
+                  <a:graphicData uri="http://schemas.microsoft.com/office/word/2010/wordprocessingGroup">
+                    <wpg:wgp>
+                      <wpg:cNvGrpSpPr/>
+                      <wpg:grpSpPr>
+                        <a:xfrm>
+                          <a:off x="0" y="0"/>
+                          <a:ext cx="6864824" cy="9123528"/>
+                          <a:chOff x="0" y="0"/>
+                          <a:chExt cx="6864824" cy="9123528"/>
+                        </a:xfrm>
+                      </wpg:grpSpPr>
+                      <wps:wsp>
+                        <wps:cNvPr id="194" name="Rectangle 194"/>
+                        <wps:cNvSpPr/>
+                        <wps:spPr>
+                          <a:xfrm>
+                            <a:off x="0" y="0"/>
+                            <a:ext cx="6858000" cy="1371600"/>
+                          </a:xfrm>
+                          <a:prstGeom prst="rect">
+                            <a:avLst/>
+                          </a:prstGeom>
+                          <a:solidFill>
+                            <a:schemeClr val="accent1"/>
+                          </a:solidFill>
+                          <a:ln>
+                            <a:noFill/>
+                          </a:ln>
+                        </wps:spPr>
+                        <wps:style>
+                          <a:lnRef idx="2">
+                            <a:schemeClr val="accent1">
+                              <a:shade val="50000"/>
+                            </a:schemeClr>
+                          </a:lnRef>
+                          <a:fillRef idx="1">
+                            <a:schemeClr val="accent1"/>
+                          </a:fillRef>
+                          <a:effectRef idx="0">
+                            <a:schemeClr val="accent1"/>
+                          </a:effectRef>
+                          <a:fontRef idx="minor">
+                            <a:schemeClr val="lt1"/>
+                          </a:fontRef>
+                        </wps:style>
+                        <wps:bodyPr rot="0" spcFirstLastPara="0" vertOverflow="overflow" horzOverflow="overflow" vert="horz" wrap="square" lIns="91440" tIns="45720" rIns="91440" bIns="45720" numCol="1" spcCol="0" rtlCol="0" fromWordArt="0" anchor="ctr" anchorCtr="0" forceAA="0" compatLnSpc="1">
+                          <a:prstTxWarp prst="textNoShape">
+                            <a:avLst/>
+                          </a:prstTxWarp>
+                          <a:noAutofit/>
+                        </wps:bodyPr>
+                      </wps:wsp>
+                      <wps:wsp>
+                        <wps:cNvPr id="195" name="Rectangle 195"/>
+                        <wps:cNvSpPr/>
+                        <wps:spPr>
+                          <a:xfrm>
+                            <a:off x="0" y="4094328"/>
+                            <a:ext cx="6858000" cy="5029200"/>
+                          </a:xfrm>
+                          <a:prstGeom prst="rect">
+                            <a:avLst/>
+                          </a:prstGeom>
+                          <a:solidFill>
+                            <a:schemeClr val="accent1"/>
+                          </a:solidFill>
+                          <a:ln>
+                            <a:noFill/>
+                          </a:ln>
+                        </wps:spPr>
+                        <wps:style>
+                          <a:lnRef idx="2">
+                            <a:schemeClr val="accent1">
+                              <a:shade val="50000"/>
+                            </a:schemeClr>
+                          </a:lnRef>
+                          <a:fillRef idx="1">
+                            <a:schemeClr val="accent1"/>
+                          </a:fillRef>
+                          <a:effectRef idx="0">
+                            <a:schemeClr val="accent1"/>
+                          </a:effectRef>
+                          <a:fontRef idx="minor">
+                            <a:schemeClr val="lt1"/>
+                          </a:fontRef>
+                        </wps:style>
+                        <wps:txbx>
+                          <w:txbxContent>
+                            <w:p>
+                              <w:pPr>
+                                <w:pStyle w:val="NoSpacing"/>
+                                <w:bidi/>
+                                <w:spacing w:before="120"/>
+                                <w:jc w:val="center"/>
+                                <w:rPr>
+                                  <w:rFonts w:asciiTheme="majorHAnsi" w:hAnsiTheme="majorHAnsi" w:cstheme="majorHAnsi"/>
+                                  <w:i/>
+                                  <w:iCs/>
+                                  <w:color w:val="FFFFFF" w:themeColor="background1"/>
+                                  <w:sz w:val="32"/>
+                                  <w:szCs w:val="32"/>
+                                  <w:rtl/>
+                                </w:rPr>
+                              </w:pPr>
+                              <w:r>
+                                <w:rPr>
+                                  <w:rFonts w:asciiTheme="majorHAnsi" w:hAnsiTheme="majorHAnsi" w:cstheme="majorHAnsi"/>
+                                  <w:i/>
+                                  <w:iCs/>
+                                  <w:color w:val="FFFFFF" w:themeColor="background1"/>
+                                  <w:sz w:val="32"/>
+                                  <w:szCs w:val="32"/>
+                                  <w:rtl/>
+                                </w:rPr>
+                                <w:t>إعداد الطلاب</w:t>
+                              </w:r>
+                            </w:p>
+                            <w:p>
+                              <w:pPr>
+                                <w:pStyle w:val="NoSpacing"/>
+                                <w:bidi/>
+                                <w:spacing w:before="120"/>
+                                <w:jc w:val="center"/>
+                                <w:rPr>
+                                  <w:rFonts w:asciiTheme="majorHAnsi" w:hAnsiTheme="majorHAnsi" w:cstheme="majorHAnsi"/>
+                                  <w:color w:val="FFFFFF" w:themeColor="background1"/>
+                                  <w:sz w:val="28"/>
+                                  <w:szCs w:val="28"/>
+                                  <w:rtl/>
+                                </w:rPr>
+                              </w:pPr>
+                              <w:r>
+                                <w:rPr>
+                                  <w:rFonts w:asciiTheme="majorHAnsi" w:hAnsiTheme="majorHAnsi" w:cstheme="majorHAnsi"/>
+                                  <w:color w:val="FFFFFF" w:themeColor="background1"/>
+                                  <w:sz w:val="28"/>
+                                  <w:szCs w:val="28"/>
+                                  <w:rtl/>
+                                </w:rPr>
+                                <w:t xml:space="preserve">محمد خير محمد غسان </w:t>
+                              </w:r>
+                              <w:proofErr w:type="spellStart"/>
+                              <w:r>
+                                <w:rPr>
+                                  <w:rFonts w:asciiTheme="majorHAnsi" w:hAnsiTheme="majorHAnsi" w:cstheme="majorHAnsi"/>
+                                  <w:color w:val="FFFFFF" w:themeColor="background1"/>
+                                  <w:sz w:val="28"/>
+                                  <w:szCs w:val="28"/>
+                                  <w:rtl/>
+                                </w:rPr>
+                                <w:t>الخاني</w:t>
+                              </w:r>
+                              <w:proofErr w:type="spellEnd"/>
+                            </w:p>
+                            <w:p>
+                              <w:pPr>
+                                <w:pStyle w:val="NoSpacing"/>
+                                <w:bidi/>
+                                <w:spacing w:before="120"/>
+                                <w:jc w:val="center"/>
+                                <w:rPr>
+                                  <w:rFonts w:asciiTheme="majorHAnsi" w:hAnsiTheme="majorHAnsi" w:cstheme="majorHAnsi"/>
+                                  <w:color w:val="FFFFFF" w:themeColor="background1"/>
+                                  <w:sz w:val="28"/>
+                                  <w:szCs w:val="28"/>
+                                  <w:rtl/>
+                                </w:rPr>
+                              </w:pPr>
+                              <w:r>
+                                <w:rPr>
+                                  <w:rFonts w:asciiTheme="majorHAnsi" w:hAnsiTheme="majorHAnsi" w:cstheme="majorHAnsi"/>
+                                  <w:color w:val="FFFFFF" w:themeColor="background1"/>
+                                  <w:sz w:val="28"/>
+                                  <w:szCs w:val="28"/>
+                                  <w:rtl/>
+                                </w:rPr>
+                                <w:t>محمود زياد رمزي</w:t>
+                              </w:r>
+                            </w:p>
+                            <w:p>
+                              <w:pPr>
+                                <w:pStyle w:val="NoSpacing"/>
+                                <w:bidi/>
+                                <w:spacing w:before="120"/>
+                                <w:jc w:val="center"/>
+                                <w:rPr>
+                                  <w:rFonts w:asciiTheme="majorHAnsi" w:hAnsiTheme="majorHAnsi" w:cstheme="majorHAnsi"/>
+                                  <w:color w:val="FFFFFF" w:themeColor="background1"/>
+                                  <w:sz w:val="28"/>
+                                  <w:szCs w:val="28"/>
+                                  <w:rtl/>
+                                </w:rPr>
+                              </w:pPr>
+                              <w:r>
+                                <w:rPr>
+                                  <w:rFonts w:asciiTheme="majorHAnsi" w:hAnsiTheme="majorHAnsi" w:cstheme="majorHAnsi"/>
+                                  <w:color w:val="FFFFFF" w:themeColor="background1"/>
+                                  <w:sz w:val="28"/>
+                                  <w:szCs w:val="28"/>
+                                  <w:rtl/>
+                                </w:rPr>
+                                <w:t>هشام محمد همام الزين</w:t>
+                              </w:r>
+                            </w:p>
+                            <w:p>
+                              <w:pPr>
+                                <w:pStyle w:val="NoSpacing"/>
+                                <w:bidi/>
+                                <w:spacing w:before="120"/>
+                                <w:jc w:val="center"/>
+                                <w:rPr>
+                                  <w:rFonts w:asciiTheme="majorHAnsi" w:hAnsiTheme="majorHAnsi" w:cstheme="majorHAnsi"/>
+                                  <w:color w:val="FFFFFF" w:themeColor="background1"/>
+                                  <w:sz w:val="28"/>
+                                  <w:szCs w:val="28"/>
+                                  <w:rtl/>
+                                </w:rPr>
+                              </w:pPr>
+                              <w:r>
+                                <w:rPr>
+                                  <w:rFonts w:asciiTheme="majorHAnsi" w:hAnsiTheme="majorHAnsi" w:cstheme="majorHAnsi"/>
+                                  <w:color w:val="FFFFFF" w:themeColor="background1"/>
+                                  <w:sz w:val="28"/>
+                                  <w:szCs w:val="28"/>
+                                  <w:rtl/>
+                                </w:rPr>
+                                <w:t xml:space="preserve">محمد </w:t>
+                              </w:r>
+                              <w:proofErr w:type="spellStart"/>
+                              <w:r>
+                                <w:rPr>
+                                  <w:rFonts w:asciiTheme="majorHAnsi" w:hAnsiTheme="majorHAnsi" w:cstheme="majorHAnsi"/>
+                                  <w:color w:val="FFFFFF" w:themeColor="background1"/>
+                                  <w:sz w:val="28"/>
+                                  <w:szCs w:val="28"/>
+                                  <w:rtl/>
+                                </w:rPr>
+                                <w:t>محمد</w:t>
+                              </w:r>
+                              <w:proofErr w:type="spellEnd"/>
+                              <w:r>
+                                <w:rPr>
+                                  <w:rFonts w:asciiTheme="majorHAnsi" w:hAnsiTheme="majorHAnsi" w:cstheme="majorHAnsi"/>
+                                  <w:color w:val="FFFFFF" w:themeColor="background1"/>
+                                  <w:sz w:val="28"/>
+                                  <w:szCs w:val="28"/>
+                                  <w:rtl/>
+                                </w:rPr>
+                                <w:t xml:space="preserve"> زياد المجذوب</w:t>
+                              </w:r>
+                            </w:p>
+                            <w:p>
+                              <w:pPr>
+                                <w:pStyle w:val="NoSpacing"/>
+                                <w:bidi/>
+                                <w:spacing w:before="120"/>
+                                <w:jc w:val="center"/>
+                                <w:rPr>
+                                  <w:rFonts w:asciiTheme="majorHAnsi" w:hAnsiTheme="majorHAnsi" w:cstheme="majorHAnsi"/>
+                                  <w:color w:val="FFFFFF" w:themeColor="background1"/>
+                                  <w:sz w:val="28"/>
+                                  <w:szCs w:val="28"/>
+                                  <w:rtl/>
+                                </w:rPr>
+                              </w:pPr>
+                              <w:r>
+                                <w:rPr>
+                                  <w:rFonts w:asciiTheme="majorHAnsi" w:hAnsiTheme="majorHAnsi" w:cstheme="majorHAnsi"/>
+                                  <w:color w:val="FFFFFF" w:themeColor="background1"/>
+                                  <w:sz w:val="28"/>
+                                  <w:szCs w:val="28"/>
+                                  <w:rtl/>
+                                </w:rPr>
+                                <w:t>خليل محمد عربي كاتبي</w:t>
+                              </w:r>
+                            </w:p>
+                          </w:txbxContent>
+                        </wps:txbx>
+                        <wps:bodyPr rot="0" spcFirstLastPara="0" vertOverflow="overflow" horzOverflow="overflow" vert="horz" wrap="square" lIns="457200" tIns="731520" rIns="457200" bIns="457200" numCol="1" spcCol="0" rtlCol="0" fromWordArt="0" anchor="b" anchorCtr="0" forceAA="0" compatLnSpc="1">
+                          <a:prstTxWarp prst="textNoShape">
+                            <a:avLst/>
+                          </a:prstTxWarp>
+                          <a:noAutofit/>
+                        </wps:bodyPr>
+                      </wps:wsp>
+                      <wps:wsp>
+                        <wps:cNvPr id="196" name="Text Box 196"/>
+                        <wps:cNvSpPr txBox="1"/>
+                        <wps:spPr>
+                          <a:xfrm>
+                            <a:off x="6824" y="1371600"/>
+                            <a:ext cx="6858000" cy="2722728"/>
+                          </a:xfrm>
+                          <a:prstGeom prst="rect">
+                            <a:avLst/>
+                          </a:prstGeom>
+                          <a:solidFill>
+                            <a:schemeClr val="bg1"/>
+                          </a:solidFill>
+                          <a:ln w="6350">
+                            <a:noFill/>
+                          </a:ln>
+                          <a:effectLst/>
+                        </wps:spPr>
+                        <wps:style>
+                          <a:lnRef idx="0">
+                            <a:schemeClr val="accent1"/>
+                          </a:lnRef>
+                          <a:fillRef idx="0">
+                            <a:schemeClr val="accent1"/>
+                          </a:fillRef>
+                          <a:effectRef idx="0">
+                            <a:schemeClr val="accent1"/>
+                          </a:effectRef>
+                          <a:fontRef idx="minor">
+                            <a:schemeClr val="dk1"/>
+                          </a:fontRef>
+                        </wps:style>
+                        <wps:txbx>
+                          <w:txbxContent>
+                            <w:sdt>
+                              <w:sdtPr>
+                                <w:rPr>
+                                  <w:rFonts w:asciiTheme="majorHAnsi" w:eastAsiaTheme="majorEastAsia" w:hAnsiTheme="majorHAnsi" w:cstheme="majorHAnsi"/>
+                                  <w:caps/>
+                                  <w:color w:val="156082" w:themeColor="accent1"/>
+                                  <w:sz w:val="60"/>
+                                  <w:szCs w:val="60"/>
+                                </w:rPr>
+                                <w:alias w:val="Title"/>
+                                <w:tag w:val=""/>
+                                <w:id w:val="-9991715"/>
+                                <w:dataBinding w:prefixMappings="xmlns:ns0='http://purl.org/dc/elements/1.1/' xmlns:ns1='http://schemas.openxmlformats.org/package/2006/metadata/core-properties' " w:xpath="/ns1:coreProperties[1]/ns0:title[1]" w:storeItemID="{6C3C8BC8-F283-45AE-878A-BAB7291924A1}"/>
+                                <w:text/>
+                              </w:sdtPr>
+                              <w:sdtContent>
+                                <w:p>
+                                  <w:pPr>
+                                    <w:pStyle w:val="NoSpacing"/>
+                                    <w:jc w:val="center"/>
+                                    <w:rPr>
+                                      <w:rFonts w:asciiTheme="majorHAnsi" w:eastAsiaTheme="majorEastAsia" w:hAnsiTheme="majorHAnsi" w:cstheme="majorHAnsi"/>
+                                      <w:caps/>
+                                      <w:color w:val="156082" w:themeColor="accent1"/>
+                                      <w:sz w:val="60"/>
+                                      <w:szCs w:val="60"/>
+                                    </w:rPr>
+                                  </w:pPr>
+                                  <w:r>
+                                    <w:rPr>
+                                      <w:rFonts w:asciiTheme="majorHAnsi" w:eastAsiaTheme="majorEastAsia" w:hAnsiTheme="majorHAnsi" w:cstheme="majorHAnsi"/>
+                                      <w:caps/>
+                                      <w:color w:val="156082" w:themeColor="accent1"/>
+                                      <w:sz w:val="60"/>
+                                      <w:szCs w:val="60"/>
+                                    </w:rPr>
+                                    <w:t>Dynamic Difficulty Adjustment in Video Games</w:t>
+                                  </w:r>
+                                </w:p>
+                              </w:sdtContent>
+                            </w:sdt>
+                          </w:txbxContent>
+                        </wps:txbx>
+                        <wps:bodyPr rot="0" spcFirstLastPara="0" vertOverflow="overflow" horzOverflow="overflow" vert="horz" wrap="square" lIns="457200" tIns="91440" rIns="457200" bIns="91440" numCol="1" spcCol="0" rtlCol="0" fromWordArt="0" anchor="ctr" anchorCtr="0" forceAA="0" compatLnSpc="1">
+                          <a:prstTxWarp prst="textNoShape">
+                            <a:avLst/>
+                          </a:prstTxWarp>
+                          <a:noAutofit/>
+                        </wps:bodyPr>
+                      </wps:wsp>
+                    </wpg:wgp>
+                  </a:graphicData>
+                </a:graphic>
+                <wp14:sizeRelH relativeFrom="page">
+                  <wp14:pctWidth>88200</wp14:pctWidth>
+                </wp14:sizeRelH>
+                <wp14:sizeRelV relativeFrom="page">
+                  <wp14:pctHeight>90900</wp14:pctHeight>
+                </wp14:sizeRelV>
+              </wp:anchor>
+            </w:drawing>
+          </mc:Choice>
+          <mc:Fallback>
+            <w:pict>
+              <v:group w14:anchorId="61231F83" id="Group 198" o:spid="_x0000_s1026" style="position:absolute;margin-left:0;margin-top:0;width:540.55pt;height:718.4pt;z-index:-251657216;mso-width-percent:882;mso-height-percent:909;mso-position-horizontal:center;mso-position-horizontal-relative:page;mso-position-vertical:center;mso-position-vertical-relative:page;mso-width-percent:882;mso-height-percent:909" coordsize="68648,91235" o:gfxdata="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">
+                <v:rect id="Rectangle 194" o:spid="_x0000_s1027" style="position:absolute;width:68580;height:13716;visibility:visible;mso-wrap-style:square;v-text-anchor:middle" o:gfxdata="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" fillcolor="#156082 [3204]" stroked="f" strokeweight="1pt"/>
+                <v:rect id="Rectangle 195" o:spid="_x0000_s1028" style="position:absolute;top:40943;width:68580;height:50292;visibility:visible;mso-wrap-style:square;v-text-anchor:bottom" o:gfxdata="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" fillcolor="#156082 [3204]" stroked="f" strokeweight="1pt">
+                  <v:textbox inset="36pt,57.6pt,36pt,36pt">
+                    <w:txbxContent>
+                      <w:p>
+                        <w:pPr>
+                          <w:pStyle w:val="NoSpacing"/>
+                          <w:bidi/>
+                          <w:spacing w:before="120"/>
+                          <w:jc w:val="center"/>
+                          <w:rPr>
+                            <w:rFonts w:asciiTheme="majorHAnsi" w:hAnsiTheme="majorHAnsi" w:cstheme="majorHAnsi"/>
+                            <w:i/>
+                            <w:iCs/>
+                            <w:color w:val="FFFFFF" w:themeColor="background1"/>
+                            <w:sz w:val="32"/>
+                            <w:szCs w:val="32"/>
+                            <w:rtl/>
+                          </w:rPr>
+                        </w:pPr>
+                        <w:r>
+                          <w:rPr>
+                            <w:rFonts w:asciiTheme="majorHAnsi" w:hAnsiTheme="majorHAnsi" w:cstheme="majorHAnsi"/>
+                            <w:i/>
+                            <w:iCs/>
+                            <w:color w:val="FFFFFF" w:themeColor="background1"/>
+                            <w:sz w:val="32"/>
+                            <w:szCs w:val="32"/>
+                            <w:rtl/>
+                          </w:rPr>
+                          <w:t>إعداد الطلاب</w:t>
+                        </w:r>
+                      </w:p>
+                      <w:p>
+                        <w:pPr>
+                          <w:pStyle w:val="NoSpacing"/>
+                          <w:bidi/>
+                          <w:spacing w:before="120"/>
+                          <w:jc w:val="center"/>
+                          <w:rPr>
+                            <w:rFonts w:asciiTheme="majorHAnsi" w:hAnsiTheme="majorHAnsi" w:cstheme="majorHAnsi"/>
+                            <w:color w:val="FFFFFF" w:themeColor="background1"/>
+                            <w:sz w:val="28"/>
+                            <w:szCs w:val="28"/>
+                            <w:rtl/>
+                          </w:rPr>
+                        </w:pPr>
+                        <w:r>
+                          <w:rPr>
+                            <w:rFonts w:asciiTheme="majorHAnsi" w:hAnsiTheme="majorHAnsi" w:cstheme="majorHAnsi"/>
+                            <w:color w:val="FFFFFF" w:themeColor="background1"/>
+                            <w:sz w:val="28"/>
+                            <w:szCs w:val="28"/>
+                            <w:rtl/>
+                          </w:rPr>
+                          <w:t xml:space="preserve">محمد خير محمد غسان </w:t>
+                        </w:r>
+                        <w:proofErr w:type="spellStart"/>
+                        <w:r>
+                          <w:rPr>
+                            <w:rFonts w:asciiTheme="majorHAnsi" w:hAnsiTheme="majorHAnsi" w:cstheme="majorHAnsi"/>
+                            <w:color w:val="FFFFFF" w:themeColor="background1"/>
+                            <w:sz w:val="28"/>
+                            <w:szCs w:val="28"/>
+                            <w:rtl/>
+                          </w:rPr>
+                          <w:t>الخاني</w:t>
+                        </w:r>
+                        <w:proofErr w:type="spellEnd"/>
+                      </w:p>
+                      <w:p>
+                        <w:pPr>
+                          <w:pStyle w:val="NoSpacing"/>
+                          <w:bidi/>
+                          <w:spacing w:before="120"/>
+                          <w:jc w:val="center"/>
+                          <w:rPr>
+                            <w:rFonts w:asciiTheme="majorHAnsi" w:hAnsiTheme="majorHAnsi" w:cstheme="majorHAnsi"/>
+                            <w:color w:val="FFFFFF" w:themeColor="background1"/>
+                            <w:sz w:val="28"/>
+                            <w:szCs w:val="28"/>
+                            <w:rtl/>
+                          </w:rPr>
+                        </w:pPr>
+                        <w:r>
+                          <w:rPr>
+                            <w:rFonts w:asciiTheme="majorHAnsi" w:hAnsiTheme="majorHAnsi" w:cstheme="majorHAnsi"/>
+                            <w:color w:val="FFFFFF" w:themeColor="background1"/>
+                            <w:sz w:val="28"/>
+                            <w:szCs w:val="28"/>
+                            <w:rtl/>
+                          </w:rPr>
+                          <w:t>محمود زياد رمزي</w:t>
+                        </w:r>
+                      </w:p>
+                      <w:p>
+                        <w:pPr>
+                          <w:pStyle w:val="NoSpacing"/>
+                          <w:bidi/>
+                          <w:spacing w:before="120"/>
+                          <w:jc w:val="center"/>
+                          <w:rPr>
+                            <w:rFonts w:asciiTheme="majorHAnsi" w:hAnsiTheme="majorHAnsi" w:cstheme="majorHAnsi"/>
+                            <w:color w:val="FFFFFF" w:themeColor="background1"/>
+                            <w:sz w:val="28"/>
+                            <w:szCs w:val="28"/>
+                            <w:rtl/>
+                          </w:rPr>
+                        </w:pPr>
+                        <w:r>
+                          <w:rPr>
+                            <w:rFonts w:asciiTheme="majorHAnsi" w:hAnsiTheme="majorHAnsi" w:cstheme="majorHAnsi"/>
+                            <w:color w:val="FFFFFF" w:themeColor="background1"/>
+                            <w:sz w:val="28"/>
+                            <w:szCs w:val="28"/>
+                            <w:rtl/>
+                          </w:rPr>
+                          <w:t>هشام محمد همام الزين</w:t>
+                        </w:r>
+                      </w:p>
+                      <w:p>
+                        <w:pPr>
+                          <w:pStyle w:val="NoSpacing"/>
+                          <w:bidi/>
+                          <w:spacing w:before="120"/>
+                          <w:jc w:val="center"/>
+                          <w:rPr>
+                            <w:rFonts w:asciiTheme="majorHAnsi" w:hAnsiTheme="majorHAnsi" w:cstheme="majorHAnsi"/>
+                            <w:color w:val="FFFFFF" w:themeColor="background1"/>
+                            <w:sz w:val="28"/>
+                            <w:szCs w:val="28"/>
+                            <w:rtl/>
+                          </w:rPr>
+                        </w:pPr>
+                        <w:r>
+                          <w:rPr>
+                            <w:rFonts w:asciiTheme="majorHAnsi" w:hAnsiTheme="majorHAnsi" w:cstheme="majorHAnsi"/>
+                            <w:color w:val="FFFFFF" w:themeColor="background1"/>
+                            <w:sz w:val="28"/>
+                            <w:szCs w:val="28"/>
+                            <w:rtl/>
+                          </w:rPr>
+                          <w:t xml:space="preserve">محمد </w:t>
+                        </w:r>
+                        <w:proofErr w:type="spellStart"/>
+                        <w:r>
+                          <w:rPr>
+                            <w:rFonts w:asciiTheme="majorHAnsi" w:hAnsiTheme="majorHAnsi" w:cstheme="majorHAnsi"/>
+                            <w:color w:val="FFFFFF" w:themeColor="background1"/>
+                            <w:sz w:val="28"/>
+                            <w:szCs w:val="28"/>
+                            <w:rtl/>
+                          </w:rPr>
+                          <w:t>محمد</w:t>
+                        </w:r>
+                        <w:proofErr w:type="spellEnd"/>
+                        <w:r>
+                          <w:rPr>
+                            <w:rFonts w:asciiTheme="majorHAnsi" w:hAnsiTheme="majorHAnsi" w:cstheme="majorHAnsi"/>
+                            <w:color w:val="FFFFFF" w:themeColor="background1"/>
+                            <w:sz w:val="28"/>
+                            <w:szCs w:val="28"/>
+                            <w:rtl/>
+                          </w:rPr>
+                          <w:t xml:space="preserve"> زياد المجذوب</w:t>
+                        </w:r>
+                      </w:p>
+                      <w:p>
+                        <w:pPr>
+                          <w:pStyle w:val="NoSpacing"/>
+                          <w:bidi/>
+                          <w:spacing w:before="120"/>
+                          <w:jc w:val="center"/>
+                          <w:rPr>
+                            <w:rFonts w:asciiTheme="majorHAnsi" w:hAnsiTheme="majorHAnsi" w:cstheme="majorHAnsi"/>
+                            <w:color w:val="FFFFFF" w:themeColor="background1"/>
+                            <w:sz w:val="28"/>
+                            <w:szCs w:val="28"/>
+                            <w:rtl/>
+                          </w:rPr>
+                        </w:pPr>
+                        <w:r>
+                          <w:rPr>
+                            <w:rFonts w:asciiTheme="majorHAnsi" w:hAnsiTheme="majorHAnsi" w:cstheme="majorHAnsi"/>
+                            <w:color w:val="FFFFFF" w:themeColor="background1"/>
+                            <w:sz w:val="28"/>
+                            <w:szCs w:val="28"/>
+                            <w:rtl/>
+                          </w:rPr>
+                          <w:t>خليل محمد عربي كاتبي</w:t>
+                        </w:r>
+                      </w:p>
+                    </w:txbxContent>
+                  </v:textbox>
+                </v:rect>
+                <v:shapetype id="_x0000_t202" coordsize="21600,21600" o:spt="202" path="m,l,21600r21600,l21600,xe">
+                  <v:stroke joinstyle="miter"/>
+                  <v:path gradientshapeok="t" o:connecttype="rect"/>
+                </v:shapetype>
+                <v:shape id="Text Box 196" o:spid="_x0000_s1029" type="#_x0000_t202" style="position:absolute;left:68;top:13716;width:68580;height:27227;visibility:visible;mso-wrap-style:square;v-text-anchor:middle" o:gfxdata="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" fillcolor="white [3212]" stroked="f" strokeweight=".5pt">
+                  <v:textbox inset="36pt,7.2pt,36pt,7.2pt">
+                    <w:txbxContent>
+                      <w:sdt>
+                        <w:sdtPr>
+                          <w:rPr>
+                            <w:rFonts w:asciiTheme="majorHAnsi" w:eastAsiaTheme="majorEastAsia" w:hAnsiTheme="majorHAnsi" w:cstheme="majorHAnsi"/>
+                            <w:caps/>
+                            <w:color w:val="156082" w:themeColor="accent1"/>
+                            <w:sz w:val="60"/>
+                            <w:szCs w:val="60"/>
+                          </w:rPr>
+                          <w:alias w:val="Title"/>
+                          <w:tag w:val=""/>
+                          <w:id w:val="-9991715"/>
+                          <w:dataBinding w:prefixMappings="xmlns:ns0='http://purl.org/dc/elements/1.1/' xmlns:ns1='http://schemas.openxmlformats.org/package/2006/metadata/core-properties' " w:xpath="/ns1:coreProperties[1]/ns0:title[1]" w:storeItemID="{6C3C8BC8-F283-45AE-878A-BAB7291924A1}"/>
+                          <w:text/>
+                        </w:sdtPr>
+                        <w:sdtContent>
+                          <w:p>
+                            <w:pPr>
+                              <w:pStyle w:val="NoSpacing"/>
+                              <w:jc w:val="center"/>
+                              <w:rPr>
+                                <w:rFonts w:asciiTheme="majorHAnsi" w:eastAsiaTheme="majorEastAsia" w:hAnsiTheme="majorHAnsi" w:cstheme="majorHAnsi"/>
+                                <w:caps/>
+                                <w:color w:val="156082" w:themeColor="accent1"/>
+                                <w:sz w:val="60"/>
+                                <w:szCs w:val="60"/>
+                              </w:rPr>
+                            </w:pPr>
+                            <w:r>
+                              <w:rPr>
+                                <w:rFonts w:asciiTheme="majorHAnsi" w:eastAsiaTheme="majorEastAsia" w:hAnsiTheme="majorHAnsi" w:cstheme="majorHAnsi"/>
+                                <w:caps/>
+                                <w:color w:val="156082" w:themeColor="accent1"/>
+                                <w:sz w:val="60"/>
+                                <w:szCs w:val="60"/>
+                              </w:rPr>
+                              <w:t>Dynamic Difficulty Adjustment in Video Games</w:t>
+                            </w:r>
+                          </w:p>
+                        </w:sdtContent>
+                      </w:sdt>
+                    </w:txbxContent>
+                  </v:textbox>
+                </v:shape>
+                <w10:wrap anchorx="page" anchory="page"/>
+              </v:group>
+            </w:pict>
+          </mc:Fallback>
+        </mc:AlternateContent>
+      </w:r>
+    </w:p>
+    <w:p>
+      <w:pPr>
+        <w:jc w:val="both"/>
+        <w:rPr>
           <w:b/>
           <w:bCs/>
         </w:rPr>
       </w:pPr>
-      <w:r>
+    </w:p>
+    <w:p>
+      <w:pPr>
         <w:rPr>
           <w:b/>
           <w:bCs/>
         </w:rPr>
-        <w:t>Fuzzy System Project: Dynamic Difficulty Adjustment in Video Games</w:t>
+      </w:pPr>
+      <w:r>
+        <w:rPr>
+          <w:noProof/>
+        </w:rPr>
+        <w:drawing>
+          <wp:anchor distT="0" distB="0" distL="114300" distR="114300" simplePos="0" relativeHeight="251672576" behindDoc="0" locked="0" layoutInCell="1" allowOverlap="1" wp14:anchorId="560F7A70" wp14:editId="24C5AED4">
+            <wp:simplePos x="0" y="0"/>
+            <wp:positionH relativeFrom="column">
+              <wp:posOffset>3138170</wp:posOffset>
+            </wp:positionH>
+            <wp:positionV relativeFrom="paragraph">
+              <wp:posOffset>3842385</wp:posOffset>
+            </wp:positionV>
+            <wp:extent cx="389255" cy="323850"/>
+            <wp:effectExtent l="0" t="0" r="0" b="0"/>
+            <wp:wrapThrough wrapText="bothSides">
+              <wp:wrapPolygon edited="0">
+                <wp:start x="1057" y="0"/>
+                <wp:lineTo x="0" y="8894"/>
+                <wp:lineTo x="0" y="15247"/>
+                <wp:lineTo x="3171" y="20329"/>
+                <wp:lineTo x="9514" y="20329"/>
+                <wp:lineTo x="20085" y="20329"/>
+                <wp:lineTo x="20085" y="7624"/>
+                <wp:lineTo x="17971" y="0"/>
+                <wp:lineTo x="1057" y="0"/>
+              </wp:wrapPolygon>
+            </wp:wrapThrough>
+            <wp:docPr id="941267719" name="Picture 9"/>
+            <wp:cNvGraphicFramePr>
+              <a:graphicFrameLocks xmlns:a="http://schemas.openxmlformats.org/drawingml/2006/main" noChangeAspect="1"/>
+            </wp:cNvGraphicFramePr>
+            <a:graphic xmlns:a="http://schemas.openxmlformats.org/drawingml/2006/main">
+              <a:graphicData uri="http://schemas.openxmlformats.org/drawingml/2006/picture">
+                <pic:pic xmlns:pic="http://schemas.openxmlformats.org/drawingml/2006/picture">
+                  <pic:nvPicPr>
+                    <pic:cNvPr id="0" name="Picture 34"/>
+                    <pic:cNvPicPr>
+                      <a:picLocks noChangeAspect="1" noChangeArrowheads="1"/>
+                    </pic:cNvPicPr>
+                  </pic:nvPicPr>
+                  <pic:blipFill>
+                    <a:blip r:embed="rId7" cstate="print">
+                      <a:extLst>
+                        <a:ext uri="{28A0092B-C50C-407E-A947-70E740481C1C}">
+                          <a14:useLocalDpi xmlns:a14="http://schemas.microsoft.com/office/drawing/2010/main" val="0"/>
+                        </a:ext>
+                      </a:extLst>
+                    </a:blip>
+                    <a:srcRect/>
+                    <a:stretch>
+                      <a:fillRect/>
+                    </a:stretch>
+                  </pic:blipFill>
+                  <pic:spPr bwMode="auto">
+                    <a:xfrm>
+                      <a:off x="0" y="0"/>
+                      <a:ext cx="389255" cy="323850"/>
+                    </a:xfrm>
+                    <a:prstGeom prst="rect">
+                      <a:avLst/>
+                    </a:prstGeom>
+                    <a:noFill/>
+                    <a:ln>
+                      <a:noFill/>
+                    </a:ln>
+                  </pic:spPr>
+                </pic:pic>
+              </a:graphicData>
+            </a:graphic>
+            <wp14:sizeRelH relativeFrom="margin">
+              <wp14:pctWidth>0</wp14:pctWidth>
+            </wp14:sizeRelH>
+            <wp14:sizeRelV relativeFrom="margin">
+              <wp14:pctHeight>0</wp14:pctHeight>
+            </wp14:sizeRelV>
+          </wp:anchor>
+        </w:drawing>
+      </w:r>
+      <w:r>
+        <w:rPr>
+          <w:noProof/>
+        </w:rPr>
+        <w:drawing>
+          <wp:anchor distT="0" distB="0" distL="114300" distR="114300" simplePos="0" relativeHeight="251678720" behindDoc="0" locked="0" layoutInCell="1" allowOverlap="1" wp14:anchorId="41747325" wp14:editId="3CA0A631">
+            <wp:simplePos x="0" y="0"/>
+            <wp:positionH relativeFrom="margin">
+              <wp:align>center</wp:align>
+            </wp:positionH>
+            <wp:positionV relativeFrom="paragraph">
+              <wp:posOffset>4564380</wp:posOffset>
+            </wp:positionV>
+            <wp:extent cx="290830" cy="242570"/>
+            <wp:effectExtent l="38100" t="38100" r="0" b="43180"/>
+            <wp:wrapThrough wrapText="bothSides">
+              <wp:wrapPolygon edited="0">
+                <wp:start x="8956" y="24861"/>
+                <wp:lineTo x="21675" y="26712"/>
+                <wp:lineTo x="24596" y="11852"/>
+                <wp:lineTo x="21035" y="389"/>
+                <wp:lineTo x="15527" y="-1168"/>
+                <wp:lineTo x="4264" y="4364"/>
+                <wp:lineTo x="-359" y="20485"/>
+                <wp:lineTo x="3448" y="23304"/>
+                <wp:lineTo x="8956" y="24861"/>
+              </wp:wrapPolygon>
+            </wp:wrapThrough>
+            <wp:docPr id="1038556838" name="Picture 9"/>
+            <wp:cNvGraphicFramePr>
+              <a:graphicFrameLocks xmlns:a="http://schemas.openxmlformats.org/drawingml/2006/main" noChangeAspect="1"/>
+            </wp:cNvGraphicFramePr>
+            <a:graphic xmlns:a="http://schemas.openxmlformats.org/drawingml/2006/main">
+              <a:graphicData uri="http://schemas.openxmlformats.org/drawingml/2006/picture">
+                <pic:pic xmlns:pic="http://schemas.openxmlformats.org/drawingml/2006/picture">
+                  <pic:nvPicPr>
+                    <pic:cNvPr id="0" name="Picture 34"/>
+                    <pic:cNvPicPr>
+                      <a:picLocks noChangeAspect="1" noChangeArrowheads="1"/>
+                    </pic:cNvPicPr>
+                  </pic:nvPicPr>
+                  <pic:blipFill>
+                    <a:blip r:embed="rId7" cstate="print">
+                      <a:extLst>
+                        <a:ext uri="{28A0092B-C50C-407E-A947-70E740481C1C}">
+                          <a14:useLocalDpi xmlns:a14="http://schemas.microsoft.com/office/drawing/2010/main" val="0"/>
+                        </a:ext>
+                      </a:extLst>
+                    </a:blip>
+                    <a:srcRect/>
+                    <a:stretch>
+                      <a:fillRect/>
+                    </a:stretch>
+                  </pic:blipFill>
+                  <pic:spPr bwMode="auto">
+                    <a:xfrm rot="10004232">
+                      <a:off x="0" y="0"/>
+                      <a:ext cx="290830" cy="242570"/>
+                    </a:xfrm>
+                    <a:prstGeom prst="rect">
+                      <a:avLst/>
+                    </a:prstGeom>
+                    <a:noFill/>
+                    <a:ln>
+                      <a:noFill/>
+                    </a:ln>
+                  </pic:spPr>
+                </pic:pic>
+              </a:graphicData>
+            </a:graphic>
+            <wp14:sizeRelH relativeFrom="margin">
+              <wp14:pctWidth>0</wp14:pctWidth>
+            </wp14:sizeRelH>
+            <wp14:sizeRelV relativeFrom="margin">
+              <wp14:pctHeight>0</wp14:pctHeight>
+            </wp14:sizeRelV>
+          </wp:anchor>
+        </w:drawing>
+      </w:r>
+      <w:r>
+        <w:rPr>
+          <w:noProof/>
+        </w:rPr>
+        <w:drawing>
+          <wp:anchor distT="0" distB="0" distL="114300" distR="114300" simplePos="0" relativeHeight="251676672" behindDoc="0" locked="0" layoutInCell="1" allowOverlap="1" wp14:anchorId="7E3A3B20" wp14:editId="5CB3431A">
+            <wp:simplePos x="0" y="0"/>
+            <wp:positionH relativeFrom="column">
+              <wp:posOffset>3771265</wp:posOffset>
+            </wp:positionH>
+            <wp:positionV relativeFrom="paragraph">
+              <wp:posOffset>4575810</wp:posOffset>
+            </wp:positionV>
+            <wp:extent cx="320040" cy="261620"/>
+            <wp:effectExtent l="67310" t="27940" r="13970" b="33020"/>
+            <wp:wrapThrough wrapText="bothSides">
+              <wp:wrapPolygon edited="0">
+                <wp:start x="25894" y="11895"/>
+                <wp:lineTo x="26873" y="4964"/>
+                <wp:lineTo x="20661" y="-631"/>
+                <wp:lineTo x="4698" y="-3290"/>
+                <wp:lineTo x="-1401" y="6843"/>
+                <wp:lineTo x="5631" y="19035"/>
+                <wp:lineTo x="15438" y="23962"/>
+                <wp:lineTo x="20558" y="20761"/>
+                <wp:lineTo x="25894" y="11895"/>
+              </wp:wrapPolygon>
+            </wp:wrapThrough>
+            <wp:docPr id="486719649" name="Picture 8"/>
+            <wp:cNvGraphicFramePr>
+              <a:graphicFrameLocks xmlns:a="http://schemas.openxmlformats.org/drawingml/2006/main" noChangeAspect="1"/>
+            </wp:cNvGraphicFramePr>
+            <a:graphic xmlns:a="http://schemas.openxmlformats.org/drawingml/2006/main">
+              <a:graphicData uri="http://schemas.openxmlformats.org/drawingml/2006/picture">
+                <pic:pic xmlns:pic="http://schemas.openxmlformats.org/drawingml/2006/picture">
+                  <pic:nvPicPr>
+                    <pic:cNvPr id="0" name="Picture 32"/>
+                    <pic:cNvPicPr>
+                      <a:picLocks noChangeAspect="1" noChangeArrowheads="1"/>
+                    </pic:cNvPicPr>
+                  </pic:nvPicPr>
+                  <pic:blipFill>
+                    <a:blip r:embed="rId8" cstate="print">
+                      <a:extLst>
+                        <a:ext uri="{28A0092B-C50C-407E-A947-70E740481C1C}">
+                          <a14:useLocalDpi xmlns:a14="http://schemas.microsoft.com/office/drawing/2010/main" val="0"/>
+                        </a:ext>
+                      </a:extLst>
+                    </a:blip>
+                    <a:srcRect/>
+                    <a:stretch>
+                      <a:fillRect/>
+                    </a:stretch>
+                  </pic:blipFill>
+                  <pic:spPr bwMode="auto">
+                    <a:xfrm rot="14018224">
+                      <a:off x="0" y="0"/>
+                      <a:ext cx="320040" cy="261620"/>
+                    </a:xfrm>
+                    <a:prstGeom prst="rect">
+                      <a:avLst/>
+                    </a:prstGeom>
+                    <a:noFill/>
+                    <a:ln>
+                      <a:noFill/>
+                    </a:ln>
+                  </pic:spPr>
+                </pic:pic>
+              </a:graphicData>
+            </a:graphic>
+            <wp14:sizeRelH relativeFrom="margin">
+              <wp14:pctWidth>0</wp14:pctWidth>
+            </wp14:sizeRelH>
+            <wp14:sizeRelV relativeFrom="margin">
+              <wp14:pctHeight>0</wp14:pctHeight>
+            </wp14:sizeRelV>
+          </wp:anchor>
+        </w:drawing>
+      </w:r>
+      <w:r>
+        <w:rPr>
+          <w:noProof/>
+        </w:rPr>
+        <w:drawing>
+          <wp:anchor distT="0" distB="0" distL="114300" distR="114300" simplePos="0" relativeHeight="251664384" behindDoc="0" locked="0" layoutInCell="1" allowOverlap="1" wp14:anchorId="49466607" wp14:editId="5D7F508E">
+            <wp:simplePos x="0" y="0"/>
+            <wp:positionH relativeFrom="margin">
+              <wp:align>center</wp:align>
+            </wp:positionH>
+            <wp:positionV relativeFrom="paragraph">
+              <wp:posOffset>5490210</wp:posOffset>
+            </wp:positionV>
+            <wp:extent cx="44027" cy="182880"/>
+            <wp:effectExtent l="0" t="0" r="0" b="7620"/>
+            <wp:wrapThrough wrapText="bothSides">
+              <wp:wrapPolygon edited="0">
+                <wp:start x="0" y="0"/>
+                <wp:lineTo x="0" y="20250"/>
+                <wp:lineTo x="9391" y="20250"/>
+                <wp:lineTo x="9391" y="0"/>
+                <wp:lineTo x="0" y="0"/>
+              </wp:wrapPolygon>
+            </wp:wrapThrough>
+            <wp:docPr id="1335981312" name="Picture 7"/>
+            <wp:cNvGraphicFramePr>
+              <a:graphicFrameLocks xmlns:a="http://schemas.openxmlformats.org/drawingml/2006/main" noChangeAspect="1"/>
+            </wp:cNvGraphicFramePr>
+            <a:graphic xmlns:a="http://schemas.openxmlformats.org/drawingml/2006/main">
+              <a:graphicData uri="http://schemas.openxmlformats.org/drawingml/2006/picture">
+                <pic:pic xmlns:pic="http://schemas.openxmlformats.org/drawingml/2006/picture">
+                  <pic:nvPicPr>
+                    <pic:cNvPr id="0" name="Picture 21"/>
+                    <pic:cNvPicPr>
+                      <a:picLocks noChangeAspect="1" noChangeArrowheads="1"/>
+                    </pic:cNvPicPr>
+                  </pic:nvPicPr>
+                  <pic:blipFill>
+                    <a:blip r:embed="rId9" cstate="print">
+                      <a:extLst>
+                        <a:ext uri="{28A0092B-C50C-407E-A947-70E740481C1C}">
+                          <a14:useLocalDpi xmlns:a14="http://schemas.microsoft.com/office/drawing/2010/main" val="0"/>
+                        </a:ext>
+                      </a:extLst>
+                    </a:blip>
+                    <a:srcRect/>
+                    <a:stretch>
+                      <a:fillRect/>
+                    </a:stretch>
+                  </pic:blipFill>
+                  <pic:spPr bwMode="auto">
+                    <a:xfrm>
+                      <a:off x="0" y="0"/>
+                      <a:ext cx="44027" cy="182880"/>
+                    </a:xfrm>
+                    <a:prstGeom prst="rect">
+                      <a:avLst/>
+                    </a:prstGeom>
+                    <a:noFill/>
+                    <a:ln>
+                      <a:noFill/>
+                    </a:ln>
+                  </pic:spPr>
+                </pic:pic>
+              </a:graphicData>
+            </a:graphic>
+            <wp14:sizeRelH relativeFrom="margin">
+              <wp14:pctWidth>0</wp14:pctWidth>
+            </wp14:sizeRelH>
+            <wp14:sizeRelV relativeFrom="margin">
+              <wp14:pctHeight>0</wp14:pctHeight>
+            </wp14:sizeRelV>
+          </wp:anchor>
+        </w:drawing>
+      </w:r>
+      <w:r>
+        <w:rPr>
+          <w:noProof/>
+        </w:rPr>
+        <w:drawing>
+          <wp:anchor distT="0" distB="0" distL="114300" distR="114300" simplePos="0" relativeHeight="251674624" behindDoc="0" locked="0" layoutInCell="1" allowOverlap="1" wp14:anchorId="69B2DF4B" wp14:editId="3E7238E7">
+            <wp:simplePos x="0" y="0"/>
+            <wp:positionH relativeFrom="column">
+              <wp:posOffset>1476375</wp:posOffset>
+            </wp:positionH>
+            <wp:positionV relativeFrom="paragraph">
+              <wp:posOffset>3804285</wp:posOffset>
+            </wp:positionV>
+            <wp:extent cx="290830" cy="242570"/>
+            <wp:effectExtent l="0" t="0" r="0" b="5080"/>
+            <wp:wrapThrough wrapText="bothSides">
+              <wp:wrapPolygon edited="0">
+                <wp:start x="0" y="0"/>
+                <wp:lineTo x="0" y="15267"/>
+                <wp:lineTo x="1415" y="20356"/>
+                <wp:lineTo x="11319" y="20356"/>
+                <wp:lineTo x="19808" y="20356"/>
+                <wp:lineTo x="19808" y="8482"/>
+                <wp:lineTo x="18393" y="0"/>
+                <wp:lineTo x="0" y="0"/>
+              </wp:wrapPolygon>
+            </wp:wrapThrough>
+            <wp:docPr id="1955510324" name="Picture 9"/>
+            <wp:cNvGraphicFramePr>
+              <a:graphicFrameLocks xmlns:a="http://schemas.openxmlformats.org/drawingml/2006/main" noChangeAspect="1"/>
+            </wp:cNvGraphicFramePr>
+            <a:graphic xmlns:a="http://schemas.openxmlformats.org/drawingml/2006/main">
+              <a:graphicData uri="http://schemas.openxmlformats.org/drawingml/2006/picture">
+                <pic:pic xmlns:pic="http://schemas.openxmlformats.org/drawingml/2006/picture">
+                  <pic:nvPicPr>
+                    <pic:cNvPr id="0" name="Picture 34"/>
+                    <pic:cNvPicPr>
+                      <a:picLocks noChangeAspect="1" noChangeArrowheads="1"/>
+                    </pic:cNvPicPr>
+                  </pic:nvPicPr>
+                  <pic:blipFill>
+                    <a:blip r:embed="rId7" cstate="print">
+                      <a:extLst>
+                        <a:ext uri="{28A0092B-C50C-407E-A947-70E740481C1C}">
+                          <a14:useLocalDpi xmlns:a14="http://schemas.microsoft.com/office/drawing/2010/main" val="0"/>
+                        </a:ext>
+                      </a:extLst>
+                    </a:blip>
+                    <a:srcRect/>
+                    <a:stretch>
+                      <a:fillRect/>
+                    </a:stretch>
+                  </pic:blipFill>
+                  <pic:spPr bwMode="auto">
+                    <a:xfrm>
+                      <a:off x="0" y="0"/>
+                      <a:ext cx="290830" cy="242570"/>
+                    </a:xfrm>
+                    <a:prstGeom prst="rect">
+                      <a:avLst/>
+                    </a:prstGeom>
+                    <a:noFill/>
+                    <a:ln>
+                      <a:noFill/>
+                    </a:ln>
+                  </pic:spPr>
+                </pic:pic>
+              </a:graphicData>
+            </a:graphic>
+            <wp14:sizeRelH relativeFrom="margin">
+              <wp14:pctWidth>0</wp14:pctWidth>
+            </wp14:sizeRelH>
+            <wp14:sizeRelV relativeFrom="margin">
+              <wp14:pctHeight>0</wp14:pctHeight>
+            </wp14:sizeRelV>
+          </wp:anchor>
+        </w:drawing>
+      </w:r>
+      <w:r>
+        <w:rPr>
+          <w:noProof/>
+        </w:rPr>
+        <w:drawing>
+          <wp:anchor distT="0" distB="0" distL="114300" distR="114300" simplePos="0" relativeHeight="251670528" behindDoc="0" locked="0" layoutInCell="1" allowOverlap="1" wp14:anchorId="7EA36202" wp14:editId="6E644374">
+            <wp:simplePos x="0" y="0"/>
+            <wp:positionH relativeFrom="margin">
+              <wp:posOffset>1676400</wp:posOffset>
+            </wp:positionH>
+            <wp:positionV relativeFrom="paragraph">
+              <wp:posOffset>4113530</wp:posOffset>
+            </wp:positionV>
+            <wp:extent cx="44027" cy="182880"/>
+            <wp:effectExtent l="0" t="0" r="0" b="7620"/>
+            <wp:wrapThrough wrapText="bothSides">
+              <wp:wrapPolygon edited="0">
+                <wp:start x="0" y="0"/>
+                <wp:lineTo x="0" y="20250"/>
+                <wp:lineTo x="9391" y="20250"/>
+                <wp:lineTo x="9391" y="0"/>
+                <wp:lineTo x="0" y="0"/>
+              </wp:wrapPolygon>
+            </wp:wrapThrough>
+            <wp:docPr id="1184908766" name="Picture 7"/>
+            <wp:cNvGraphicFramePr>
+              <a:graphicFrameLocks xmlns:a="http://schemas.openxmlformats.org/drawingml/2006/main" noChangeAspect="1"/>
+            </wp:cNvGraphicFramePr>
+            <a:graphic xmlns:a="http://schemas.openxmlformats.org/drawingml/2006/main">
+              <a:graphicData uri="http://schemas.openxmlformats.org/drawingml/2006/picture">
+                <pic:pic xmlns:pic="http://schemas.openxmlformats.org/drawingml/2006/picture">
+                  <pic:nvPicPr>
+                    <pic:cNvPr id="0" name="Picture 21"/>
+                    <pic:cNvPicPr>
+                      <a:picLocks noChangeAspect="1" noChangeArrowheads="1"/>
+                    </pic:cNvPicPr>
+                  </pic:nvPicPr>
+                  <pic:blipFill>
+                    <a:blip r:embed="rId9" cstate="print">
+                      <a:extLst>
+                        <a:ext uri="{28A0092B-C50C-407E-A947-70E740481C1C}">
+                          <a14:useLocalDpi xmlns:a14="http://schemas.microsoft.com/office/drawing/2010/main" val="0"/>
+                        </a:ext>
+                      </a:extLst>
+                    </a:blip>
+                    <a:srcRect/>
+                    <a:stretch>
+                      <a:fillRect/>
+                    </a:stretch>
+                  </pic:blipFill>
+                  <pic:spPr bwMode="auto">
+                    <a:xfrm>
+                      <a:off x="0" y="0"/>
+                      <a:ext cx="44027" cy="182880"/>
+                    </a:xfrm>
+                    <a:prstGeom prst="rect">
+                      <a:avLst/>
+                    </a:prstGeom>
+                    <a:noFill/>
+                    <a:ln>
+                      <a:noFill/>
+                    </a:ln>
+                  </pic:spPr>
+                </pic:pic>
+              </a:graphicData>
+            </a:graphic>
+            <wp14:sizeRelH relativeFrom="margin">
+              <wp14:pctWidth>0</wp14:pctWidth>
+            </wp14:sizeRelH>
+            <wp14:sizeRelV relativeFrom="margin">
+              <wp14:pctHeight>0</wp14:pctHeight>
+            </wp14:sizeRelV>
+          </wp:anchor>
+        </w:drawing>
+      </w:r>
+      <w:r>
+        <w:rPr>
+          <w:noProof/>
+        </w:rPr>
+        <w:drawing>
+          <wp:anchor distT="0" distB="0" distL="114300" distR="114300" simplePos="0" relativeHeight="251671552" behindDoc="0" locked="0" layoutInCell="1" allowOverlap="1" wp14:anchorId="7F3B4C26" wp14:editId="4262D4C5">
+            <wp:simplePos x="0" y="0"/>
+            <wp:positionH relativeFrom="column">
+              <wp:posOffset>1962150</wp:posOffset>
+            </wp:positionH>
+            <wp:positionV relativeFrom="paragraph">
+              <wp:posOffset>4290060</wp:posOffset>
+            </wp:positionV>
+            <wp:extent cx="548640" cy="448056"/>
+            <wp:effectExtent l="0" t="0" r="3810" b="9525"/>
+            <wp:wrapThrough wrapText="bothSides">
+              <wp:wrapPolygon edited="0">
+                <wp:start x="6000" y="0"/>
+                <wp:lineTo x="0" y="919"/>
+                <wp:lineTo x="0" y="17464"/>
+                <wp:lineTo x="3750" y="21140"/>
+                <wp:lineTo x="8250" y="21140"/>
+                <wp:lineTo x="9000" y="21140"/>
+                <wp:lineTo x="20250" y="14706"/>
+                <wp:lineTo x="21000" y="8272"/>
+                <wp:lineTo x="21000" y="2757"/>
+                <wp:lineTo x="15000" y="0"/>
+                <wp:lineTo x="6000" y="0"/>
+              </wp:wrapPolygon>
+            </wp:wrapThrough>
+            <wp:docPr id="1778872124" name="Picture 8"/>
+            <wp:cNvGraphicFramePr>
+              <a:graphicFrameLocks xmlns:a="http://schemas.openxmlformats.org/drawingml/2006/main" noChangeAspect="1"/>
+            </wp:cNvGraphicFramePr>
+            <a:graphic xmlns:a="http://schemas.openxmlformats.org/drawingml/2006/main">
+              <a:graphicData uri="http://schemas.openxmlformats.org/drawingml/2006/picture">
+                <pic:pic xmlns:pic="http://schemas.openxmlformats.org/drawingml/2006/picture">
+                  <pic:nvPicPr>
+                    <pic:cNvPr id="0" name="Picture 32"/>
+                    <pic:cNvPicPr>
+                      <a:picLocks noChangeAspect="1" noChangeArrowheads="1"/>
+                    </pic:cNvPicPr>
+                  </pic:nvPicPr>
+                  <pic:blipFill>
+                    <a:blip r:embed="rId8">
+                      <a:extLst>
+                        <a:ext uri="{28A0092B-C50C-407E-A947-70E740481C1C}">
+                          <a14:useLocalDpi xmlns:a14="http://schemas.microsoft.com/office/drawing/2010/main" val="0"/>
+                        </a:ext>
+                      </a:extLst>
+                    </a:blip>
+                    <a:srcRect/>
+                    <a:stretch>
+                      <a:fillRect/>
+                    </a:stretch>
+                  </pic:blipFill>
+                  <pic:spPr bwMode="auto">
+                    <a:xfrm>
+                      <a:off x="0" y="0"/>
+                      <a:ext cx="548640" cy="448056"/>
+                    </a:xfrm>
+                    <a:prstGeom prst="rect">
+                      <a:avLst/>
+                    </a:prstGeom>
+                    <a:noFill/>
+                    <a:ln>
+                      <a:noFill/>
+                    </a:ln>
+                  </pic:spPr>
+                </pic:pic>
+              </a:graphicData>
+            </a:graphic>
+            <wp14:sizeRelH relativeFrom="margin">
+              <wp14:pctWidth>0</wp14:pctWidth>
+            </wp14:sizeRelH>
+            <wp14:sizeRelV relativeFrom="margin">
+              <wp14:pctHeight>0</wp14:pctHeight>
+            </wp14:sizeRelV>
+          </wp:anchor>
+        </w:drawing>
+      </w:r>
+      <w:r>
+        <w:rPr>
+          <w:noProof/>
+        </w:rPr>
+        <w:drawing>
+          <wp:anchor distT="0" distB="0" distL="114300" distR="114300" simplePos="0" relativeHeight="251668480" behindDoc="0" locked="0" layoutInCell="1" allowOverlap="1" wp14:anchorId="0CDCB14A" wp14:editId="2BC87F2A">
+            <wp:simplePos x="0" y="0"/>
+            <wp:positionH relativeFrom="margin">
+              <wp:posOffset>2228850</wp:posOffset>
+            </wp:positionH>
+            <wp:positionV relativeFrom="paragraph">
+              <wp:posOffset>4827905</wp:posOffset>
+            </wp:positionV>
+            <wp:extent cx="44027" cy="182880"/>
+            <wp:effectExtent l="0" t="0" r="0" b="7620"/>
+            <wp:wrapThrough wrapText="bothSides">
+              <wp:wrapPolygon edited="0">
+                <wp:start x="0" y="0"/>
+                <wp:lineTo x="0" y="20250"/>
+                <wp:lineTo x="9391" y="20250"/>
+                <wp:lineTo x="9391" y="0"/>
+                <wp:lineTo x="0" y="0"/>
+              </wp:wrapPolygon>
+            </wp:wrapThrough>
+            <wp:docPr id="1956501017" name="Picture 7"/>
+            <wp:cNvGraphicFramePr>
+              <a:graphicFrameLocks xmlns:a="http://schemas.openxmlformats.org/drawingml/2006/main" noChangeAspect="1"/>
+            </wp:cNvGraphicFramePr>
+            <a:graphic xmlns:a="http://schemas.openxmlformats.org/drawingml/2006/main">
+              <a:graphicData uri="http://schemas.openxmlformats.org/drawingml/2006/picture">
+                <pic:pic xmlns:pic="http://schemas.openxmlformats.org/drawingml/2006/picture">
+                  <pic:nvPicPr>
+                    <pic:cNvPr id="0" name="Picture 21"/>
+                    <pic:cNvPicPr>
+                      <a:picLocks noChangeAspect="1" noChangeArrowheads="1"/>
+                    </pic:cNvPicPr>
+                  </pic:nvPicPr>
+                  <pic:blipFill>
+                    <a:blip r:embed="rId9" cstate="print">
+                      <a:extLst>
+                        <a:ext uri="{28A0092B-C50C-407E-A947-70E740481C1C}">
+                          <a14:useLocalDpi xmlns:a14="http://schemas.microsoft.com/office/drawing/2010/main" val="0"/>
+                        </a:ext>
+                      </a:extLst>
+                    </a:blip>
+                    <a:srcRect/>
+                    <a:stretch>
+                      <a:fillRect/>
+                    </a:stretch>
+                  </pic:blipFill>
+                  <pic:spPr bwMode="auto">
+                    <a:xfrm>
+                      <a:off x="0" y="0"/>
+                      <a:ext cx="44027" cy="182880"/>
+                    </a:xfrm>
+                    <a:prstGeom prst="rect">
+                      <a:avLst/>
+                    </a:prstGeom>
+                    <a:noFill/>
+                    <a:ln>
+                      <a:noFill/>
+                    </a:ln>
+                  </pic:spPr>
+                </pic:pic>
+              </a:graphicData>
+            </a:graphic>
+            <wp14:sizeRelH relativeFrom="margin">
+              <wp14:pctWidth>0</wp14:pctWidth>
+            </wp14:sizeRelH>
+            <wp14:sizeRelV relativeFrom="margin">
+              <wp14:pctHeight>0</wp14:pctHeight>
+            </wp14:sizeRelV>
+          </wp:anchor>
+        </w:drawing>
+      </w:r>
+      <w:r>
+        <w:rPr>
+          <w:noProof/>
+        </w:rPr>
+        <w:drawing>
+          <wp:anchor distT="0" distB="0" distL="114300" distR="114300" simplePos="0" relativeHeight="251666432" behindDoc="0" locked="0" layoutInCell="1" allowOverlap="1" wp14:anchorId="1DE30C5F" wp14:editId="480D506D">
+            <wp:simplePos x="0" y="0"/>
+            <wp:positionH relativeFrom="margin">
+              <wp:posOffset>3238500</wp:posOffset>
+            </wp:positionH>
+            <wp:positionV relativeFrom="paragraph">
+              <wp:posOffset>5180330</wp:posOffset>
+            </wp:positionV>
+            <wp:extent cx="44027" cy="182880"/>
+            <wp:effectExtent l="0" t="0" r="0" b="7620"/>
+            <wp:wrapThrough wrapText="bothSides">
+              <wp:wrapPolygon edited="0">
+                <wp:start x="0" y="0"/>
+                <wp:lineTo x="0" y="20250"/>
+                <wp:lineTo x="9391" y="20250"/>
+                <wp:lineTo x="9391" y="0"/>
+                <wp:lineTo x="0" y="0"/>
+              </wp:wrapPolygon>
+            </wp:wrapThrough>
+            <wp:docPr id="2131628869" name="Picture 7"/>
+            <wp:cNvGraphicFramePr>
+              <a:graphicFrameLocks xmlns:a="http://schemas.openxmlformats.org/drawingml/2006/main" noChangeAspect="1"/>
+            </wp:cNvGraphicFramePr>
+            <a:graphic xmlns:a="http://schemas.openxmlformats.org/drawingml/2006/main">
+              <a:graphicData uri="http://schemas.openxmlformats.org/drawingml/2006/picture">
+                <pic:pic xmlns:pic="http://schemas.openxmlformats.org/drawingml/2006/picture">
+                  <pic:nvPicPr>
+                    <pic:cNvPr id="0" name="Picture 21"/>
+                    <pic:cNvPicPr>
+                      <a:picLocks noChangeAspect="1" noChangeArrowheads="1"/>
+                    </pic:cNvPicPr>
+                  </pic:nvPicPr>
+                  <pic:blipFill>
+                    <a:blip r:embed="rId9" cstate="print">
+                      <a:extLst>
+                        <a:ext uri="{28A0092B-C50C-407E-A947-70E740481C1C}">
+                          <a14:useLocalDpi xmlns:a14="http://schemas.microsoft.com/office/drawing/2010/main" val="0"/>
+                        </a:ext>
+                      </a:extLst>
+                    </a:blip>
+                    <a:srcRect/>
+                    <a:stretch>
+                      <a:fillRect/>
+                    </a:stretch>
+                  </pic:blipFill>
+                  <pic:spPr bwMode="auto">
+                    <a:xfrm>
+                      <a:off x="0" y="0"/>
+                      <a:ext cx="44027" cy="182880"/>
+                    </a:xfrm>
+                    <a:prstGeom prst="rect">
+                      <a:avLst/>
+                    </a:prstGeom>
+                    <a:noFill/>
+                    <a:ln>
+                      <a:noFill/>
+                    </a:ln>
+                  </pic:spPr>
+                </pic:pic>
+              </a:graphicData>
+            </a:graphic>
+            <wp14:sizeRelH relativeFrom="margin">
+              <wp14:pctWidth>0</wp14:pctWidth>
+            </wp14:sizeRelH>
+            <wp14:sizeRelV relativeFrom="margin">
+              <wp14:pctHeight>0</wp14:pctHeight>
+            </wp14:sizeRelV>
+          </wp:anchor>
+        </w:drawing>
+      </w:r>
+      <w:r>
+        <w:rPr>
+          <w:noProof/>
+        </w:rPr>
+        <w:drawing>
+          <wp:anchor distT="0" distB="0" distL="114300" distR="114300" simplePos="0" relativeHeight="251663360" behindDoc="0" locked="0" layoutInCell="1" allowOverlap="1" wp14:anchorId="01AF72A5" wp14:editId="6548961B">
+            <wp:simplePos x="0" y="0"/>
+            <wp:positionH relativeFrom="margin">
+              <wp:align>center</wp:align>
+            </wp:positionH>
+            <wp:positionV relativeFrom="paragraph">
+              <wp:posOffset>5800090</wp:posOffset>
+            </wp:positionV>
+            <wp:extent cx="471170" cy="356870"/>
+            <wp:effectExtent l="0" t="0" r="5080" b="5080"/>
+            <wp:wrapThrough wrapText="bothSides">
+              <wp:wrapPolygon edited="0">
+                <wp:start x="6987" y="0"/>
+                <wp:lineTo x="0" y="8071"/>
+                <wp:lineTo x="0" y="18448"/>
+                <wp:lineTo x="6987" y="20754"/>
+                <wp:lineTo x="13973" y="20754"/>
+                <wp:lineTo x="20960" y="18448"/>
+                <wp:lineTo x="20960" y="8071"/>
+                <wp:lineTo x="13973" y="0"/>
+                <wp:lineTo x="6987" y="0"/>
+              </wp:wrapPolygon>
+            </wp:wrapThrough>
+            <wp:docPr id="1465205666" name="Picture 6"/>
+            <wp:cNvGraphicFramePr>
+              <a:graphicFrameLocks xmlns:a="http://schemas.openxmlformats.org/drawingml/2006/main" noChangeAspect="1"/>
+            </wp:cNvGraphicFramePr>
+            <a:graphic xmlns:a="http://schemas.openxmlformats.org/drawingml/2006/main">
+              <a:graphicData uri="http://schemas.openxmlformats.org/drawingml/2006/picture">
+                <pic:pic xmlns:pic="http://schemas.openxmlformats.org/drawingml/2006/picture">
+                  <pic:nvPicPr>
+                    <pic:cNvPr id="0" name="Picture 19"/>
+                    <pic:cNvPicPr>
+                      <a:picLocks noChangeAspect="1" noChangeArrowheads="1"/>
+                    </pic:cNvPicPr>
+                  </pic:nvPicPr>
+                  <pic:blipFill>
+                    <a:blip r:embed="rId10">
+                      <a:extLst>
+                        <a:ext uri="{28A0092B-C50C-407E-A947-70E740481C1C}">
+                          <a14:useLocalDpi xmlns:a14="http://schemas.microsoft.com/office/drawing/2010/main" val="0"/>
+                        </a:ext>
+                      </a:extLst>
+                    </a:blip>
+                    <a:srcRect/>
+                    <a:stretch>
+                      <a:fillRect/>
+                    </a:stretch>
+                  </pic:blipFill>
+                  <pic:spPr bwMode="auto">
+                    <a:xfrm>
+                      <a:off x="0" y="0"/>
+                      <a:ext cx="471170" cy="356870"/>
+                    </a:xfrm>
+                    <a:prstGeom prst="rect">
+                      <a:avLst/>
+                    </a:prstGeom>
+                    <a:noFill/>
+                    <a:ln>
+                      <a:noFill/>
+                    </a:ln>
+                  </pic:spPr>
+                </pic:pic>
+              </a:graphicData>
+            </a:graphic>
+            <wp14:sizeRelH relativeFrom="margin">
+              <wp14:pctWidth>0</wp14:pctWidth>
+            </wp14:sizeRelH>
+            <wp14:sizeRelV relativeFrom="margin">
+              <wp14:pctHeight>0</wp14:pctHeight>
+            </wp14:sizeRelV>
+          </wp:anchor>
+        </w:drawing>
+      </w:r>
+      <w:r>
+        <w:rPr>
+          <w:noProof/>
+        </w:rPr>
+        <w:drawing>
+          <wp:anchor distT="0" distB="0" distL="114300" distR="114300" simplePos="0" relativeHeight="251662336" behindDoc="0" locked="0" layoutInCell="1" allowOverlap="1" wp14:anchorId="2664097F" wp14:editId="7F8F76DA">
+            <wp:simplePos x="0" y="0"/>
+            <wp:positionH relativeFrom="margin">
+              <wp:align>center</wp:align>
+            </wp:positionH>
+            <wp:positionV relativeFrom="paragraph">
+              <wp:posOffset>3694430</wp:posOffset>
+            </wp:positionV>
+            <wp:extent cx="3486150" cy="2613660"/>
+            <wp:effectExtent l="0" t="0" r="0" b="0"/>
+            <wp:wrapThrough wrapText="bothSides">
+              <wp:wrapPolygon edited="0">
+                <wp:start x="0" y="0"/>
+                <wp:lineTo x="0" y="21411"/>
+                <wp:lineTo x="21482" y="21411"/>
+                <wp:lineTo x="21482" y="0"/>
+                <wp:lineTo x="0" y="0"/>
+              </wp:wrapPolygon>
+            </wp:wrapThrough>
+            <wp:docPr id="1891098666" name="Picture 5"/>
+            <wp:cNvGraphicFramePr>
+              <a:graphicFrameLocks xmlns:a="http://schemas.openxmlformats.org/drawingml/2006/main" noChangeAspect="1"/>
+            </wp:cNvGraphicFramePr>
+            <a:graphic xmlns:a="http://schemas.openxmlformats.org/drawingml/2006/main">
+              <a:graphicData uri="http://schemas.openxmlformats.org/drawingml/2006/picture">
+                <pic:pic xmlns:pic="http://schemas.openxmlformats.org/drawingml/2006/picture">
+                  <pic:nvPicPr>
+                    <pic:cNvPr id="0" name="Picture 17"/>
+                    <pic:cNvPicPr>
+                      <a:picLocks noChangeAspect="1" noChangeArrowheads="1"/>
+                    </pic:cNvPicPr>
+                  </pic:nvPicPr>
+                  <pic:blipFill>
+                    <a:blip r:embed="rId11">
+                      <a:extLst>
+                        <a:ext uri="{28A0092B-C50C-407E-A947-70E740481C1C}">
+                          <a14:useLocalDpi xmlns:a14="http://schemas.microsoft.com/office/drawing/2010/main" val="0"/>
+                        </a:ext>
+                      </a:extLst>
+                    </a:blip>
+                    <a:srcRect/>
+                    <a:stretch>
+                      <a:fillRect/>
+                    </a:stretch>
+                  </pic:blipFill>
+                  <pic:spPr bwMode="auto">
+                    <a:xfrm>
+                      <a:off x="0" y="0"/>
+                      <a:ext cx="3486150" cy="2613660"/>
+                    </a:xfrm>
+                    <a:prstGeom prst="rect">
+                      <a:avLst/>
+                    </a:prstGeom>
+                    <a:noFill/>
+                    <a:ln>
+                      <a:noFill/>
+                    </a:ln>
+                  </pic:spPr>
+                </pic:pic>
+              </a:graphicData>
+            </a:graphic>
+            <wp14:sizeRelH relativeFrom="margin">
+              <wp14:pctWidth>0</wp14:pctWidth>
+            </wp14:sizeRelH>
+            <wp14:sizeRelV relativeFrom="margin">
+              <wp14:pctHeight>0</wp14:pctHeight>
+            </wp14:sizeRelV>
+          </wp:anchor>
+        </w:drawing>
+      </w:r>
+      <w:r>
+        <w:rPr>
+          <w:b/>
+          <w:bCs/>
+        </w:rPr>
+        <w:br w:type="page"/>
       </w:r>
     </w:p>
     <w:p>
       <w:pPr>
+        <w:jc w:val="both"/>
         <w:rPr>
           <w:b/>
           <w:bCs/>
         </w:rPr>
       </w:pPr>
-      <w:r>
-        <w:rPr>
+    </w:p>
+    <w:p>
+      <w:pPr>
+        <w:pStyle w:val="Heading2"/>
+        <w:spacing w:before="200" w:after="0" w:line="360" w:lineRule="auto"/>
+        <w:rPr>
+          <w:rFonts w:cstheme="majorHAnsi"/>
           <w:b/>
           <w:bCs/>
+          <w:color w:val="156082" w:themeColor="accent1"/>
+          <w:kern w:val="0"/>
+          <w14:ligatures w14:val="none"/>
+        </w:rPr>
+      </w:pPr>
+      <w:r>
+        <w:rPr>
+          <w:rFonts w:cstheme="majorHAnsi"/>
+          <w:b/>
+          <w:bCs/>
+          <w:color w:val="156082" w:themeColor="accent1"/>
+          <w:kern w:val="0"/>
+          <w14:ligatures w14:val="none"/>
         </w:rPr>
         <w:t>1. Introduction</w:t>
       </w:r>
     </w:p>
     <w:p>
+      <w:pPr>
+        <w:jc w:val="both"/>
+      </w:pPr>
       <w:r>
         <w:t>Modern video games often struggle with player retention when utilizing static difficulty settings. If a game is too challenging, players experience frustration; if it is too easy, they experience boredom. To address this, this project implements a Fuzzy Expert System designed to manage Dynamic Difficulty Adjustment (DDA) within a 2D space shooter environment.</w:t>
       </w:r>
     </w:p>
     <w:p>
+      <w:pPr>
+        <w:jc w:val="both"/>
+      </w:pPr>
       <w:r>
         <w:t>The core game environment was adapted from an open-source framework (</w:t>
       </w:r>
@@ -52,21 +1758,32 @@
     </w:p>
     <w:p>
       <w:pPr>
-        <w:rPr>
+        <w:pStyle w:val="Heading2"/>
+        <w:spacing w:before="200" w:after="0" w:line="360" w:lineRule="auto"/>
+        <w:rPr>
+          <w:rFonts w:cstheme="majorHAnsi"/>
           <w:b/>
           <w:bCs/>
-        </w:rPr>
-      </w:pPr>
-      <w:r>
-        <w:rPr>
+          <w:color w:val="156082" w:themeColor="accent1"/>
+          <w:kern w:val="0"/>
+          <w14:ligatures w14:val="none"/>
+        </w:rPr>
+      </w:pPr>
+      <w:r>
+        <w:rPr>
+          <w:rFonts w:cstheme="majorHAnsi"/>
           <w:b/>
           <w:bCs/>
+          <w:color w:val="156082" w:themeColor="accent1"/>
+          <w:kern w:val="0"/>
+          <w14:ligatures w14:val="none"/>
         </w:rPr>
         <w:t>2. System Design &amp; Problem Statement</w:t>
       </w:r>
     </w:p>
     <w:p>
       <w:pPr>
+        <w:pStyle w:val="Heading3"/>
         <w:rPr>
           <w:b/>
           <w:bCs/>
@@ -81,11 +1798,17 @@
       </w:r>
     </w:p>
     <w:p>
+      <w:pPr>
+        <w:jc w:val="both"/>
+      </w:pPr>
       <w:r>
         <w:t>Dynamic Difficulty Adjustment (DDA) is an automated system logic that modifies a game's mechanics, behaviors, and scenarios in real-time based on player performance. The primary objective of DDA is to maintain the player within a state of "Flow"—a psychological state where the challenge of the task perfectly matches the skill level of the user.</w:t>
       </w:r>
     </w:p>
     <w:p>
+      <w:pPr>
+        <w:jc w:val="both"/>
+      </w:pPr>
       <w:r>
         <w:t xml:space="preserve">Traditional DDA systems often rely on hard-coded thresholds (e.g., IF kills &gt; 50 THEN difficulty = hard), which can lead to jarring, unnatural spikes in gameplay. By solving this problem using a Fuzzy Expert System via the Mamdani inference method, the game achieves smooth, overlapping transitions. The system evaluates multiple performance metrics simultaneously, calculating a weighted, </w:t>
       </w:r>
@@ -100,6 +1823,7 @@
     </w:p>
     <w:p>
       <w:pPr>
+        <w:pStyle w:val="Heading3"/>
         <w:rPr>
           <w:b/>
           <w:bCs/>
@@ -114,11 +1838,17 @@
       </w:r>
     </w:p>
     <w:p>
+      <w:pPr>
+        <w:jc w:val="both"/>
+      </w:pPr>
       <w:r>
         <w:t>To accurately evaluate the player's state, the system tracks six distinct inputs (Antecedents) and manipulates three environmental outputs (Consequents).</w:t>
       </w:r>
     </w:p>
     <w:p>
+      <w:pPr>
+        <w:jc w:val="both"/>
+      </w:pPr>
       <w:r>
         <w:rPr>
           <w:b/>
@@ -133,6 +1863,7 @@
           <w:ilvl w:val="0"/>
           <w:numId w:val="1"/>
         </w:numPr>
+        <w:jc w:val="both"/>
       </w:pPr>
       <w:r>
         <w:rPr>
@@ -167,13 +1898,13 @@
           <w:ilvl w:val="0"/>
           <w:numId w:val="1"/>
         </w:numPr>
+        <w:jc w:val="both"/>
       </w:pPr>
       <w:r>
         <w:rPr>
           <w:b/>
           <w:bCs/>
         </w:rPr>
-        <w:lastRenderedPageBreak/>
         <w:t>Time Elapsed (</w:t>
       </w:r>
       <w:proofErr w:type="spellStart"/>
@@ -202,12 +1933,14 @@
           <w:ilvl w:val="0"/>
           <w:numId w:val="1"/>
         </w:numPr>
+        <w:jc w:val="both"/>
       </w:pPr>
       <w:r>
         <w:rPr>
           <w:b/>
           <w:bCs/>
         </w:rPr>
+        <w:lastRenderedPageBreak/>
         <w:t>Health (health | 0 - 100%):</w:t>
       </w:r>
       <w:r>
@@ -220,6 +1953,7 @@
           <w:ilvl w:val="0"/>
           <w:numId w:val="1"/>
         </w:numPr>
+        <w:jc w:val="both"/>
       </w:pPr>
       <w:r>
         <w:rPr>
@@ -238,6 +1972,7 @@
           <w:ilvl w:val="0"/>
           <w:numId w:val="1"/>
         </w:numPr>
+        <w:jc w:val="both"/>
       </w:pPr>
       <w:r>
         <w:rPr>
@@ -272,6 +2007,7 @@
           <w:ilvl w:val="0"/>
           <w:numId w:val="1"/>
         </w:numPr>
+        <w:jc w:val="both"/>
       </w:pPr>
       <w:r>
         <w:rPr>
@@ -301,6 +2037,9 @@
       </w:r>
     </w:p>
     <w:p>
+      <w:pPr>
+        <w:jc w:val="both"/>
+      </w:pPr>
       <w:r>
         <w:rPr>
           <w:b/>
@@ -315,6 +2054,7 @@
           <w:ilvl w:val="0"/>
           <w:numId w:val="2"/>
         </w:numPr>
+        <w:jc w:val="both"/>
       </w:pPr>
       <w:r>
         <w:rPr>
@@ -349,6 +2089,7 @@
           <w:ilvl w:val="0"/>
           <w:numId w:val="2"/>
         </w:numPr>
+        <w:jc w:val="both"/>
       </w:pPr>
       <w:r>
         <w:rPr>
@@ -383,6 +2124,7 @@
           <w:ilvl w:val="0"/>
           <w:numId w:val="2"/>
         </w:numPr>
+        <w:jc w:val="both"/>
       </w:pPr>
       <w:r>
         <w:rPr>
@@ -413,6 +2155,7 @@
     </w:p>
     <w:p>
       <w:pPr>
+        <w:pStyle w:val="Heading3"/>
         <w:rPr>
           <w:b/>
           <w:bCs/>
@@ -427,6 +2170,9 @@
       </w:r>
     </w:p>
     <w:p>
+      <w:pPr>
+        <w:jc w:val="both"/>
+      </w:pPr>
       <w:r>
         <w:t>The choice of geometric shapes for the fuzzy sets was not arbitrary; it was determined by the nature of the data being measured and the system's required sensitivity to value changes.</w:t>
       </w:r>
@@ -437,6 +2183,7 @@
           <w:ilvl w:val="0"/>
           <w:numId w:val="3"/>
         </w:numPr>
+        <w:jc w:val="both"/>
       </w:pPr>
       <w:r>
         <w:rPr>
@@ -471,6 +2218,7 @@
           <w:ilvl w:val="0"/>
           <w:numId w:val="3"/>
         </w:numPr>
+        <w:jc w:val="both"/>
       </w:pPr>
       <w:r>
         <w:rPr>
@@ -520,11 +2268,7 @@
       </w:r>
       <w:proofErr w:type="spellEnd"/>
       <w:r>
-        <w:t xml:space="preserve">) were deployed for metrics where every small </w:t>
-      </w:r>
-      <w:r>
-        <w:lastRenderedPageBreak/>
-        <w:t>change is highly impactful and requires a more discrete, immediate logical response. For instance, a drop in health or lives signifies a critical shift in player survivability. The sharp peaks and strict linear slopes of a triangular function ensure the system reacts sensitively and decisively to these crucial thresholds, as there is a definitive, undeniable peak to what constitutes "50% Health" or "Gun Level 2."</w:t>
+        <w:t>) were deployed for metrics where every small change is highly impactful and requires a more discrete, immediate logical response. For instance, a drop in health or lives signifies a critical shift in player survivability. The sharp peaks and strict linear slopes of a triangular function ensure the system reacts sensitively and decisively to these crucial thresholds, as there is a definitive, undeniable peak to what constitutes "50% Health" or "Gun Level 2."</w:t>
       </w:r>
     </w:p>
     <w:p>
@@ -533,12 +2277,14 @@
           <w:ilvl w:val="0"/>
           <w:numId w:val="3"/>
         </w:numPr>
+        <w:jc w:val="both"/>
       </w:pPr>
       <w:r>
         <w:rPr>
           <w:b/>
           <w:bCs/>
         </w:rPr>
+        <w:lastRenderedPageBreak/>
         <w:t>Trapezoidal Functions for Edge Cases (</w:t>
       </w:r>
       <w:proofErr w:type="spellStart"/>
@@ -593,24 +2339,34 @@
         <w:t xml:space="preserve"> plateaus from 540 to 600 seconds. This ensures that once a player survives past an extreme threshold, the engine considers them permanently in that maximum state without their membership degree mathematically tapering off as the timer continues to climb.</w:t>
       </w:r>
     </w:p>
-    <w:p/>
     <w:p>
       <w:pPr>
-        <w:rPr>
+        <w:pStyle w:val="Heading2"/>
+        <w:spacing w:before="200" w:after="0" w:line="360" w:lineRule="auto"/>
+        <w:rPr>
+          <w:rFonts w:cstheme="majorHAnsi"/>
           <w:b/>
           <w:bCs/>
-        </w:rPr>
-      </w:pPr>
-      <w:r>
-        <w:rPr>
+          <w:color w:val="156082" w:themeColor="accent1"/>
+          <w:kern w:val="0"/>
+          <w14:ligatures w14:val="none"/>
+        </w:rPr>
+      </w:pPr>
+      <w:r>
+        <w:rPr>
+          <w:rFonts w:cstheme="majorHAnsi"/>
           <w:b/>
           <w:bCs/>
+          <w:color w:val="156082" w:themeColor="accent1"/>
+          <w:kern w:val="0"/>
+          <w14:ligatures w14:val="none"/>
         </w:rPr>
         <w:t>3. Knowledge Base &amp; Rules</w:t>
       </w:r>
     </w:p>
     <w:p>
       <w:pPr>
+        <w:pStyle w:val="Heading3"/>
         <w:rPr>
           <w:b/>
           <w:bCs/>
@@ -625,6 +2381,9 @@
       </w:r>
     </w:p>
     <w:p>
+      <w:pPr>
+        <w:jc w:val="both"/>
+      </w:pPr>
       <w:r>
         <w:t>The inference engine utilizes a comprehensive knowledge base consisting of 24 distinct rules. To ensure logical consistency and to cover the vast spectrum of potential player states, the rule base was architected into four specific categories:</w:t>
       </w:r>
@@ -635,6 +2394,7 @@
           <w:ilvl w:val="0"/>
           <w:numId w:val="4"/>
         </w:numPr>
+        <w:jc w:val="both"/>
       </w:pPr>
       <w:r>
         <w:rPr>
@@ -653,6 +2413,7 @@
           <w:ilvl w:val="0"/>
           <w:numId w:val="4"/>
         </w:numPr>
+        <w:jc w:val="both"/>
       </w:pPr>
       <w:r>
         <w:rPr>
@@ -671,6 +2432,7 @@
           <w:ilvl w:val="0"/>
           <w:numId w:val="4"/>
         </w:numPr>
+        <w:jc w:val="both"/>
       </w:pPr>
       <w:r>
         <w:rPr>
@@ -689,6 +2451,7 @@
           <w:ilvl w:val="0"/>
           <w:numId w:val="4"/>
         </w:numPr>
+        <w:jc w:val="both"/>
       </w:pPr>
       <w:r>
         <w:rPr>
@@ -698,20 +2461,20 @@
         <w:t>Special / Complex Scenarios (R19 to R24):</w:t>
       </w:r>
       <w:r>
-        <w:t xml:space="preserve"> These rules handle highly specific, multi-variable edge cases that standard categorization cannot address. They </w:t>
-      </w:r>
-      <w:r>
-        <w:lastRenderedPageBreak/>
-        <w:t>combine up to five distinct inputs to create bespoke gameplay scenarios. For example, a player with maximum firepower and kills but critically low health triggers the "Glass Cannon" rule, which spawns incredibly fast but very small enemies to test precision aiming and dodging without overwhelming them with sheer mass.</w:t>
+        <w:t xml:space="preserve"> These rules handle highly specific, multi-variable edge cases that standard categorization cannot address. They combine up to five distinct inputs to create bespoke gameplay scenarios. For example, a player with maximum firepower and kills but critically low health triggers the "Glass Cannon" rule, which spawns incredibly fast but very small enemies to test precision aiming and dodging without overwhelming them with sheer mass.</w:t>
       </w:r>
     </w:p>
     <w:p>
+      <w:pPr>
+        <w:jc w:val="both"/>
+      </w:pPr>
       <w:r>
         <w:br w:type="page"/>
       </w:r>
     </w:p>
     <w:p>
       <w:pPr>
+        <w:pStyle w:val="Heading3"/>
         <w:rPr>
           <w:b/>
           <w:bCs/>
@@ -727,6 +2490,9 @@
       </w:r>
     </w:p>
     <w:p>
+      <w:pPr>
+        <w:jc w:val="both"/>
+      </w:pPr>
       <w:r>
         <w:t>The following table outlines the complete set of rules governing the Fuzzy Expert System, utilizing AND/OR operators to map Antecedents to Consequents.</w:t>
       </w:r>
@@ -744,11 +2510,11 @@
         <w:tblLook w:val="04A0" w:firstRow="1" w:lastRow="0" w:firstColumn="1" w:lastColumn="0" w:noHBand="0" w:noVBand="1"/>
       </w:tblPr>
       <w:tblGrid>
-        <w:gridCol w:w="969"/>
+        <w:gridCol w:w="956"/>
         <w:gridCol w:w="1469"/>
-        <w:gridCol w:w="1839"/>
-        <w:gridCol w:w="2783"/>
-        <w:gridCol w:w="2284"/>
+        <w:gridCol w:w="1810"/>
+        <w:gridCol w:w="2606"/>
+        <w:gridCol w:w="2169"/>
       </w:tblGrid>
       <w:tr>
         <w:trPr>
@@ -774,6 +2540,9 @@
             <w:hideMark/>
           </w:tcPr>
           <w:p>
+            <w:pPr>
+              <w:jc w:val="both"/>
+            </w:pPr>
             <w:r>
               <w:rPr>
                 <w:b/>
@@ -802,6 +2571,9 @@
             <w:hideMark/>
           </w:tcPr>
           <w:p>
+            <w:pPr>
+              <w:jc w:val="both"/>
+            </w:pPr>
             <w:r>
               <w:rPr>
                 <w:b/>
@@ -830,6 +2602,9 @@
             <w:hideMark/>
           </w:tcPr>
           <w:p>
+            <w:pPr>
+              <w:jc w:val="both"/>
+            </w:pPr>
             <w:r>
               <w:rPr>
                 <w:b/>
@@ -858,6 +2633,9 @@
             <w:hideMark/>
           </w:tcPr>
           <w:p>
+            <w:pPr>
+              <w:jc w:val="both"/>
+            </w:pPr>
             <w:r>
               <w:rPr>
                 <w:b/>
@@ -886,6 +2664,9 @@
             <w:hideMark/>
           </w:tcPr>
           <w:p>
+            <w:pPr>
+              <w:jc w:val="both"/>
+            </w:pPr>
             <w:r>
               <w:rPr>
                 <w:b/>
@@ -919,6 +2700,9 @@
             <w:hideMark/>
           </w:tcPr>
           <w:p>
+            <w:pPr>
+              <w:jc w:val="both"/>
+            </w:pPr>
             <w:r>
               <w:rPr>
                 <w:b/>
@@ -947,6 +2731,9 @@
             <w:hideMark/>
           </w:tcPr>
           <w:p>
+            <w:pPr>
+              <w:jc w:val="both"/>
+            </w:pPr>
             <w:r>
               <w:t>Mercy</w:t>
             </w:r>
@@ -971,6 +2758,9 @@
             <w:hideMark/>
           </w:tcPr>
           <w:p>
+            <w:pPr>
+              <w:jc w:val="both"/>
+            </w:pPr>
             <w:r>
               <w:t>Critical Mercy</w:t>
             </w:r>
@@ -995,6 +2785,9 @@
             <w:hideMark/>
           </w:tcPr>
           <w:p>
+            <w:pPr>
+              <w:jc w:val="both"/>
+            </w:pPr>
             <w:r>
               <w:t>Lives=Low AND Health=</w:t>
             </w:r>
@@ -1024,6 +2817,9 @@
             <w:hideMark/>
           </w:tcPr>
           <w:p>
+            <w:pPr>
+              <w:jc w:val="both"/>
+            </w:pPr>
             <w:r>
               <w:t>Speed=</w:t>
             </w:r>
@@ -1074,6 +2870,9 @@
             <w:hideMark/>
           </w:tcPr>
           <w:p>
+            <w:pPr>
+              <w:jc w:val="both"/>
+            </w:pPr>
             <w:r>
               <w:rPr>
                 <w:b/>
@@ -1102,6 +2901,9 @@
             <w:hideMark/>
           </w:tcPr>
           <w:p>
+            <w:pPr>
+              <w:jc w:val="both"/>
+            </w:pPr>
             <w:r>
               <w:t>Mercy</w:t>
             </w:r>
@@ -1126,6 +2928,9 @@
             <w:hideMark/>
           </w:tcPr>
           <w:p>
+            <w:pPr>
+              <w:jc w:val="both"/>
+            </w:pPr>
             <w:r>
               <w:t>Fatigue Pullback</w:t>
             </w:r>
@@ -1150,6 +2955,9 @@
             <w:hideMark/>
           </w:tcPr>
           <w:p>
+            <w:pPr>
+              <w:jc w:val="both"/>
+            </w:pPr>
             <w:r>
               <w:t>Time=High/</w:t>
             </w:r>
@@ -1182,6 +2990,9 @@
             <w:hideMark/>
           </w:tcPr>
           <w:p>
+            <w:pPr>
+              <w:jc w:val="both"/>
+            </w:pPr>
             <w:r>
               <w:t>Speed=Low, Delay=High, Size=Low</w:t>
             </w:r>
@@ -1211,6 +3022,9 @@
             <w:hideMark/>
           </w:tcPr>
           <w:p>
+            <w:pPr>
+              <w:jc w:val="both"/>
+            </w:pPr>
             <w:r>
               <w:rPr>
                 <w:b/>
@@ -1239,6 +3053,9 @@
             <w:hideMark/>
           </w:tcPr>
           <w:p>
+            <w:pPr>
+              <w:jc w:val="both"/>
+            </w:pPr>
             <w:r>
               <w:t>Mercy</w:t>
             </w:r>
@@ -1263,6 +3080,9 @@
             <w:hideMark/>
           </w:tcPr>
           <w:p>
+            <w:pPr>
+              <w:jc w:val="both"/>
+            </w:pPr>
             <w:r>
               <w:t>Persistent Mercy</w:t>
             </w:r>
@@ -1287,6 +3107,9 @@
             <w:hideMark/>
           </w:tcPr>
           <w:p>
+            <w:pPr>
+              <w:jc w:val="both"/>
+            </w:pPr>
             <w:r>
               <w:t>Restarts=High</w:t>
             </w:r>
@@ -1311,6 +3134,9 @@
             <w:hideMark/>
           </w:tcPr>
           <w:p>
+            <w:pPr>
+              <w:jc w:val="both"/>
+            </w:pPr>
             <w:r>
               <w:t>Speed=Low, Delay=High, Size=Low</w:t>
             </w:r>
@@ -1340,6 +3166,9 @@
             <w:hideMark/>
           </w:tcPr>
           <w:p>
+            <w:pPr>
+              <w:jc w:val="both"/>
+            </w:pPr>
             <w:r>
               <w:rPr>
                 <w:b/>
@@ -1368,6 +3197,9 @@
             <w:hideMark/>
           </w:tcPr>
           <w:p>
+            <w:pPr>
+              <w:jc w:val="both"/>
+            </w:pPr>
             <w:r>
               <w:t>Mercy</w:t>
             </w:r>
@@ -1392,6 +3224,9 @@
             <w:hideMark/>
           </w:tcPr>
           <w:p>
+            <w:pPr>
+              <w:jc w:val="both"/>
+            </w:pPr>
             <w:r>
               <w:t>Early Struggle</w:t>
             </w:r>
@@ -1416,6 +3251,9 @@
             <w:hideMark/>
           </w:tcPr>
           <w:p>
+            <w:pPr>
+              <w:jc w:val="both"/>
+            </w:pPr>
             <w:r>
               <w:t>Time=</w:t>
             </w:r>
@@ -1453,6 +3291,9 @@
             <w:hideMark/>
           </w:tcPr>
           <w:p>
+            <w:pPr>
+              <w:jc w:val="both"/>
+            </w:pPr>
             <w:r>
               <w:t>Speed=Low, Delay=High, Size=Low</w:t>
             </w:r>
@@ -1482,6 +3323,9 @@
             <w:hideMark/>
           </w:tcPr>
           <w:p>
+            <w:pPr>
+              <w:jc w:val="both"/>
+            </w:pPr>
             <w:r>
               <w:rPr>
                 <w:b/>
@@ -1510,6 +3354,9 @@
             <w:hideMark/>
           </w:tcPr>
           <w:p>
+            <w:pPr>
+              <w:jc w:val="both"/>
+            </w:pPr>
             <w:r>
               <w:t>Mercy</w:t>
             </w:r>
@@ -1534,6 +3381,9 @@
             <w:hideMark/>
           </w:tcPr>
           <w:p>
+            <w:pPr>
+              <w:jc w:val="both"/>
+            </w:pPr>
             <w:r>
               <w:t>Safety Net</w:t>
             </w:r>
@@ -1558,6 +3408,9 @@
             <w:hideMark/>
           </w:tcPr>
           <w:p>
+            <w:pPr>
+              <w:jc w:val="both"/>
+            </w:pPr>
             <w:r>
               <w:t>Health=</w:t>
             </w:r>
@@ -1587,6 +3440,9 @@
             <w:hideMark/>
           </w:tcPr>
           <w:p>
+            <w:pPr>
+              <w:jc w:val="both"/>
+            </w:pPr>
             <w:r>
               <w:t>Speed=Low, Delay=High, Size=Low</w:t>
             </w:r>
@@ -1616,6 +3472,9 @@
             <w:hideMark/>
           </w:tcPr>
           <w:p>
+            <w:pPr>
+              <w:jc w:val="both"/>
+            </w:pPr>
             <w:r>
               <w:rPr>
                 <w:b/>
@@ -1644,6 +3503,9 @@
             <w:hideMark/>
           </w:tcPr>
           <w:p>
+            <w:pPr>
+              <w:jc w:val="both"/>
+            </w:pPr>
             <w:r>
               <w:t>Mercy</w:t>
             </w:r>
@@ -1668,6 +3530,9 @@
             <w:hideMark/>
           </w:tcPr>
           <w:p>
+            <w:pPr>
+              <w:jc w:val="both"/>
+            </w:pPr>
             <w:r>
               <w:t>Low DPS Struggle</w:t>
             </w:r>
@@ -1692,6 +3557,9 @@
             <w:hideMark/>
           </w:tcPr>
           <w:p>
+            <w:pPr>
+              <w:jc w:val="both"/>
+            </w:pPr>
             <w:r>
               <w:t>Gun=Low AND Kills=</w:t>
             </w:r>
@@ -1724,6 +3592,9 @@
             <w:hideMark/>
           </w:tcPr>
           <w:p>
+            <w:pPr>
+              <w:jc w:val="both"/>
+            </w:pPr>
             <w:r>
               <w:t>Speed=</w:t>
             </w:r>
@@ -1761,6 +3632,9 @@
             <w:hideMark/>
           </w:tcPr>
           <w:p>
+            <w:pPr>
+              <w:jc w:val="both"/>
+            </w:pPr>
             <w:r>
               <w:rPr>
                 <w:b/>
@@ -1789,6 +3663,9 @@
             <w:hideMark/>
           </w:tcPr>
           <w:p>
+            <w:pPr>
+              <w:jc w:val="both"/>
+            </w:pPr>
             <w:r>
               <w:t>Neutral</w:t>
             </w:r>
@@ -1813,6 +3690,9 @@
             <w:hideMark/>
           </w:tcPr>
           <w:p>
+            <w:pPr>
+              <w:jc w:val="both"/>
+            </w:pPr>
             <w:r>
               <w:t>Gentle Intro</w:t>
             </w:r>
@@ -1837,6 +3717,9 @@
             <w:hideMark/>
           </w:tcPr>
           <w:p>
+            <w:pPr>
+              <w:jc w:val="both"/>
+            </w:pPr>
             <w:r>
               <w:t>Time=</w:t>
             </w:r>
@@ -1874,6 +3757,9 @@
             <w:hideMark/>
           </w:tcPr>
           <w:p>
+            <w:pPr>
+              <w:jc w:val="both"/>
+            </w:pPr>
             <w:r>
               <w:t>Speed=Low, Delay=High, Size=Low</w:t>
             </w:r>
@@ -1903,6 +3789,9 @@
             <w:hideMark/>
           </w:tcPr>
           <w:p>
+            <w:pPr>
+              <w:jc w:val="both"/>
+            </w:pPr>
             <w:r>
               <w:rPr>
                 <w:b/>
@@ -1932,6 +3821,9 @@
             <w:hideMark/>
           </w:tcPr>
           <w:p>
+            <w:pPr>
+              <w:jc w:val="both"/>
+            </w:pPr>
             <w:r>
               <w:t>Neutral</w:t>
             </w:r>
@@ -1956,6 +3848,9 @@
             <w:hideMark/>
           </w:tcPr>
           <w:p>
+            <w:pPr>
+              <w:jc w:val="both"/>
+            </w:pPr>
             <w:r>
               <w:t>Standard Pace</w:t>
             </w:r>
@@ -1980,6 +3875,9 @@
             <w:hideMark/>
           </w:tcPr>
           <w:p>
+            <w:pPr>
+              <w:jc w:val="both"/>
+            </w:pPr>
             <w:r>
               <w:t>Kills=Med AND Time=Med</w:t>
             </w:r>
@@ -2004,6 +3902,9 @@
             <w:hideMark/>
           </w:tcPr>
           <w:p>
+            <w:pPr>
+              <w:jc w:val="both"/>
+            </w:pPr>
             <w:r>
               <w:t>Speed=Med, Delay=Med, Size=Med</w:t>
             </w:r>
@@ -2033,6 +3934,9 @@
             <w:hideMark/>
           </w:tcPr>
           <w:p>
+            <w:pPr>
+              <w:jc w:val="both"/>
+            </w:pPr>
             <w:r>
               <w:rPr>
                 <w:b/>
@@ -2061,6 +3965,9 @@
             <w:hideMark/>
           </w:tcPr>
           <w:p>
+            <w:pPr>
+              <w:jc w:val="both"/>
+            </w:pPr>
             <w:r>
               <w:t>Neutral</w:t>
             </w:r>
@@ -2085,6 +3992,9 @@
             <w:hideMark/>
           </w:tcPr>
           <w:p>
+            <w:pPr>
+              <w:jc w:val="both"/>
+            </w:pPr>
             <w:r>
               <w:t>Balanced State</w:t>
             </w:r>
@@ -2109,6 +4019,9 @@
             <w:hideMark/>
           </w:tcPr>
           <w:p>
+            <w:pPr>
+              <w:jc w:val="both"/>
+            </w:pPr>
             <w:r>
               <w:t>Health=Med AND Lives=Normal</w:t>
             </w:r>
@@ -2133,6 +4046,9 @@
             <w:hideMark/>
           </w:tcPr>
           <w:p>
+            <w:pPr>
+              <w:jc w:val="both"/>
+            </w:pPr>
             <w:r>
               <w:t>Speed=Med, Delay=Med, Size=Med</w:t>
             </w:r>
@@ -2162,6 +4078,9 @@
             <w:hideMark/>
           </w:tcPr>
           <w:p>
+            <w:pPr>
+              <w:jc w:val="both"/>
+            </w:pPr>
             <w:r>
               <w:rPr>
                 <w:b/>
@@ -2190,6 +4109,9 @@
             <w:hideMark/>
           </w:tcPr>
           <w:p>
+            <w:pPr>
+              <w:jc w:val="both"/>
+            </w:pPr>
             <w:r>
               <w:t>Neutral</w:t>
             </w:r>
@@ -2214,6 +4136,9 @@
             <w:hideMark/>
           </w:tcPr>
           <w:p>
+            <w:pPr>
+              <w:jc w:val="both"/>
+            </w:pPr>
             <w:r>
               <w:t>Equipment Comp.</w:t>
             </w:r>
@@ -2238,6 +4163,9 @@
             <w:hideMark/>
           </w:tcPr>
           <w:p>
+            <w:pPr>
+              <w:jc w:val="both"/>
+            </w:pPr>
             <w:r>
               <w:t>Gun=High AND Health=Low</w:t>
             </w:r>
@@ -2262,6 +4190,9 @@
             <w:hideMark/>
           </w:tcPr>
           <w:p>
+            <w:pPr>
+              <w:jc w:val="both"/>
+            </w:pPr>
             <w:r>
               <w:t>Speed=Med, Delay=Med, Size=Med</w:t>
             </w:r>
@@ -2291,6 +4222,9 @@
             <w:hideMark/>
           </w:tcPr>
           <w:p>
+            <w:pPr>
+              <w:jc w:val="both"/>
+            </w:pPr>
             <w:r>
               <w:rPr>
                 <w:b/>
@@ -2319,6 +4253,9 @@
             <w:hideMark/>
           </w:tcPr>
           <w:p>
+            <w:pPr>
+              <w:jc w:val="both"/>
+            </w:pPr>
             <w:r>
               <w:t>Neutral</w:t>
             </w:r>
@@ -2343,6 +4280,9 @@
             <w:hideMark/>
           </w:tcPr>
           <w:p>
+            <w:pPr>
+              <w:jc w:val="both"/>
+            </w:pPr>
             <w:r>
               <w:t>Stabilized Run</w:t>
             </w:r>
@@ -2367,6 +4307,9 @@
             <w:hideMark/>
           </w:tcPr>
           <w:p>
+            <w:pPr>
+              <w:jc w:val="both"/>
+            </w:pPr>
             <w:r>
               <w:t>Restarts=Normal AND Health=Med</w:t>
             </w:r>
@@ -2391,6 +4334,9 @@
             <w:hideMark/>
           </w:tcPr>
           <w:p>
+            <w:pPr>
+              <w:jc w:val="both"/>
+            </w:pPr>
             <w:r>
               <w:t>Speed=Med, Delay=Med, Size=Med</w:t>
             </w:r>
@@ -2420,6 +4366,9 @@
             <w:hideMark/>
           </w:tcPr>
           <w:p>
+            <w:pPr>
+              <w:jc w:val="both"/>
+            </w:pPr>
             <w:r>
               <w:rPr>
                 <w:b/>
@@ -2448,6 +4397,9 @@
             <w:hideMark/>
           </w:tcPr>
           <w:p>
+            <w:pPr>
+              <w:jc w:val="both"/>
+            </w:pPr>
             <w:r>
               <w:t>Neutral</w:t>
             </w:r>
@@ -2472,6 +4424,9 @@
             <w:hideMark/>
           </w:tcPr>
           <w:p>
+            <w:pPr>
+              <w:jc w:val="both"/>
+            </w:pPr>
             <w:r>
               <w:t>Stable Start</w:t>
             </w:r>
@@ -2496,6 +4451,9 @@
             <w:hideMark/>
           </w:tcPr>
           <w:p>
+            <w:pPr>
+              <w:jc w:val="both"/>
+            </w:pPr>
             <w:r>
               <w:t>Time=Low AND Kills=Med AND Health=High</w:t>
             </w:r>
@@ -2520,6 +4478,9 @@
             <w:hideMark/>
           </w:tcPr>
           <w:p>
+            <w:pPr>
+              <w:jc w:val="both"/>
+            </w:pPr>
             <w:r>
               <w:t>Speed=Med, Delay=Med, Size=Med</w:t>
             </w:r>
@@ -2549,6 +4510,9 @@
             <w:hideMark/>
           </w:tcPr>
           <w:p>
+            <w:pPr>
+              <w:jc w:val="both"/>
+            </w:pPr>
             <w:r>
               <w:rPr>
                 <w:b/>
@@ -2577,6 +4541,9 @@
             <w:hideMark/>
           </w:tcPr>
           <w:p>
+            <w:pPr>
+              <w:jc w:val="both"/>
+            </w:pPr>
             <w:r>
               <w:t>Challenge</w:t>
             </w:r>
@@ -2601,6 +4568,9 @@
             <w:hideMark/>
           </w:tcPr>
           <w:p>
+            <w:pPr>
+              <w:jc w:val="both"/>
+            </w:pPr>
             <w:r>
               <w:t>Challenge Ramp</w:t>
             </w:r>
@@ -2625,6 +4595,9 @@
             <w:hideMark/>
           </w:tcPr>
           <w:p>
+            <w:pPr>
+              <w:jc w:val="both"/>
+            </w:pPr>
             <w:r>
               <w:t>Kills=High AND Time=High</w:t>
             </w:r>
@@ -2649,6 +4622,9 @@
             <w:hideMark/>
           </w:tcPr>
           <w:p>
+            <w:pPr>
+              <w:jc w:val="both"/>
+            </w:pPr>
             <w:r>
               <w:t>Speed=High, Delay=Low, Size=High</w:t>
             </w:r>
@@ -2678,6 +4654,9 @@
             <w:hideMark/>
           </w:tcPr>
           <w:p>
+            <w:pPr>
+              <w:jc w:val="both"/>
+            </w:pPr>
             <w:r>
               <w:rPr>
                 <w:b/>
@@ -2706,6 +4685,9 @@
             <w:hideMark/>
           </w:tcPr>
           <w:p>
+            <w:pPr>
+              <w:jc w:val="both"/>
+            </w:pPr>
             <w:r>
               <w:t>Challenge</w:t>
             </w:r>
@@ -2730,6 +4712,9 @@
             <w:hideMark/>
           </w:tcPr>
           <w:p>
+            <w:pPr>
+              <w:jc w:val="both"/>
+            </w:pPr>
             <w:r>
               <w:t>Peak Performance</w:t>
             </w:r>
@@ -2754,6 +4739,9 @@
             <w:hideMark/>
           </w:tcPr>
           <w:p>
+            <w:pPr>
+              <w:jc w:val="both"/>
+            </w:pPr>
             <w:r>
               <w:t>Kills=</w:t>
             </w:r>
@@ -2794,6 +4782,9 @@
             <w:hideMark/>
           </w:tcPr>
           <w:p>
+            <w:pPr>
+              <w:jc w:val="both"/>
+            </w:pPr>
             <w:r>
               <w:t>Speed=</w:t>
             </w:r>
@@ -2844,35 +4835,185 @@
             <w:hideMark/>
           </w:tcPr>
           <w:p>
+            <w:pPr>
+              <w:jc w:val="both"/>
+            </w:pPr>
+            <w:r>
+              <w:rPr>
+                <w:b/>
+                <w:bCs/>
+              </w:rPr>
+              <w:t>R15</w:t>
+            </w:r>
+          </w:p>
+        </w:tc>
+        <w:tc>
+          <w:tcPr>
+            <w:tcW w:w="0" w:type="auto"/>
+            <w:tcBorders>
+              <w:top w:val="single" w:sz="6" w:space="0" w:color="C4C7C5"/>
+              <w:left w:val="single" w:sz="6" w:space="0" w:color="C4C7C5"/>
+              <w:bottom w:val="single" w:sz="6" w:space="0" w:color="C4C7C5"/>
+              <w:right w:val="single" w:sz="6" w:space="0" w:color="C4C7C5"/>
+            </w:tcBorders>
+            <w:tcMar>
+              <w:top w:w="120" w:type="dxa"/>
+              <w:left w:w="180" w:type="dxa"/>
+              <w:bottom w:w="120" w:type="dxa"/>
+              <w:right w:w="180" w:type="dxa"/>
+            </w:tcMar>
+            <w:vAlign w:val="center"/>
+            <w:hideMark/>
+          </w:tcPr>
+          <w:p>
+            <w:pPr>
+              <w:jc w:val="both"/>
+            </w:pPr>
+            <w:r>
+              <w:t>Challenge</w:t>
+            </w:r>
+          </w:p>
+        </w:tc>
+        <w:tc>
+          <w:tcPr>
+            <w:tcW w:w="0" w:type="auto"/>
+            <w:tcBorders>
+              <w:top w:val="single" w:sz="6" w:space="0" w:color="C4C7C5"/>
+              <w:left w:val="single" w:sz="6" w:space="0" w:color="C4C7C5"/>
+              <w:bottom w:val="single" w:sz="6" w:space="0" w:color="C4C7C5"/>
+              <w:right w:val="single" w:sz="6" w:space="0" w:color="C4C7C5"/>
+            </w:tcBorders>
+            <w:tcMar>
+              <w:top w:w="120" w:type="dxa"/>
+              <w:left w:w="180" w:type="dxa"/>
+              <w:bottom w:w="120" w:type="dxa"/>
+              <w:right w:w="180" w:type="dxa"/>
+            </w:tcMar>
+            <w:vAlign w:val="center"/>
+            <w:hideMark/>
+          </w:tcPr>
+          <w:p>
+            <w:pPr>
+              <w:jc w:val="both"/>
+            </w:pPr>
+            <w:r>
+              <w:t>Weapon Escalation</w:t>
+            </w:r>
+          </w:p>
+        </w:tc>
+        <w:tc>
+          <w:tcPr>
+            <w:tcW w:w="0" w:type="auto"/>
+            <w:tcBorders>
+              <w:top w:val="single" w:sz="6" w:space="0" w:color="C4C7C5"/>
+              <w:left w:val="single" w:sz="6" w:space="0" w:color="C4C7C5"/>
+              <w:bottom w:val="single" w:sz="6" w:space="0" w:color="C4C7C5"/>
+              <w:right w:val="single" w:sz="6" w:space="0" w:color="C4C7C5"/>
+            </w:tcBorders>
+            <w:tcMar>
+              <w:top w:w="120" w:type="dxa"/>
+              <w:left w:w="180" w:type="dxa"/>
+              <w:bottom w:w="120" w:type="dxa"/>
+              <w:right w:w="180" w:type="dxa"/>
+            </w:tcMar>
+            <w:vAlign w:val="center"/>
+            <w:hideMark/>
+          </w:tcPr>
+          <w:p>
+            <w:pPr>
+              <w:jc w:val="both"/>
+            </w:pPr>
+            <w:r>
+              <w:t>Gun=High AND Health=High</w:t>
+            </w:r>
+          </w:p>
+        </w:tc>
+        <w:tc>
+          <w:tcPr>
+            <w:tcW w:w="0" w:type="auto"/>
+            <w:tcBorders>
+              <w:top w:val="single" w:sz="6" w:space="0" w:color="C4C7C5"/>
+              <w:left w:val="single" w:sz="6" w:space="0" w:color="C4C7C5"/>
+              <w:bottom w:val="single" w:sz="6" w:space="0" w:color="C4C7C5"/>
+              <w:right w:val="single" w:sz="6" w:space="0" w:color="C4C7C5"/>
+            </w:tcBorders>
+            <w:tcMar>
+              <w:top w:w="120" w:type="dxa"/>
+              <w:left w:w="180" w:type="dxa"/>
+              <w:bottom w:w="120" w:type="dxa"/>
+              <w:right w:w="180" w:type="dxa"/>
+            </w:tcMar>
+            <w:vAlign w:val="center"/>
+            <w:hideMark/>
+          </w:tcPr>
+          <w:p>
+            <w:pPr>
+              <w:jc w:val="both"/>
+            </w:pPr>
+            <w:r>
+              <w:t>Speed=High, Delay=Low, Size=High</w:t>
+            </w:r>
+          </w:p>
+        </w:tc>
+      </w:tr>
+      <w:tr>
+        <w:trPr>
+          <w:tblCellSpacing w:w="15" w:type="dxa"/>
+        </w:trPr>
+        <w:tc>
+          <w:tcPr>
+            <w:tcW w:w="0" w:type="auto"/>
+            <w:tcBorders>
+              <w:top w:val="single" w:sz="6" w:space="0" w:color="C4C7C5"/>
+              <w:left w:val="single" w:sz="6" w:space="0" w:color="C4C7C5"/>
+              <w:bottom w:val="single" w:sz="6" w:space="0" w:color="C4C7C5"/>
+              <w:right w:val="single" w:sz="6" w:space="0" w:color="C4C7C5"/>
+            </w:tcBorders>
+            <w:tcMar>
+              <w:top w:w="120" w:type="dxa"/>
+              <w:left w:w="180" w:type="dxa"/>
+              <w:bottom w:w="120" w:type="dxa"/>
+              <w:right w:w="180" w:type="dxa"/>
+            </w:tcMar>
+            <w:vAlign w:val="center"/>
+            <w:hideMark/>
+          </w:tcPr>
+          <w:p>
+            <w:pPr>
+              <w:jc w:val="both"/>
+            </w:pPr>
             <w:r>
               <w:rPr>
                 <w:b/>
                 <w:bCs/>
               </w:rPr>
               <w:lastRenderedPageBreak/>
-              <w:t>R15</w:t>
-            </w:r>
-          </w:p>
-        </w:tc>
-        <w:tc>
-          <w:tcPr>
-            <w:tcW w:w="0" w:type="auto"/>
-            <w:tcBorders>
-              <w:top w:val="single" w:sz="6" w:space="0" w:color="C4C7C5"/>
-              <w:left w:val="single" w:sz="6" w:space="0" w:color="C4C7C5"/>
-              <w:bottom w:val="single" w:sz="6" w:space="0" w:color="C4C7C5"/>
-              <w:right w:val="single" w:sz="6" w:space="0" w:color="C4C7C5"/>
-            </w:tcBorders>
-            <w:tcMar>
-              <w:top w:w="120" w:type="dxa"/>
-              <w:left w:w="180" w:type="dxa"/>
-              <w:bottom w:w="120" w:type="dxa"/>
-              <w:right w:w="180" w:type="dxa"/>
-            </w:tcMar>
-            <w:vAlign w:val="center"/>
-            <w:hideMark/>
-          </w:tcPr>
-          <w:p>
+              <w:t>R16</w:t>
+            </w:r>
+          </w:p>
+        </w:tc>
+        <w:tc>
+          <w:tcPr>
+            <w:tcW w:w="0" w:type="auto"/>
+            <w:tcBorders>
+              <w:top w:val="single" w:sz="6" w:space="0" w:color="C4C7C5"/>
+              <w:left w:val="single" w:sz="6" w:space="0" w:color="C4C7C5"/>
+              <w:bottom w:val="single" w:sz="6" w:space="0" w:color="C4C7C5"/>
+              <w:right w:val="single" w:sz="6" w:space="0" w:color="C4C7C5"/>
+            </w:tcBorders>
+            <w:tcMar>
+              <w:top w:w="120" w:type="dxa"/>
+              <w:left w:w="180" w:type="dxa"/>
+              <w:bottom w:w="120" w:type="dxa"/>
+              <w:right w:w="180" w:type="dxa"/>
+            </w:tcMar>
+            <w:vAlign w:val="center"/>
+            <w:hideMark/>
+          </w:tcPr>
+          <w:p>
+            <w:pPr>
+              <w:jc w:val="both"/>
+            </w:pPr>
             <w:r>
               <w:t>Challenge</w:t>
             </w:r>
@@ -2897,54 +5038,71 @@
             <w:hideMark/>
           </w:tcPr>
           <w:p>
-            <w:r>
-              <w:t>Weapon Escalation</w:t>
-            </w:r>
-          </w:p>
-        </w:tc>
-        <w:tc>
-          <w:tcPr>
-            <w:tcW w:w="0" w:type="auto"/>
-            <w:tcBorders>
-              <w:top w:val="single" w:sz="6" w:space="0" w:color="C4C7C5"/>
-              <w:left w:val="single" w:sz="6" w:space="0" w:color="C4C7C5"/>
-              <w:bottom w:val="single" w:sz="6" w:space="0" w:color="C4C7C5"/>
-              <w:right w:val="single" w:sz="6" w:space="0" w:color="C4C7C5"/>
-            </w:tcBorders>
-            <w:tcMar>
-              <w:top w:w="120" w:type="dxa"/>
-              <w:left w:w="180" w:type="dxa"/>
-              <w:bottom w:w="120" w:type="dxa"/>
-              <w:right w:w="180" w:type="dxa"/>
-            </w:tcMar>
-            <w:vAlign w:val="center"/>
-            <w:hideMark/>
-          </w:tcPr>
-          <w:p>
-            <w:r>
-              <w:t>Gun=High AND Health=High</w:t>
-            </w:r>
-          </w:p>
-        </w:tc>
-        <w:tc>
-          <w:tcPr>
-            <w:tcW w:w="0" w:type="auto"/>
-            <w:tcBorders>
-              <w:top w:val="single" w:sz="6" w:space="0" w:color="C4C7C5"/>
-              <w:left w:val="single" w:sz="6" w:space="0" w:color="C4C7C5"/>
-              <w:bottom w:val="single" w:sz="6" w:space="0" w:color="C4C7C5"/>
-              <w:right w:val="single" w:sz="6" w:space="0" w:color="C4C7C5"/>
-            </w:tcBorders>
-            <w:tcMar>
-              <w:top w:w="120" w:type="dxa"/>
-              <w:left w:w="180" w:type="dxa"/>
-              <w:bottom w:w="120" w:type="dxa"/>
-              <w:right w:w="180" w:type="dxa"/>
-            </w:tcMar>
-            <w:vAlign w:val="center"/>
-            <w:hideMark/>
-          </w:tcPr>
-          <w:p>
+            <w:pPr>
+              <w:jc w:val="both"/>
+            </w:pPr>
+            <w:r>
+              <w:t>Endurance Push</w:t>
+            </w:r>
+          </w:p>
+        </w:tc>
+        <w:tc>
+          <w:tcPr>
+            <w:tcW w:w="0" w:type="auto"/>
+            <w:tcBorders>
+              <w:top w:val="single" w:sz="6" w:space="0" w:color="C4C7C5"/>
+              <w:left w:val="single" w:sz="6" w:space="0" w:color="C4C7C5"/>
+              <w:bottom w:val="single" w:sz="6" w:space="0" w:color="C4C7C5"/>
+              <w:right w:val="single" w:sz="6" w:space="0" w:color="C4C7C5"/>
+            </w:tcBorders>
+            <w:tcMar>
+              <w:top w:w="120" w:type="dxa"/>
+              <w:left w:w="180" w:type="dxa"/>
+              <w:bottom w:w="120" w:type="dxa"/>
+              <w:right w:w="180" w:type="dxa"/>
+            </w:tcMar>
+            <w:vAlign w:val="center"/>
+            <w:hideMark/>
+          </w:tcPr>
+          <w:p>
+            <w:pPr>
+              <w:jc w:val="both"/>
+            </w:pPr>
+            <w:r>
+              <w:t>Time=</w:t>
+            </w:r>
+            <w:proofErr w:type="spellStart"/>
+            <w:r>
+              <w:t>V.High</w:t>
+            </w:r>
+            <w:proofErr w:type="spellEnd"/>
+            <w:r>
+              <w:t xml:space="preserve"> AND Health=High</w:t>
+            </w:r>
+          </w:p>
+        </w:tc>
+        <w:tc>
+          <w:tcPr>
+            <w:tcW w:w="0" w:type="auto"/>
+            <w:tcBorders>
+              <w:top w:val="single" w:sz="6" w:space="0" w:color="C4C7C5"/>
+              <w:left w:val="single" w:sz="6" w:space="0" w:color="C4C7C5"/>
+              <w:bottom w:val="single" w:sz="6" w:space="0" w:color="C4C7C5"/>
+              <w:right w:val="single" w:sz="6" w:space="0" w:color="C4C7C5"/>
+            </w:tcBorders>
+            <w:tcMar>
+              <w:top w:w="120" w:type="dxa"/>
+              <w:left w:w="180" w:type="dxa"/>
+              <w:bottom w:w="120" w:type="dxa"/>
+              <w:right w:w="180" w:type="dxa"/>
+            </w:tcMar>
+            <w:vAlign w:val="center"/>
+            <w:hideMark/>
+          </w:tcPr>
+          <w:p>
+            <w:pPr>
+              <w:jc w:val="both"/>
+            </w:pPr>
             <w:r>
               <w:t>Speed=High, Delay=Low, Size=High</w:t>
             </w:r>
@@ -2974,34 +5132,40 @@
             <w:hideMark/>
           </w:tcPr>
           <w:p>
+            <w:pPr>
+              <w:jc w:val="both"/>
+            </w:pPr>
             <w:r>
               <w:rPr>
                 <w:b/>
                 <w:bCs/>
               </w:rPr>
-              <w:t>R16</w:t>
-            </w:r>
-          </w:p>
-        </w:tc>
-        <w:tc>
-          <w:tcPr>
-            <w:tcW w:w="0" w:type="auto"/>
-            <w:tcBorders>
-              <w:top w:val="single" w:sz="6" w:space="0" w:color="C4C7C5"/>
-              <w:left w:val="single" w:sz="6" w:space="0" w:color="C4C7C5"/>
-              <w:bottom w:val="single" w:sz="6" w:space="0" w:color="C4C7C5"/>
-              <w:right w:val="single" w:sz="6" w:space="0" w:color="C4C7C5"/>
-            </w:tcBorders>
-            <w:tcMar>
-              <w:top w:w="120" w:type="dxa"/>
-              <w:left w:w="180" w:type="dxa"/>
-              <w:bottom w:w="120" w:type="dxa"/>
-              <w:right w:w="180" w:type="dxa"/>
-            </w:tcMar>
-            <w:vAlign w:val="center"/>
-            <w:hideMark/>
-          </w:tcPr>
-          <w:p>
+              <w:t>R17</w:t>
+            </w:r>
+          </w:p>
+        </w:tc>
+        <w:tc>
+          <w:tcPr>
+            <w:tcW w:w="0" w:type="auto"/>
+            <w:tcBorders>
+              <w:top w:val="single" w:sz="6" w:space="0" w:color="C4C7C5"/>
+              <w:left w:val="single" w:sz="6" w:space="0" w:color="C4C7C5"/>
+              <w:bottom w:val="single" w:sz="6" w:space="0" w:color="C4C7C5"/>
+              <w:right w:val="single" w:sz="6" w:space="0" w:color="C4C7C5"/>
+            </w:tcBorders>
+            <w:tcMar>
+              <w:top w:w="120" w:type="dxa"/>
+              <w:left w:w="180" w:type="dxa"/>
+              <w:bottom w:w="120" w:type="dxa"/>
+              <w:right w:w="180" w:type="dxa"/>
+            </w:tcMar>
+            <w:vAlign w:val="center"/>
+            <w:hideMark/>
+          </w:tcPr>
+          <w:p>
+            <w:pPr>
+              <w:jc w:val="both"/>
+            </w:pPr>
             <w:r>
               <w:t>Challenge</w:t>
             </w:r>
@@ -3026,62 +5190,63 @@
             <w:hideMark/>
           </w:tcPr>
           <w:p>
-            <w:r>
-              <w:t>Endurance Push</w:t>
-            </w:r>
-          </w:p>
-        </w:tc>
-        <w:tc>
-          <w:tcPr>
-            <w:tcW w:w="0" w:type="auto"/>
-            <w:tcBorders>
-              <w:top w:val="single" w:sz="6" w:space="0" w:color="C4C7C5"/>
-              <w:left w:val="single" w:sz="6" w:space="0" w:color="C4C7C5"/>
-              <w:bottom w:val="single" w:sz="6" w:space="0" w:color="C4C7C5"/>
-              <w:right w:val="single" w:sz="6" w:space="0" w:color="C4C7C5"/>
-            </w:tcBorders>
-            <w:tcMar>
-              <w:top w:w="120" w:type="dxa"/>
-              <w:left w:w="180" w:type="dxa"/>
-              <w:bottom w:w="120" w:type="dxa"/>
-              <w:right w:w="180" w:type="dxa"/>
-            </w:tcMar>
-            <w:vAlign w:val="center"/>
-            <w:hideMark/>
-          </w:tcPr>
-          <w:p>
-            <w:r>
-              <w:t>Time=</w:t>
-            </w:r>
-            <w:proofErr w:type="spellStart"/>
-            <w:r>
-              <w:t>V.High</w:t>
-            </w:r>
-            <w:proofErr w:type="spellEnd"/>
-            <w:r>
-              <w:t xml:space="preserve"> AND Health=High</w:t>
-            </w:r>
-          </w:p>
-        </w:tc>
-        <w:tc>
-          <w:tcPr>
-            <w:tcW w:w="0" w:type="auto"/>
-            <w:tcBorders>
-              <w:top w:val="single" w:sz="6" w:space="0" w:color="C4C7C5"/>
-              <w:left w:val="single" w:sz="6" w:space="0" w:color="C4C7C5"/>
-              <w:bottom w:val="single" w:sz="6" w:space="0" w:color="C4C7C5"/>
-              <w:right w:val="single" w:sz="6" w:space="0" w:color="C4C7C5"/>
-            </w:tcBorders>
-            <w:tcMar>
-              <w:top w:w="120" w:type="dxa"/>
-              <w:left w:w="180" w:type="dxa"/>
-              <w:bottom w:w="120" w:type="dxa"/>
-              <w:right w:w="180" w:type="dxa"/>
-            </w:tcMar>
-            <w:vAlign w:val="center"/>
-            <w:hideMark/>
-          </w:tcPr>
-          <w:p>
+            <w:pPr>
+              <w:jc w:val="both"/>
+            </w:pPr>
+            <w:r>
+              <w:t>Talent Recognition</w:t>
+            </w:r>
+          </w:p>
+        </w:tc>
+        <w:tc>
+          <w:tcPr>
+            <w:tcW w:w="0" w:type="auto"/>
+            <w:tcBorders>
+              <w:top w:val="single" w:sz="6" w:space="0" w:color="C4C7C5"/>
+              <w:left w:val="single" w:sz="6" w:space="0" w:color="C4C7C5"/>
+              <w:bottom w:val="single" w:sz="6" w:space="0" w:color="C4C7C5"/>
+              <w:right w:val="single" w:sz="6" w:space="0" w:color="C4C7C5"/>
+            </w:tcBorders>
+            <w:tcMar>
+              <w:top w:w="120" w:type="dxa"/>
+              <w:left w:w="180" w:type="dxa"/>
+              <w:bottom w:w="120" w:type="dxa"/>
+              <w:right w:w="180" w:type="dxa"/>
+            </w:tcMar>
+            <w:vAlign w:val="center"/>
+            <w:hideMark/>
+          </w:tcPr>
+          <w:p>
+            <w:pPr>
+              <w:jc w:val="both"/>
+            </w:pPr>
+            <w:r>
+              <w:t>Kills=High AND Lives=High AND Restarts=Low</w:t>
+            </w:r>
+          </w:p>
+        </w:tc>
+        <w:tc>
+          <w:tcPr>
+            <w:tcW w:w="0" w:type="auto"/>
+            <w:tcBorders>
+              <w:top w:val="single" w:sz="6" w:space="0" w:color="C4C7C5"/>
+              <w:left w:val="single" w:sz="6" w:space="0" w:color="C4C7C5"/>
+              <w:bottom w:val="single" w:sz="6" w:space="0" w:color="C4C7C5"/>
+              <w:right w:val="single" w:sz="6" w:space="0" w:color="C4C7C5"/>
+            </w:tcBorders>
+            <w:tcMar>
+              <w:top w:w="120" w:type="dxa"/>
+              <w:left w:w="180" w:type="dxa"/>
+              <w:bottom w:w="120" w:type="dxa"/>
+              <w:right w:w="180" w:type="dxa"/>
+            </w:tcMar>
+            <w:vAlign w:val="center"/>
+            <w:hideMark/>
+          </w:tcPr>
+          <w:p>
+            <w:pPr>
+              <w:jc w:val="both"/>
+            </w:pPr>
             <w:r>
               <w:t>Speed=High, Delay=Low, Size=High</w:t>
             </w:r>
@@ -3111,34 +5276,40 @@
             <w:hideMark/>
           </w:tcPr>
           <w:p>
+            <w:pPr>
+              <w:jc w:val="both"/>
+            </w:pPr>
             <w:r>
               <w:rPr>
                 <w:b/>
                 <w:bCs/>
               </w:rPr>
-              <w:t>R17</w:t>
-            </w:r>
-          </w:p>
-        </w:tc>
-        <w:tc>
-          <w:tcPr>
-            <w:tcW w:w="0" w:type="auto"/>
-            <w:tcBorders>
-              <w:top w:val="single" w:sz="6" w:space="0" w:color="C4C7C5"/>
-              <w:left w:val="single" w:sz="6" w:space="0" w:color="C4C7C5"/>
-              <w:bottom w:val="single" w:sz="6" w:space="0" w:color="C4C7C5"/>
-              <w:right w:val="single" w:sz="6" w:space="0" w:color="C4C7C5"/>
-            </w:tcBorders>
-            <w:tcMar>
-              <w:top w:w="120" w:type="dxa"/>
-              <w:left w:w="180" w:type="dxa"/>
-              <w:bottom w:w="120" w:type="dxa"/>
-              <w:right w:w="180" w:type="dxa"/>
-            </w:tcMar>
-            <w:vAlign w:val="center"/>
-            <w:hideMark/>
-          </w:tcPr>
-          <w:p>
+              <w:t>R18</w:t>
+            </w:r>
+          </w:p>
+        </w:tc>
+        <w:tc>
+          <w:tcPr>
+            <w:tcW w:w="0" w:type="auto"/>
+            <w:tcBorders>
+              <w:top w:val="single" w:sz="6" w:space="0" w:color="C4C7C5"/>
+              <w:left w:val="single" w:sz="6" w:space="0" w:color="C4C7C5"/>
+              <w:bottom w:val="single" w:sz="6" w:space="0" w:color="C4C7C5"/>
+              <w:right w:val="single" w:sz="6" w:space="0" w:color="C4C7C5"/>
+            </w:tcBorders>
+            <w:tcMar>
+              <w:top w:w="120" w:type="dxa"/>
+              <w:left w:w="180" w:type="dxa"/>
+              <w:bottom w:w="120" w:type="dxa"/>
+              <w:right w:w="180" w:type="dxa"/>
+            </w:tcMar>
+            <w:vAlign w:val="center"/>
+            <w:hideMark/>
+          </w:tcPr>
+          <w:p>
+            <w:pPr>
+              <w:jc w:val="both"/>
+            </w:pPr>
             <w:r>
               <w:t>Challenge</w:t>
             </w:r>
@@ -3163,54 +5334,63 @@
             <w:hideMark/>
           </w:tcPr>
           <w:p>
-            <w:r>
-              <w:t>Talent Recognition</w:t>
-            </w:r>
-          </w:p>
-        </w:tc>
-        <w:tc>
-          <w:tcPr>
-            <w:tcW w:w="0" w:type="auto"/>
-            <w:tcBorders>
-              <w:top w:val="single" w:sz="6" w:space="0" w:color="C4C7C5"/>
-              <w:left w:val="single" w:sz="6" w:space="0" w:color="C4C7C5"/>
-              <w:bottom w:val="single" w:sz="6" w:space="0" w:color="C4C7C5"/>
-              <w:right w:val="single" w:sz="6" w:space="0" w:color="C4C7C5"/>
-            </w:tcBorders>
-            <w:tcMar>
-              <w:top w:w="120" w:type="dxa"/>
-              <w:left w:w="180" w:type="dxa"/>
-              <w:bottom w:w="120" w:type="dxa"/>
-              <w:right w:w="180" w:type="dxa"/>
-            </w:tcMar>
-            <w:vAlign w:val="center"/>
-            <w:hideMark/>
-          </w:tcPr>
-          <w:p>
-            <w:r>
-              <w:t>Kills=High AND Lives=High AND Restarts=Low</w:t>
-            </w:r>
-          </w:p>
-        </w:tc>
-        <w:tc>
-          <w:tcPr>
-            <w:tcW w:w="0" w:type="auto"/>
-            <w:tcBorders>
-              <w:top w:val="single" w:sz="6" w:space="0" w:color="C4C7C5"/>
-              <w:left w:val="single" w:sz="6" w:space="0" w:color="C4C7C5"/>
-              <w:bottom w:val="single" w:sz="6" w:space="0" w:color="C4C7C5"/>
-              <w:right w:val="single" w:sz="6" w:space="0" w:color="C4C7C5"/>
-            </w:tcBorders>
-            <w:tcMar>
-              <w:top w:w="120" w:type="dxa"/>
-              <w:left w:w="180" w:type="dxa"/>
-              <w:bottom w:w="120" w:type="dxa"/>
-              <w:right w:w="180" w:type="dxa"/>
-            </w:tcMar>
-            <w:vAlign w:val="center"/>
-            <w:hideMark/>
-          </w:tcPr>
-          <w:p>
+            <w:pPr>
+              <w:jc w:val="both"/>
+            </w:pPr>
+            <w:r>
+              <w:t>Early Dominance</w:t>
+            </w:r>
+          </w:p>
+        </w:tc>
+        <w:tc>
+          <w:tcPr>
+            <w:tcW w:w="0" w:type="auto"/>
+            <w:tcBorders>
+              <w:top w:val="single" w:sz="6" w:space="0" w:color="C4C7C5"/>
+              <w:left w:val="single" w:sz="6" w:space="0" w:color="C4C7C5"/>
+              <w:bottom w:val="single" w:sz="6" w:space="0" w:color="C4C7C5"/>
+              <w:right w:val="single" w:sz="6" w:space="0" w:color="C4C7C5"/>
+            </w:tcBorders>
+            <w:tcMar>
+              <w:top w:w="120" w:type="dxa"/>
+              <w:left w:w="180" w:type="dxa"/>
+              <w:bottom w:w="120" w:type="dxa"/>
+              <w:right w:w="180" w:type="dxa"/>
+            </w:tcMar>
+            <w:vAlign w:val="center"/>
+            <w:hideMark/>
+          </w:tcPr>
+          <w:p>
+            <w:pPr>
+              <w:jc w:val="both"/>
+            </w:pPr>
+            <w:r>
+              <w:t>Gun=High AND Kills=High AND Time=Low</w:t>
+            </w:r>
+          </w:p>
+        </w:tc>
+        <w:tc>
+          <w:tcPr>
+            <w:tcW w:w="0" w:type="auto"/>
+            <w:tcBorders>
+              <w:top w:val="single" w:sz="6" w:space="0" w:color="C4C7C5"/>
+              <w:left w:val="single" w:sz="6" w:space="0" w:color="C4C7C5"/>
+              <w:bottom w:val="single" w:sz="6" w:space="0" w:color="C4C7C5"/>
+              <w:right w:val="single" w:sz="6" w:space="0" w:color="C4C7C5"/>
+            </w:tcBorders>
+            <w:tcMar>
+              <w:top w:w="120" w:type="dxa"/>
+              <w:left w:w="180" w:type="dxa"/>
+              <w:bottom w:w="120" w:type="dxa"/>
+              <w:right w:w="180" w:type="dxa"/>
+            </w:tcMar>
+            <w:vAlign w:val="center"/>
+            <w:hideMark/>
+          </w:tcPr>
+          <w:p>
+            <w:pPr>
+              <w:jc w:val="both"/>
+            </w:pPr>
             <w:r>
               <w:t>Speed=High, Delay=Low, Size=High</w:t>
             </w:r>
@@ -3240,108 +5420,131 @@
             <w:hideMark/>
           </w:tcPr>
           <w:p>
+            <w:pPr>
+              <w:jc w:val="both"/>
+            </w:pPr>
             <w:r>
               <w:rPr>
                 <w:b/>
                 <w:bCs/>
               </w:rPr>
-              <w:t>R18</w:t>
-            </w:r>
-          </w:p>
-        </w:tc>
-        <w:tc>
-          <w:tcPr>
-            <w:tcW w:w="0" w:type="auto"/>
-            <w:tcBorders>
-              <w:top w:val="single" w:sz="6" w:space="0" w:color="C4C7C5"/>
-              <w:left w:val="single" w:sz="6" w:space="0" w:color="C4C7C5"/>
-              <w:bottom w:val="single" w:sz="6" w:space="0" w:color="C4C7C5"/>
-              <w:right w:val="single" w:sz="6" w:space="0" w:color="C4C7C5"/>
-            </w:tcBorders>
-            <w:tcMar>
-              <w:top w:w="120" w:type="dxa"/>
-              <w:left w:w="180" w:type="dxa"/>
-              <w:bottom w:w="120" w:type="dxa"/>
-              <w:right w:w="180" w:type="dxa"/>
-            </w:tcMar>
-            <w:vAlign w:val="center"/>
-            <w:hideMark/>
-          </w:tcPr>
-          <w:p>
-            <w:r>
-              <w:t>Challenge</w:t>
-            </w:r>
-          </w:p>
-        </w:tc>
-        <w:tc>
-          <w:tcPr>
-            <w:tcW w:w="0" w:type="auto"/>
-            <w:tcBorders>
-              <w:top w:val="single" w:sz="6" w:space="0" w:color="C4C7C5"/>
-              <w:left w:val="single" w:sz="6" w:space="0" w:color="C4C7C5"/>
-              <w:bottom w:val="single" w:sz="6" w:space="0" w:color="C4C7C5"/>
-              <w:right w:val="single" w:sz="6" w:space="0" w:color="C4C7C5"/>
-            </w:tcBorders>
-            <w:tcMar>
-              <w:top w:w="120" w:type="dxa"/>
-              <w:left w:w="180" w:type="dxa"/>
-              <w:bottom w:w="120" w:type="dxa"/>
-              <w:right w:w="180" w:type="dxa"/>
-            </w:tcMar>
-            <w:vAlign w:val="center"/>
-            <w:hideMark/>
-          </w:tcPr>
-          <w:p>
-            <w:r>
-              <w:t>Early Dominance</w:t>
-            </w:r>
-          </w:p>
-        </w:tc>
-        <w:tc>
-          <w:tcPr>
-            <w:tcW w:w="0" w:type="auto"/>
-            <w:tcBorders>
-              <w:top w:val="single" w:sz="6" w:space="0" w:color="C4C7C5"/>
-              <w:left w:val="single" w:sz="6" w:space="0" w:color="C4C7C5"/>
-              <w:bottom w:val="single" w:sz="6" w:space="0" w:color="C4C7C5"/>
-              <w:right w:val="single" w:sz="6" w:space="0" w:color="C4C7C5"/>
-            </w:tcBorders>
-            <w:tcMar>
-              <w:top w:w="120" w:type="dxa"/>
-              <w:left w:w="180" w:type="dxa"/>
-              <w:bottom w:w="120" w:type="dxa"/>
-              <w:right w:w="180" w:type="dxa"/>
-            </w:tcMar>
-            <w:vAlign w:val="center"/>
-            <w:hideMark/>
-          </w:tcPr>
-          <w:p>
-            <w:r>
-              <w:t>Gun=High AND Kills=High AND Time=Low</w:t>
-            </w:r>
-          </w:p>
-        </w:tc>
-        <w:tc>
-          <w:tcPr>
-            <w:tcW w:w="0" w:type="auto"/>
-            <w:tcBorders>
-              <w:top w:val="single" w:sz="6" w:space="0" w:color="C4C7C5"/>
-              <w:left w:val="single" w:sz="6" w:space="0" w:color="C4C7C5"/>
-              <w:bottom w:val="single" w:sz="6" w:space="0" w:color="C4C7C5"/>
-              <w:right w:val="single" w:sz="6" w:space="0" w:color="C4C7C5"/>
-            </w:tcBorders>
-            <w:tcMar>
-              <w:top w:w="120" w:type="dxa"/>
-              <w:left w:w="180" w:type="dxa"/>
-              <w:bottom w:w="120" w:type="dxa"/>
-              <w:right w:w="180" w:type="dxa"/>
-            </w:tcMar>
-            <w:vAlign w:val="center"/>
-            <w:hideMark/>
-          </w:tcPr>
-          <w:p>
-            <w:r>
-              <w:t>Speed=High, Delay=Low, Size=High</w:t>
+              <w:t>R19</w:t>
+            </w:r>
+          </w:p>
+        </w:tc>
+        <w:tc>
+          <w:tcPr>
+            <w:tcW w:w="0" w:type="auto"/>
+            <w:tcBorders>
+              <w:top w:val="single" w:sz="6" w:space="0" w:color="C4C7C5"/>
+              <w:left w:val="single" w:sz="6" w:space="0" w:color="C4C7C5"/>
+              <w:bottom w:val="single" w:sz="6" w:space="0" w:color="C4C7C5"/>
+              <w:right w:val="single" w:sz="6" w:space="0" w:color="C4C7C5"/>
+            </w:tcBorders>
+            <w:tcMar>
+              <w:top w:w="120" w:type="dxa"/>
+              <w:left w:w="180" w:type="dxa"/>
+              <w:bottom w:w="120" w:type="dxa"/>
+              <w:right w:w="180" w:type="dxa"/>
+            </w:tcMar>
+            <w:vAlign w:val="center"/>
+            <w:hideMark/>
+          </w:tcPr>
+          <w:p>
+            <w:pPr>
+              <w:jc w:val="both"/>
+            </w:pPr>
+            <w:r>
+              <w:t>Special</w:t>
+            </w:r>
+          </w:p>
+        </w:tc>
+        <w:tc>
+          <w:tcPr>
+            <w:tcW w:w="0" w:type="auto"/>
+            <w:tcBorders>
+              <w:top w:val="single" w:sz="6" w:space="0" w:color="C4C7C5"/>
+              <w:left w:val="single" w:sz="6" w:space="0" w:color="C4C7C5"/>
+              <w:bottom w:val="single" w:sz="6" w:space="0" w:color="C4C7C5"/>
+              <w:right w:val="single" w:sz="6" w:space="0" w:color="C4C7C5"/>
+            </w:tcBorders>
+            <w:tcMar>
+              <w:top w:w="120" w:type="dxa"/>
+              <w:left w:w="180" w:type="dxa"/>
+              <w:bottom w:w="120" w:type="dxa"/>
+              <w:right w:w="180" w:type="dxa"/>
+            </w:tcMar>
+            <w:vAlign w:val="center"/>
+            <w:hideMark/>
+          </w:tcPr>
+          <w:p>
+            <w:pPr>
+              <w:jc w:val="both"/>
+            </w:pPr>
+            <w:r>
+              <w:t>Glass Cannon</w:t>
+            </w:r>
+          </w:p>
+        </w:tc>
+        <w:tc>
+          <w:tcPr>
+            <w:tcW w:w="0" w:type="auto"/>
+            <w:tcBorders>
+              <w:top w:val="single" w:sz="6" w:space="0" w:color="C4C7C5"/>
+              <w:left w:val="single" w:sz="6" w:space="0" w:color="C4C7C5"/>
+              <w:bottom w:val="single" w:sz="6" w:space="0" w:color="C4C7C5"/>
+              <w:right w:val="single" w:sz="6" w:space="0" w:color="C4C7C5"/>
+            </w:tcBorders>
+            <w:tcMar>
+              <w:top w:w="120" w:type="dxa"/>
+              <w:left w:w="180" w:type="dxa"/>
+              <w:bottom w:w="120" w:type="dxa"/>
+              <w:right w:w="180" w:type="dxa"/>
+            </w:tcMar>
+            <w:vAlign w:val="center"/>
+            <w:hideMark/>
+          </w:tcPr>
+          <w:p>
+            <w:pPr>
+              <w:jc w:val="both"/>
+            </w:pPr>
+            <w:r>
+              <w:t>Gun=High AND Kills=High AND Health=Low</w:t>
+            </w:r>
+          </w:p>
+        </w:tc>
+        <w:tc>
+          <w:tcPr>
+            <w:tcW w:w="0" w:type="auto"/>
+            <w:tcBorders>
+              <w:top w:val="single" w:sz="6" w:space="0" w:color="C4C7C5"/>
+              <w:left w:val="single" w:sz="6" w:space="0" w:color="C4C7C5"/>
+              <w:bottom w:val="single" w:sz="6" w:space="0" w:color="C4C7C5"/>
+              <w:right w:val="single" w:sz="6" w:space="0" w:color="C4C7C5"/>
+            </w:tcBorders>
+            <w:tcMar>
+              <w:top w:w="120" w:type="dxa"/>
+              <w:left w:w="180" w:type="dxa"/>
+              <w:bottom w:w="120" w:type="dxa"/>
+              <w:right w:w="180" w:type="dxa"/>
+            </w:tcMar>
+            <w:vAlign w:val="center"/>
+            <w:hideMark/>
+          </w:tcPr>
+          <w:p>
+            <w:pPr>
+              <w:jc w:val="both"/>
+            </w:pPr>
+            <w:r>
+              <w:t>Speed=</w:t>
+            </w:r>
+            <w:proofErr w:type="spellStart"/>
+            <w:r>
+              <w:t>V.High</w:t>
+            </w:r>
+            <w:proofErr w:type="spellEnd"/>
+            <w:r>
+              <w:t>, Delay=Low, Size=Low</w:t>
             </w:r>
           </w:p>
         </w:tc>
@@ -3369,34 +5572,40 @@
             <w:hideMark/>
           </w:tcPr>
           <w:p>
+            <w:pPr>
+              <w:jc w:val="both"/>
+            </w:pPr>
             <w:r>
               <w:rPr>
                 <w:b/>
                 <w:bCs/>
               </w:rPr>
-              <w:t>R19</w:t>
-            </w:r>
-          </w:p>
-        </w:tc>
-        <w:tc>
-          <w:tcPr>
-            <w:tcW w:w="0" w:type="auto"/>
-            <w:tcBorders>
-              <w:top w:val="single" w:sz="6" w:space="0" w:color="C4C7C5"/>
-              <w:left w:val="single" w:sz="6" w:space="0" w:color="C4C7C5"/>
-              <w:bottom w:val="single" w:sz="6" w:space="0" w:color="C4C7C5"/>
-              <w:right w:val="single" w:sz="6" w:space="0" w:color="C4C7C5"/>
-            </w:tcBorders>
-            <w:tcMar>
-              <w:top w:w="120" w:type="dxa"/>
-              <w:left w:w="180" w:type="dxa"/>
-              <w:bottom w:w="120" w:type="dxa"/>
-              <w:right w:w="180" w:type="dxa"/>
-            </w:tcMar>
-            <w:vAlign w:val="center"/>
-            <w:hideMark/>
-          </w:tcPr>
-          <w:p>
+              <w:t>R20</w:t>
+            </w:r>
+          </w:p>
+        </w:tc>
+        <w:tc>
+          <w:tcPr>
+            <w:tcW w:w="0" w:type="auto"/>
+            <w:tcBorders>
+              <w:top w:val="single" w:sz="6" w:space="0" w:color="C4C7C5"/>
+              <w:left w:val="single" w:sz="6" w:space="0" w:color="C4C7C5"/>
+              <w:bottom w:val="single" w:sz="6" w:space="0" w:color="C4C7C5"/>
+              <w:right w:val="single" w:sz="6" w:space="0" w:color="C4C7C5"/>
+            </w:tcBorders>
+            <w:tcMar>
+              <w:top w:w="120" w:type="dxa"/>
+              <w:left w:w="180" w:type="dxa"/>
+              <w:bottom w:w="120" w:type="dxa"/>
+              <w:right w:w="180" w:type="dxa"/>
+            </w:tcMar>
+            <w:vAlign w:val="center"/>
+            <w:hideMark/>
+          </w:tcPr>
+          <w:p>
+            <w:pPr>
+              <w:jc w:val="both"/>
+            </w:pPr>
             <w:r>
               <w:t>Special</w:t>
             </w:r>
@@ -3421,64 +5630,65 @@
             <w:hideMark/>
           </w:tcPr>
           <w:p>
-            <w:r>
-              <w:t>Glass Cannon</w:t>
-            </w:r>
-          </w:p>
-        </w:tc>
-        <w:tc>
-          <w:tcPr>
-            <w:tcW w:w="0" w:type="auto"/>
-            <w:tcBorders>
-              <w:top w:val="single" w:sz="6" w:space="0" w:color="C4C7C5"/>
-              <w:left w:val="single" w:sz="6" w:space="0" w:color="C4C7C5"/>
-              <w:bottom w:val="single" w:sz="6" w:space="0" w:color="C4C7C5"/>
-              <w:right w:val="single" w:sz="6" w:space="0" w:color="C4C7C5"/>
-            </w:tcBorders>
-            <w:tcMar>
-              <w:top w:w="120" w:type="dxa"/>
-              <w:left w:w="180" w:type="dxa"/>
-              <w:bottom w:w="120" w:type="dxa"/>
-              <w:right w:w="180" w:type="dxa"/>
-            </w:tcMar>
-            <w:vAlign w:val="center"/>
-            <w:hideMark/>
-          </w:tcPr>
-          <w:p>
-            <w:r>
-              <w:t>Gun=High AND Kills=High AND Health=Low</w:t>
-            </w:r>
-          </w:p>
-        </w:tc>
-        <w:tc>
-          <w:tcPr>
-            <w:tcW w:w="0" w:type="auto"/>
-            <w:tcBorders>
-              <w:top w:val="single" w:sz="6" w:space="0" w:color="C4C7C5"/>
-              <w:left w:val="single" w:sz="6" w:space="0" w:color="C4C7C5"/>
-              <w:bottom w:val="single" w:sz="6" w:space="0" w:color="C4C7C5"/>
-              <w:right w:val="single" w:sz="6" w:space="0" w:color="C4C7C5"/>
-            </w:tcBorders>
-            <w:tcMar>
-              <w:top w:w="120" w:type="dxa"/>
-              <w:left w:w="180" w:type="dxa"/>
-              <w:bottom w:w="120" w:type="dxa"/>
-              <w:right w:w="180" w:type="dxa"/>
-            </w:tcMar>
-            <w:vAlign w:val="center"/>
-            <w:hideMark/>
-          </w:tcPr>
-          <w:p>
-            <w:r>
-              <w:t>Speed=</w:t>
-            </w:r>
-            <w:proofErr w:type="spellStart"/>
-            <w:r>
-              <w:t>V.High</w:t>
-            </w:r>
-            <w:proofErr w:type="spellEnd"/>
-            <w:r>
-              <w:t>, Delay=Low, Size=Low</w:t>
+            <w:pPr>
+              <w:jc w:val="both"/>
+            </w:pPr>
+            <w:r>
+              <w:t>The Comeback</w:t>
+            </w:r>
+          </w:p>
+        </w:tc>
+        <w:tc>
+          <w:tcPr>
+            <w:tcW w:w="0" w:type="auto"/>
+            <w:tcBorders>
+              <w:top w:val="single" w:sz="6" w:space="0" w:color="C4C7C5"/>
+              <w:left w:val="single" w:sz="6" w:space="0" w:color="C4C7C5"/>
+              <w:bottom w:val="single" w:sz="6" w:space="0" w:color="C4C7C5"/>
+              <w:right w:val="single" w:sz="6" w:space="0" w:color="C4C7C5"/>
+            </w:tcBorders>
+            <w:tcMar>
+              <w:top w:w="120" w:type="dxa"/>
+              <w:left w:w="180" w:type="dxa"/>
+              <w:bottom w:w="120" w:type="dxa"/>
+              <w:right w:w="180" w:type="dxa"/>
+            </w:tcMar>
+            <w:vAlign w:val="center"/>
+            <w:hideMark/>
+          </w:tcPr>
+          <w:p>
+            <w:pPr>
+              <w:jc w:val="both"/>
+            </w:pPr>
+            <w:r>
+              <w:t>Restarts=High AND Kills=High AND Health=High</w:t>
+            </w:r>
+          </w:p>
+        </w:tc>
+        <w:tc>
+          <w:tcPr>
+            <w:tcW w:w="0" w:type="auto"/>
+            <w:tcBorders>
+              <w:top w:val="single" w:sz="6" w:space="0" w:color="C4C7C5"/>
+              <w:left w:val="single" w:sz="6" w:space="0" w:color="C4C7C5"/>
+              <w:bottom w:val="single" w:sz="6" w:space="0" w:color="C4C7C5"/>
+              <w:right w:val="single" w:sz="6" w:space="0" w:color="C4C7C5"/>
+            </w:tcBorders>
+            <w:tcMar>
+              <w:top w:w="120" w:type="dxa"/>
+              <w:left w:w="180" w:type="dxa"/>
+              <w:bottom w:w="120" w:type="dxa"/>
+              <w:right w:w="180" w:type="dxa"/>
+            </w:tcMar>
+            <w:vAlign w:val="center"/>
+            <w:hideMark/>
+          </w:tcPr>
+          <w:p>
+            <w:pPr>
+              <w:jc w:val="both"/>
+            </w:pPr>
+            <w:r>
+              <w:t>Speed=High, Delay=Low, Size=Med</w:t>
             </w:r>
           </w:p>
         </w:tc>
@@ -3506,34 +5716,40 @@
             <w:hideMark/>
           </w:tcPr>
           <w:p>
+            <w:pPr>
+              <w:jc w:val="both"/>
+            </w:pPr>
             <w:r>
               <w:rPr>
                 <w:b/>
                 <w:bCs/>
               </w:rPr>
-              <w:t>R20</w:t>
-            </w:r>
-          </w:p>
-        </w:tc>
-        <w:tc>
-          <w:tcPr>
-            <w:tcW w:w="0" w:type="auto"/>
-            <w:tcBorders>
-              <w:top w:val="single" w:sz="6" w:space="0" w:color="C4C7C5"/>
-              <w:left w:val="single" w:sz="6" w:space="0" w:color="C4C7C5"/>
-              <w:bottom w:val="single" w:sz="6" w:space="0" w:color="C4C7C5"/>
-              <w:right w:val="single" w:sz="6" w:space="0" w:color="C4C7C5"/>
-            </w:tcBorders>
-            <w:tcMar>
-              <w:top w:w="120" w:type="dxa"/>
-              <w:left w:w="180" w:type="dxa"/>
-              <w:bottom w:w="120" w:type="dxa"/>
-              <w:right w:w="180" w:type="dxa"/>
-            </w:tcMar>
-            <w:vAlign w:val="center"/>
-            <w:hideMark/>
-          </w:tcPr>
-          <w:p>
+              <w:t>R21</w:t>
+            </w:r>
+          </w:p>
+        </w:tc>
+        <w:tc>
+          <w:tcPr>
+            <w:tcW w:w="0" w:type="auto"/>
+            <w:tcBorders>
+              <w:top w:val="single" w:sz="6" w:space="0" w:color="C4C7C5"/>
+              <w:left w:val="single" w:sz="6" w:space="0" w:color="C4C7C5"/>
+              <w:bottom w:val="single" w:sz="6" w:space="0" w:color="C4C7C5"/>
+              <w:right w:val="single" w:sz="6" w:space="0" w:color="C4C7C5"/>
+            </w:tcBorders>
+            <w:tcMar>
+              <w:top w:w="120" w:type="dxa"/>
+              <w:left w:w="180" w:type="dxa"/>
+              <w:bottom w:w="120" w:type="dxa"/>
+              <w:right w:w="180" w:type="dxa"/>
+            </w:tcMar>
+            <w:vAlign w:val="center"/>
+            <w:hideMark/>
+          </w:tcPr>
+          <w:p>
+            <w:pPr>
+              <w:jc w:val="both"/>
+            </w:pPr>
             <w:r>
               <w:t>Special</w:t>
             </w:r>
@@ -3558,57 +5774,87 @@
             <w:hideMark/>
           </w:tcPr>
           <w:p>
-            <w:r>
-              <w:t>The Comeback</w:t>
-            </w:r>
-          </w:p>
-        </w:tc>
-        <w:tc>
-          <w:tcPr>
-            <w:tcW w:w="0" w:type="auto"/>
-            <w:tcBorders>
-              <w:top w:val="single" w:sz="6" w:space="0" w:color="C4C7C5"/>
-              <w:left w:val="single" w:sz="6" w:space="0" w:color="C4C7C5"/>
-              <w:bottom w:val="single" w:sz="6" w:space="0" w:color="C4C7C5"/>
-              <w:right w:val="single" w:sz="6" w:space="0" w:color="C4C7C5"/>
-            </w:tcBorders>
-            <w:tcMar>
-              <w:top w:w="120" w:type="dxa"/>
-              <w:left w:w="180" w:type="dxa"/>
-              <w:bottom w:w="120" w:type="dxa"/>
-              <w:right w:w="180" w:type="dxa"/>
-            </w:tcMar>
-            <w:vAlign w:val="center"/>
-            <w:hideMark/>
-          </w:tcPr>
-          <w:p>
-            <w:r>
-              <w:t>Restarts=High AND Kills=High AND Health=High</w:t>
-            </w:r>
-          </w:p>
-        </w:tc>
-        <w:tc>
-          <w:tcPr>
-            <w:tcW w:w="0" w:type="auto"/>
-            <w:tcBorders>
-              <w:top w:val="single" w:sz="6" w:space="0" w:color="C4C7C5"/>
-              <w:left w:val="single" w:sz="6" w:space="0" w:color="C4C7C5"/>
-              <w:bottom w:val="single" w:sz="6" w:space="0" w:color="C4C7C5"/>
-              <w:right w:val="single" w:sz="6" w:space="0" w:color="C4C7C5"/>
-            </w:tcBorders>
-            <w:tcMar>
-              <w:top w:w="120" w:type="dxa"/>
-              <w:left w:w="180" w:type="dxa"/>
-              <w:bottom w:w="120" w:type="dxa"/>
-              <w:right w:w="180" w:type="dxa"/>
-            </w:tcMar>
-            <w:vAlign w:val="center"/>
-            <w:hideMark/>
-          </w:tcPr>
-          <w:p>
-            <w:r>
-              <w:t>Speed=High, Delay=Low, Size=Med</w:t>
-            </w:r>
+            <w:pPr>
+              <w:jc w:val="both"/>
+            </w:pPr>
+            <w:r>
+              <w:t>Tank Swarm</w:t>
+            </w:r>
+          </w:p>
+        </w:tc>
+        <w:tc>
+          <w:tcPr>
+            <w:tcW w:w="0" w:type="auto"/>
+            <w:tcBorders>
+              <w:top w:val="single" w:sz="6" w:space="0" w:color="C4C7C5"/>
+              <w:left w:val="single" w:sz="6" w:space="0" w:color="C4C7C5"/>
+              <w:bottom w:val="single" w:sz="6" w:space="0" w:color="C4C7C5"/>
+              <w:right w:val="single" w:sz="6" w:space="0" w:color="C4C7C5"/>
+            </w:tcBorders>
+            <w:tcMar>
+              <w:top w:w="120" w:type="dxa"/>
+              <w:left w:w="180" w:type="dxa"/>
+              <w:bottom w:w="120" w:type="dxa"/>
+              <w:right w:w="180" w:type="dxa"/>
+            </w:tcMar>
+            <w:vAlign w:val="center"/>
+            <w:hideMark/>
+          </w:tcPr>
+          <w:p>
+            <w:pPr>
+              <w:jc w:val="both"/>
+            </w:pPr>
+            <w:r>
+              <w:t>Time=Med/High AND Health=</w:t>
+            </w:r>
+            <w:proofErr w:type="spellStart"/>
+            <w:r>
+              <w:t>V.High</w:t>
+            </w:r>
+            <w:proofErr w:type="spellEnd"/>
+            <w:r>
+              <w:t xml:space="preserve"> AND Kills=Low</w:t>
+            </w:r>
+          </w:p>
+        </w:tc>
+        <w:tc>
+          <w:tcPr>
+            <w:tcW w:w="0" w:type="auto"/>
+            <w:tcBorders>
+              <w:top w:val="single" w:sz="6" w:space="0" w:color="C4C7C5"/>
+              <w:left w:val="single" w:sz="6" w:space="0" w:color="C4C7C5"/>
+              <w:bottom w:val="single" w:sz="6" w:space="0" w:color="C4C7C5"/>
+              <w:right w:val="single" w:sz="6" w:space="0" w:color="C4C7C5"/>
+            </w:tcBorders>
+            <w:tcMar>
+              <w:top w:w="120" w:type="dxa"/>
+              <w:left w:w="180" w:type="dxa"/>
+              <w:bottom w:w="120" w:type="dxa"/>
+              <w:right w:w="180" w:type="dxa"/>
+            </w:tcMar>
+            <w:vAlign w:val="center"/>
+            <w:hideMark/>
+          </w:tcPr>
+          <w:p>
+            <w:pPr>
+              <w:jc w:val="both"/>
+            </w:pPr>
+            <w:r>
+              <w:t>Speed=Low, Delay=</w:t>
+            </w:r>
+            <w:proofErr w:type="spellStart"/>
+            <w:r>
+              <w:t>V.Low</w:t>
+            </w:r>
+            <w:proofErr w:type="spellEnd"/>
+            <w:r>
+              <w:t>, Size=</w:t>
+            </w:r>
+            <w:proofErr w:type="spellStart"/>
+            <w:r>
+              <w:t>V.High</w:t>
+            </w:r>
+            <w:proofErr w:type="spellEnd"/>
           </w:p>
         </w:tc>
       </w:tr>
@@ -3635,34 +5881,40 @@
             <w:hideMark/>
           </w:tcPr>
           <w:p>
+            <w:pPr>
+              <w:jc w:val="both"/>
+            </w:pPr>
             <w:r>
               <w:rPr>
                 <w:b/>
                 <w:bCs/>
               </w:rPr>
-              <w:t>R21</w:t>
-            </w:r>
-          </w:p>
-        </w:tc>
-        <w:tc>
-          <w:tcPr>
-            <w:tcW w:w="0" w:type="auto"/>
-            <w:tcBorders>
-              <w:top w:val="single" w:sz="6" w:space="0" w:color="C4C7C5"/>
-              <w:left w:val="single" w:sz="6" w:space="0" w:color="C4C7C5"/>
-              <w:bottom w:val="single" w:sz="6" w:space="0" w:color="C4C7C5"/>
-              <w:right w:val="single" w:sz="6" w:space="0" w:color="C4C7C5"/>
-            </w:tcBorders>
-            <w:tcMar>
-              <w:top w:w="120" w:type="dxa"/>
-              <w:left w:w="180" w:type="dxa"/>
-              <w:bottom w:w="120" w:type="dxa"/>
-              <w:right w:w="180" w:type="dxa"/>
-            </w:tcMar>
-            <w:vAlign w:val="center"/>
-            <w:hideMark/>
-          </w:tcPr>
-          <w:p>
+              <w:t>R22</w:t>
+            </w:r>
+          </w:p>
+        </w:tc>
+        <w:tc>
+          <w:tcPr>
+            <w:tcW w:w="0" w:type="auto"/>
+            <w:tcBorders>
+              <w:top w:val="single" w:sz="6" w:space="0" w:color="C4C7C5"/>
+              <w:left w:val="single" w:sz="6" w:space="0" w:color="C4C7C5"/>
+              <w:bottom w:val="single" w:sz="6" w:space="0" w:color="C4C7C5"/>
+              <w:right w:val="single" w:sz="6" w:space="0" w:color="C4C7C5"/>
+            </w:tcBorders>
+            <w:tcMar>
+              <w:top w:w="120" w:type="dxa"/>
+              <w:left w:w="180" w:type="dxa"/>
+              <w:bottom w:w="120" w:type="dxa"/>
+              <w:right w:w="180" w:type="dxa"/>
+            </w:tcMar>
+            <w:vAlign w:val="center"/>
+            <w:hideMark/>
+          </w:tcPr>
+          <w:p>
+            <w:pPr>
+              <w:jc w:val="both"/>
+            </w:pPr>
             <w:r>
               <w:t>Special</w:t>
             </w:r>
@@ -3687,32 +5939,65 @@
             <w:hideMark/>
           </w:tcPr>
           <w:p>
-            <w:r>
-              <w:t>Tank Swarm</w:t>
-            </w:r>
-          </w:p>
-        </w:tc>
-        <w:tc>
-          <w:tcPr>
-            <w:tcW w:w="0" w:type="auto"/>
-            <w:tcBorders>
-              <w:top w:val="single" w:sz="6" w:space="0" w:color="C4C7C5"/>
-              <w:left w:val="single" w:sz="6" w:space="0" w:color="C4C7C5"/>
-              <w:bottom w:val="single" w:sz="6" w:space="0" w:color="C4C7C5"/>
-              <w:right w:val="single" w:sz="6" w:space="0" w:color="C4C7C5"/>
-            </w:tcBorders>
-            <w:tcMar>
-              <w:top w:w="120" w:type="dxa"/>
-              <w:left w:w="180" w:type="dxa"/>
-              <w:bottom w:w="120" w:type="dxa"/>
-              <w:right w:w="180" w:type="dxa"/>
-            </w:tcMar>
-            <w:vAlign w:val="center"/>
-            <w:hideMark/>
-          </w:tcPr>
-          <w:p>
-            <w:r>
-              <w:t>Time=Med/High AND Health=</w:t>
+            <w:pPr>
+              <w:jc w:val="both"/>
+            </w:pPr>
+            <w:r>
+              <w:t>MAX OVERDRIVE</w:t>
+            </w:r>
+          </w:p>
+        </w:tc>
+        <w:tc>
+          <w:tcPr>
+            <w:tcW w:w="0" w:type="auto"/>
+            <w:tcBorders>
+              <w:top w:val="single" w:sz="6" w:space="0" w:color="C4C7C5"/>
+              <w:left w:val="single" w:sz="6" w:space="0" w:color="C4C7C5"/>
+              <w:bottom w:val="single" w:sz="6" w:space="0" w:color="C4C7C5"/>
+              <w:right w:val="single" w:sz="6" w:space="0" w:color="C4C7C5"/>
+            </w:tcBorders>
+            <w:tcMar>
+              <w:top w:w="120" w:type="dxa"/>
+              <w:left w:w="180" w:type="dxa"/>
+              <w:bottom w:w="120" w:type="dxa"/>
+              <w:right w:w="180" w:type="dxa"/>
+            </w:tcMar>
+            <w:vAlign w:val="center"/>
+            <w:hideMark/>
+          </w:tcPr>
+          <w:p>
+            <w:pPr>
+              <w:jc w:val="both"/>
+            </w:pPr>
+            <w:r>
+              <w:t>All Stats Dominating (Gun, HP, Lives, Time, Kills)</w:t>
+            </w:r>
+          </w:p>
+        </w:tc>
+        <w:tc>
+          <w:tcPr>
+            <w:tcW w:w="0" w:type="auto"/>
+            <w:tcBorders>
+              <w:top w:val="single" w:sz="6" w:space="0" w:color="C4C7C5"/>
+              <w:left w:val="single" w:sz="6" w:space="0" w:color="C4C7C5"/>
+              <w:bottom w:val="single" w:sz="6" w:space="0" w:color="C4C7C5"/>
+              <w:right w:val="single" w:sz="6" w:space="0" w:color="C4C7C5"/>
+            </w:tcBorders>
+            <w:tcMar>
+              <w:top w:w="120" w:type="dxa"/>
+              <w:left w:w="180" w:type="dxa"/>
+              <w:bottom w:w="120" w:type="dxa"/>
+              <w:right w:w="180" w:type="dxa"/>
+            </w:tcMar>
+            <w:vAlign w:val="center"/>
+            <w:hideMark/>
+          </w:tcPr>
+          <w:p>
+            <w:pPr>
+              <w:jc w:val="both"/>
+            </w:pPr>
+            <w:r>
+              <w:t>Speed=</w:t>
             </w:r>
             <w:proofErr w:type="spellStart"/>
             <w:r>
@@ -3720,31 +6005,7 @@
             </w:r>
             <w:proofErr w:type="spellEnd"/>
             <w:r>
-              <w:t xml:space="preserve"> AND Kills=Low</w:t>
-            </w:r>
-          </w:p>
-        </w:tc>
-        <w:tc>
-          <w:tcPr>
-            <w:tcW w:w="0" w:type="auto"/>
-            <w:tcBorders>
-              <w:top w:val="single" w:sz="6" w:space="0" w:color="C4C7C5"/>
-              <w:left w:val="single" w:sz="6" w:space="0" w:color="C4C7C5"/>
-              <w:bottom w:val="single" w:sz="6" w:space="0" w:color="C4C7C5"/>
-              <w:right w:val="single" w:sz="6" w:space="0" w:color="C4C7C5"/>
-            </w:tcBorders>
-            <w:tcMar>
-              <w:top w:w="120" w:type="dxa"/>
-              <w:left w:w="180" w:type="dxa"/>
-              <w:bottom w:w="120" w:type="dxa"/>
-              <w:right w:w="180" w:type="dxa"/>
-            </w:tcMar>
-            <w:vAlign w:val="center"/>
-            <w:hideMark/>
-          </w:tcPr>
-          <w:p>
-            <w:r>
-              <w:t>Speed=Low, Delay=</w:t>
+              <w:t>, Delay=</w:t>
             </w:r>
             <w:proofErr w:type="spellStart"/>
             <w:r>
@@ -3785,35 +6046,185 @@
             <w:hideMark/>
           </w:tcPr>
           <w:p>
+            <w:pPr>
+              <w:jc w:val="both"/>
+            </w:pPr>
+            <w:r>
+              <w:rPr>
+                <w:b/>
+                <w:bCs/>
+              </w:rPr>
+              <w:t>R23</w:t>
+            </w:r>
+          </w:p>
+        </w:tc>
+        <w:tc>
+          <w:tcPr>
+            <w:tcW w:w="0" w:type="auto"/>
+            <w:tcBorders>
+              <w:top w:val="single" w:sz="6" w:space="0" w:color="C4C7C5"/>
+              <w:left w:val="single" w:sz="6" w:space="0" w:color="C4C7C5"/>
+              <w:bottom w:val="single" w:sz="6" w:space="0" w:color="C4C7C5"/>
+              <w:right w:val="single" w:sz="6" w:space="0" w:color="C4C7C5"/>
+            </w:tcBorders>
+            <w:tcMar>
+              <w:top w:w="120" w:type="dxa"/>
+              <w:left w:w="180" w:type="dxa"/>
+              <w:bottom w:w="120" w:type="dxa"/>
+              <w:right w:w="180" w:type="dxa"/>
+            </w:tcMar>
+            <w:vAlign w:val="center"/>
+            <w:hideMark/>
+          </w:tcPr>
+          <w:p>
+            <w:pPr>
+              <w:jc w:val="both"/>
+            </w:pPr>
+            <w:r>
+              <w:t>Special</w:t>
+            </w:r>
+          </w:p>
+        </w:tc>
+        <w:tc>
+          <w:tcPr>
+            <w:tcW w:w="0" w:type="auto"/>
+            <w:tcBorders>
+              <w:top w:val="single" w:sz="6" w:space="0" w:color="C4C7C5"/>
+              <w:left w:val="single" w:sz="6" w:space="0" w:color="C4C7C5"/>
+              <w:bottom w:val="single" w:sz="6" w:space="0" w:color="C4C7C5"/>
+              <w:right w:val="single" w:sz="6" w:space="0" w:color="C4C7C5"/>
+            </w:tcBorders>
+            <w:tcMar>
+              <w:top w:w="120" w:type="dxa"/>
+              <w:left w:w="180" w:type="dxa"/>
+              <w:bottom w:w="120" w:type="dxa"/>
+              <w:right w:w="180" w:type="dxa"/>
+            </w:tcMar>
+            <w:vAlign w:val="center"/>
+            <w:hideMark/>
+          </w:tcPr>
+          <w:p>
+            <w:pPr>
+              <w:jc w:val="both"/>
+            </w:pPr>
+            <w:r>
+              <w:t>War of Attrition</w:t>
+            </w:r>
+          </w:p>
+        </w:tc>
+        <w:tc>
+          <w:tcPr>
+            <w:tcW w:w="0" w:type="auto"/>
+            <w:tcBorders>
+              <w:top w:val="single" w:sz="6" w:space="0" w:color="C4C7C5"/>
+              <w:left w:val="single" w:sz="6" w:space="0" w:color="C4C7C5"/>
+              <w:bottom w:val="single" w:sz="6" w:space="0" w:color="C4C7C5"/>
+              <w:right w:val="single" w:sz="6" w:space="0" w:color="C4C7C5"/>
+            </w:tcBorders>
+            <w:tcMar>
+              <w:top w:w="120" w:type="dxa"/>
+              <w:left w:w="180" w:type="dxa"/>
+              <w:bottom w:w="120" w:type="dxa"/>
+              <w:right w:w="180" w:type="dxa"/>
+            </w:tcMar>
+            <w:vAlign w:val="center"/>
+            <w:hideMark/>
+          </w:tcPr>
+          <w:p>
+            <w:pPr>
+              <w:jc w:val="both"/>
+            </w:pPr>
+            <w:r>
+              <w:t>Time=High AND Gun=Low AND Restarts=Low</w:t>
+            </w:r>
+          </w:p>
+        </w:tc>
+        <w:tc>
+          <w:tcPr>
+            <w:tcW w:w="0" w:type="auto"/>
+            <w:tcBorders>
+              <w:top w:val="single" w:sz="6" w:space="0" w:color="C4C7C5"/>
+              <w:left w:val="single" w:sz="6" w:space="0" w:color="C4C7C5"/>
+              <w:bottom w:val="single" w:sz="6" w:space="0" w:color="C4C7C5"/>
+              <w:right w:val="single" w:sz="6" w:space="0" w:color="C4C7C5"/>
+            </w:tcBorders>
+            <w:tcMar>
+              <w:top w:w="120" w:type="dxa"/>
+              <w:left w:w="180" w:type="dxa"/>
+              <w:bottom w:w="120" w:type="dxa"/>
+              <w:right w:w="180" w:type="dxa"/>
+            </w:tcMar>
+            <w:vAlign w:val="center"/>
+            <w:hideMark/>
+          </w:tcPr>
+          <w:p>
+            <w:pPr>
+              <w:jc w:val="both"/>
+            </w:pPr>
+            <w:r>
+              <w:t>Speed=Med, Delay=Low, Size=Low</w:t>
+            </w:r>
+          </w:p>
+        </w:tc>
+      </w:tr>
+      <w:tr>
+        <w:trPr>
+          <w:tblCellSpacing w:w="15" w:type="dxa"/>
+        </w:trPr>
+        <w:tc>
+          <w:tcPr>
+            <w:tcW w:w="0" w:type="auto"/>
+            <w:tcBorders>
+              <w:top w:val="single" w:sz="6" w:space="0" w:color="C4C7C5"/>
+              <w:left w:val="single" w:sz="6" w:space="0" w:color="C4C7C5"/>
+              <w:bottom w:val="single" w:sz="6" w:space="0" w:color="C4C7C5"/>
+              <w:right w:val="single" w:sz="6" w:space="0" w:color="C4C7C5"/>
+            </w:tcBorders>
+            <w:tcMar>
+              <w:top w:w="120" w:type="dxa"/>
+              <w:left w:w="180" w:type="dxa"/>
+              <w:bottom w:w="120" w:type="dxa"/>
+              <w:right w:w="180" w:type="dxa"/>
+            </w:tcMar>
+            <w:vAlign w:val="center"/>
+            <w:hideMark/>
+          </w:tcPr>
+          <w:p>
+            <w:pPr>
+              <w:jc w:val="both"/>
+            </w:pPr>
             <w:r>
               <w:rPr>
                 <w:b/>
                 <w:bCs/>
               </w:rPr>
               <w:lastRenderedPageBreak/>
-              <w:t>R22</w:t>
-            </w:r>
-          </w:p>
-        </w:tc>
-        <w:tc>
-          <w:tcPr>
-            <w:tcW w:w="0" w:type="auto"/>
-            <w:tcBorders>
-              <w:top w:val="single" w:sz="6" w:space="0" w:color="C4C7C5"/>
-              <w:left w:val="single" w:sz="6" w:space="0" w:color="C4C7C5"/>
-              <w:bottom w:val="single" w:sz="6" w:space="0" w:color="C4C7C5"/>
-              <w:right w:val="single" w:sz="6" w:space="0" w:color="C4C7C5"/>
-            </w:tcBorders>
-            <w:tcMar>
-              <w:top w:w="120" w:type="dxa"/>
-              <w:left w:w="180" w:type="dxa"/>
-              <w:bottom w:w="120" w:type="dxa"/>
-              <w:right w:w="180" w:type="dxa"/>
-            </w:tcMar>
-            <w:vAlign w:val="center"/>
-            <w:hideMark/>
-          </w:tcPr>
-          <w:p>
+              <w:t>R24</w:t>
+            </w:r>
+          </w:p>
+        </w:tc>
+        <w:tc>
+          <w:tcPr>
+            <w:tcW w:w="0" w:type="auto"/>
+            <w:tcBorders>
+              <w:top w:val="single" w:sz="6" w:space="0" w:color="C4C7C5"/>
+              <w:left w:val="single" w:sz="6" w:space="0" w:color="C4C7C5"/>
+              <w:bottom w:val="single" w:sz="6" w:space="0" w:color="C4C7C5"/>
+              <w:right w:val="single" w:sz="6" w:space="0" w:color="C4C7C5"/>
+            </w:tcBorders>
+            <w:tcMar>
+              <w:top w:w="120" w:type="dxa"/>
+              <w:left w:w="180" w:type="dxa"/>
+              <w:bottom w:w="120" w:type="dxa"/>
+              <w:right w:w="180" w:type="dxa"/>
+            </w:tcMar>
+            <w:vAlign w:val="center"/>
+            <w:hideMark/>
+          </w:tcPr>
+          <w:p>
+            <w:pPr>
+              <w:jc w:val="both"/>
+            </w:pPr>
             <w:r>
               <w:t>Special</w:t>
             </w:r>
@@ -3838,285 +6249,9 @@
             <w:hideMark/>
           </w:tcPr>
           <w:p>
-            <w:r>
-              <w:t>MAX OVERDRIVE</w:t>
-            </w:r>
-          </w:p>
-        </w:tc>
-        <w:tc>
-          <w:tcPr>
-            <w:tcW w:w="0" w:type="auto"/>
-            <w:tcBorders>
-              <w:top w:val="single" w:sz="6" w:space="0" w:color="C4C7C5"/>
-              <w:left w:val="single" w:sz="6" w:space="0" w:color="C4C7C5"/>
-              <w:bottom w:val="single" w:sz="6" w:space="0" w:color="C4C7C5"/>
-              <w:right w:val="single" w:sz="6" w:space="0" w:color="C4C7C5"/>
-            </w:tcBorders>
-            <w:tcMar>
-              <w:top w:w="120" w:type="dxa"/>
-              <w:left w:w="180" w:type="dxa"/>
-              <w:bottom w:w="120" w:type="dxa"/>
-              <w:right w:w="180" w:type="dxa"/>
-            </w:tcMar>
-            <w:vAlign w:val="center"/>
-            <w:hideMark/>
-          </w:tcPr>
-          <w:p>
-            <w:r>
-              <w:t>All Stats Dominating (Gun, HP, Lives, Time, Kills)</w:t>
-            </w:r>
-          </w:p>
-        </w:tc>
-        <w:tc>
-          <w:tcPr>
-            <w:tcW w:w="0" w:type="auto"/>
-            <w:tcBorders>
-              <w:top w:val="single" w:sz="6" w:space="0" w:color="C4C7C5"/>
-              <w:left w:val="single" w:sz="6" w:space="0" w:color="C4C7C5"/>
-              <w:bottom w:val="single" w:sz="6" w:space="0" w:color="C4C7C5"/>
-              <w:right w:val="single" w:sz="6" w:space="0" w:color="C4C7C5"/>
-            </w:tcBorders>
-            <w:tcMar>
-              <w:top w:w="120" w:type="dxa"/>
-              <w:left w:w="180" w:type="dxa"/>
-              <w:bottom w:w="120" w:type="dxa"/>
-              <w:right w:w="180" w:type="dxa"/>
-            </w:tcMar>
-            <w:vAlign w:val="center"/>
-            <w:hideMark/>
-          </w:tcPr>
-          <w:p>
-            <w:r>
-              <w:t>Speed=</w:t>
-            </w:r>
-            <w:proofErr w:type="spellStart"/>
-            <w:r>
-              <w:t>V.High</w:t>
-            </w:r>
-            <w:proofErr w:type="spellEnd"/>
-            <w:r>
-              <w:t>, Delay=</w:t>
-            </w:r>
-            <w:proofErr w:type="spellStart"/>
-            <w:r>
-              <w:t>V.Low</w:t>
-            </w:r>
-            <w:proofErr w:type="spellEnd"/>
-            <w:r>
-              <w:t>, Size=</w:t>
-            </w:r>
-            <w:proofErr w:type="spellStart"/>
-            <w:r>
-              <w:t>V.High</w:t>
-            </w:r>
-            <w:proofErr w:type="spellEnd"/>
-          </w:p>
-        </w:tc>
-      </w:tr>
-      <w:tr>
-        <w:trPr>
-          <w:tblCellSpacing w:w="15" w:type="dxa"/>
-        </w:trPr>
-        <w:tc>
-          <w:tcPr>
-            <w:tcW w:w="0" w:type="auto"/>
-            <w:tcBorders>
-              <w:top w:val="single" w:sz="6" w:space="0" w:color="C4C7C5"/>
-              <w:left w:val="single" w:sz="6" w:space="0" w:color="C4C7C5"/>
-              <w:bottom w:val="single" w:sz="6" w:space="0" w:color="C4C7C5"/>
-              <w:right w:val="single" w:sz="6" w:space="0" w:color="C4C7C5"/>
-            </w:tcBorders>
-            <w:tcMar>
-              <w:top w:w="120" w:type="dxa"/>
-              <w:left w:w="180" w:type="dxa"/>
-              <w:bottom w:w="120" w:type="dxa"/>
-              <w:right w:w="180" w:type="dxa"/>
-            </w:tcMar>
-            <w:vAlign w:val="center"/>
-            <w:hideMark/>
-          </w:tcPr>
-          <w:p>
-            <w:r>
-              <w:rPr>
-                <w:b/>
-                <w:bCs/>
-              </w:rPr>
-              <w:t>R23</w:t>
-            </w:r>
-          </w:p>
-        </w:tc>
-        <w:tc>
-          <w:tcPr>
-            <w:tcW w:w="0" w:type="auto"/>
-            <w:tcBorders>
-              <w:top w:val="single" w:sz="6" w:space="0" w:color="C4C7C5"/>
-              <w:left w:val="single" w:sz="6" w:space="0" w:color="C4C7C5"/>
-              <w:bottom w:val="single" w:sz="6" w:space="0" w:color="C4C7C5"/>
-              <w:right w:val="single" w:sz="6" w:space="0" w:color="C4C7C5"/>
-            </w:tcBorders>
-            <w:tcMar>
-              <w:top w:w="120" w:type="dxa"/>
-              <w:left w:w="180" w:type="dxa"/>
-              <w:bottom w:w="120" w:type="dxa"/>
-              <w:right w:w="180" w:type="dxa"/>
-            </w:tcMar>
-            <w:vAlign w:val="center"/>
-            <w:hideMark/>
-          </w:tcPr>
-          <w:p>
-            <w:r>
-              <w:t>Special</w:t>
-            </w:r>
-          </w:p>
-        </w:tc>
-        <w:tc>
-          <w:tcPr>
-            <w:tcW w:w="0" w:type="auto"/>
-            <w:tcBorders>
-              <w:top w:val="single" w:sz="6" w:space="0" w:color="C4C7C5"/>
-              <w:left w:val="single" w:sz="6" w:space="0" w:color="C4C7C5"/>
-              <w:bottom w:val="single" w:sz="6" w:space="0" w:color="C4C7C5"/>
-              <w:right w:val="single" w:sz="6" w:space="0" w:color="C4C7C5"/>
-            </w:tcBorders>
-            <w:tcMar>
-              <w:top w:w="120" w:type="dxa"/>
-              <w:left w:w="180" w:type="dxa"/>
-              <w:bottom w:w="120" w:type="dxa"/>
-              <w:right w:w="180" w:type="dxa"/>
-            </w:tcMar>
-            <w:vAlign w:val="center"/>
-            <w:hideMark/>
-          </w:tcPr>
-          <w:p>
-            <w:r>
-              <w:t>War of Attrition</w:t>
-            </w:r>
-          </w:p>
-        </w:tc>
-        <w:tc>
-          <w:tcPr>
-            <w:tcW w:w="0" w:type="auto"/>
-            <w:tcBorders>
-              <w:top w:val="single" w:sz="6" w:space="0" w:color="C4C7C5"/>
-              <w:left w:val="single" w:sz="6" w:space="0" w:color="C4C7C5"/>
-              <w:bottom w:val="single" w:sz="6" w:space="0" w:color="C4C7C5"/>
-              <w:right w:val="single" w:sz="6" w:space="0" w:color="C4C7C5"/>
-            </w:tcBorders>
-            <w:tcMar>
-              <w:top w:w="120" w:type="dxa"/>
-              <w:left w:w="180" w:type="dxa"/>
-              <w:bottom w:w="120" w:type="dxa"/>
-              <w:right w:w="180" w:type="dxa"/>
-            </w:tcMar>
-            <w:vAlign w:val="center"/>
-            <w:hideMark/>
-          </w:tcPr>
-          <w:p>
-            <w:r>
-              <w:t>Time=High AND Gun=Low AND Restarts=Low</w:t>
-            </w:r>
-          </w:p>
-        </w:tc>
-        <w:tc>
-          <w:tcPr>
-            <w:tcW w:w="0" w:type="auto"/>
-            <w:tcBorders>
-              <w:top w:val="single" w:sz="6" w:space="0" w:color="C4C7C5"/>
-              <w:left w:val="single" w:sz="6" w:space="0" w:color="C4C7C5"/>
-              <w:bottom w:val="single" w:sz="6" w:space="0" w:color="C4C7C5"/>
-              <w:right w:val="single" w:sz="6" w:space="0" w:color="C4C7C5"/>
-            </w:tcBorders>
-            <w:tcMar>
-              <w:top w:w="120" w:type="dxa"/>
-              <w:left w:w="180" w:type="dxa"/>
-              <w:bottom w:w="120" w:type="dxa"/>
-              <w:right w:w="180" w:type="dxa"/>
-            </w:tcMar>
-            <w:vAlign w:val="center"/>
-            <w:hideMark/>
-          </w:tcPr>
-          <w:p>
-            <w:r>
-              <w:t>Speed=Med, Delay=Low, Size=Low</w:t>
-            </w:r>
-          </w:p>
-        </w:tc>
-      </w:tr>
-      <w:tr>
-        <w:trPr>
-          <w:tblCellSpacing w:w="15" w:type="dxa"/>
-        </w:trPr>
-        <w:tc>
-          <w:tcPr>
-            <w:tcW w:w="0" w:type="auto"/>
-            <w:tcBorders>
-              <w:top w:val="single" w:sz="6" w:space="0" w:color="C4C7C5"/>
-              <w:left w:val="single" w:sz="6" w:space="0" w:color="C4C7C5"/>
-              <w:bottom w:val="single" w:sz="6" w:space="0" w:color="C4C7C5"/>
-              <w:right w:val="single" w:sz="6" w:space="0" w:color="C4C7C5"/>
-            </w:tcBorders>
-            <w:tcMar>
-              <w:top w:w="120" w:type="dxa"/>
-              <w:left w:w="180" w:type="dxa"/>
-              <w:bottom w:w="120" w:type="dxa"/>
-              <w:right w:w="180" w:type="dxa"/>
-            </w:tcMar>
-            <w:vAlign w:val="center"/>
-            <w:hideMark/>
-          </w:tcPr>
-          <w:p>
-            <w:r>
-              <w:rPr>
-                <w:b/>
-                <w:bCs/>
-              </w:rPr>
-              <w:t>R24</w:t>
-            </w:r>
-          </w:p>
-        </w:tc>
-        <w:tc>
-          <w:tcPr>
-            <w:tcW w:w="0" w:type="auto"/>
-            <w:tcBorders>
-              <w:top w:val="single" w:sz="6" w:space="0" w:color="C4C7C5"/>
-              <w:left w:val="single" w:sz="6" w:space="0" w:color="C4C7C5"/>
-              <w:bottom w:val="single" w:sz="6" w:space="0" w:color="C4C7C5"/>
-              <w:right w:val="single" w:sz="6" w:space="0" w:color="C4C7C5"/>
-            </w:tcBorders>
-            <w:tcMar>
-              <w:top w:w="120" w:type="dxa"/>
-              <w:left w:w="180" w:type="dxa"/>
-              <w:bottom w:w="120" w:type="dxa"/>
-              <w:right w:w="180" w:type="dxa"/>
-            </w:tcMar>
-            <w:vAlign w:val="center"/>
-            <w:hideMark/>
-          </w:tcPr>
-          <w:p>
-            <w:r>
-              <w:t>Special</w:t>
-            </w:r>
-          </w:p>
-        </w:tc>
-        <w:tc>
-          <w:tcPr>
-            <w:tcW w:w="0" w:type="auto"/>
-            <w:tcBorders>
-              <w:top w:val="single" w:sz="6" w:space="0" w:color="C4C7C5"/>
-              <w:left w:val="single" w:sz="6" w:space="0" w:color="C4C7C5"/>
-              <w:bottom w:val="single" w:sz="6" w:space="0" w:color="C4C7C5"/>
-              <w:right w:val="single" w:sz="6" w:space="0" w:color="C4C7C5"/>
-            </w:tcBorders>
-            <w:tcMar>
-              <w:top w:w="120" w:type="dxa"/>
-              <w:left w:w="180" w:type="dxa"/>
-              <w:bottom w:w="120" w:type="dxa"/>
-              <w:right w:w="180" w:type="dxa"/>
-            </w:tcMar>
-            <w:vAlign w:val="center"/>
-            <w:hideMark/>
-          </w:tcPr>
-          <w:p>
+            <w:pPr>
+              <w:jc w:val="both"/>
+            </w:pPr>
             <w:r>
               <w:t>The Last Stand</w:t>
             </w:r>
@@ -4141,6 +6276,9 @@
             <w:hideMark/>
           </w:tcPr>
           <w:p>
+            <w:pPr>
+              <w:jc w:val="both"/>
+            </w:pPr>
             <w:r>
               <w:t>Lives=Low AND Gun=High AND Kills=High AND Time=High</w:t>
             </w:r>
@@ -4165,6 +6303,9 @@
             <w:hideMark/>
           </w:tcPr>
           <w:p>
+            <w:pPr>
+              <w:jc w:val="both"/>
+            </w:pPr>
             <w:r>
               <w:t>Speed=</w:t>
             </w:r>
@@ -4188,24 +6329,39 @@
         </w:tc>
       </w:tr>
     </w:tbl>
-    <w:p/>
     <w:p>
       <w:pPr>
-        <w:rPr>
+        <w:jc w:val="both"/>
+      </w:pPr>
+    </w:p>
+    <w:p>
+      <w:pPr>
+        <w:pStyle w:val="Heading2"/>
+        <w:spacing w:before="200" w:after="0" w:line="360" w:lineRule="auto"/>
+        <w:rPr>
+          <w:rFonts w:cstheme="majorHAnsi"/>
           <w:b/>
           <w:bCs/>
-        </w:rPr>
-      </w:pPr>
-      <w:r>
-        <w:rPr>
+          <w:color w:val="156082" w:themeColor="accent1"/>
+          <w:kern w:val="0"/>
+          <w14:ligatures w14:val="none"/>
+        </w:rPr>
+      </w:pPr>
+      <w:r>
+        <w:rPr>
+          <w:rFonts w:cstheme="majorHAnsi"/>
           <w:b/>
           <w:bCs/>
+          <w:color w:val="156082" w:themeColor="accent1"/>
+          <w:kern w:val="0"/>
+          <w14:ligatures w14:val="none"/>
         </w:rPr>
         <w:t>4. Testing &amp; Validation</w:t>
       </w:r>
     </w:p>
     <w:p>
       <w:pPr>
+        <w:pStyle w:val="Heading3"/>
         <w:rPr>
           <w:b/>
           <w:bCs/>
@@ -4220,6 +6376,9 @@
       </w:r>
     </w:p>
     <w:p>
+      <w:pPr>
+        <w:jc w:val="both"/>
+      </w:pPr>
       <w:r>
         <w:t xml:space="preserve">Validating a dynamic, real-time system poses a unique challenge, as live gameplay generates unpredictable, highly volatile data. To rigorously evaluate the accuracy and performance of the Fuzzy Expert System, a deterministic "headless" testing script was developed. This script bypasses the </w:t>
       </w:r>
@@ -4250,6 +6409,7 @@
     </w:p>
     <w:p>
       <w:pPr>
+        <w:pStyle w:val="Heading3"/>
         <w:rPr>
           <w:b/>
           <w:bCs/>
@@ -4264,6 +6424,9 @@
       </w:r>
     </w:p>
     <w:p>
+      <w:pPr>
+        <w:jc w:val="both"/>
+      </w:pPr>
       <w:r>
         <w:t xml:space="preserve">To ensure all four rule categories (Mercy, Neutral, Challenge, Special) were thoroughly tested, a dataset of 15 distinct player states was formulated and fed into the system. The complete parameters and the resulting </w:t>
       </w:r>
@@ -4277,16 +6440,16 @@
       </w:r>
     </w:p>
     <w:p>
-      <w:r>
-        <w:t xml:space="preserve">This supplementary dataset details the six inputs applied for each scenario (Kills, Time, Health, Lives, Gun Level, Restarts), the expected human-designed difficulty classification, </w:t>
-      </w:r>
-      <w:r>
-        <w:lastRenderedPageBreak/>
-        <w:t>the actual calculated outputs (Speed Multiplier, Spawn Delay, Mob Size), and the primary rule successfully triggered by the inference engine.</w:t>
+      <w:pPr>
+        <w:jc w:val="both"/>
+      </w:pPr>
+      <w:r>
+        <w:t>This supplementary dataset details the six inputs applied for each scenario (Kills, Time, Health, Lives, Gun Level, Restarts), the expected human-designed difficulty classification, the actual calculated outputs (Speed Multiplier, Spawn Delay, Mob Size), and the primary rule successfully triggered by the inference engine.</w:t>
       </w:r>
     </w:p>
     <w:p>
       <w:pPr>
+        <w:pStyle w:val="Heading3"/>
         <w:rPr>
           <w:b/>
           <w:bCs/>
@@ -4301,32 +6464,50 @@
       </w:r>
     </w:p>
     <w:p>
+      <w:pPr>
+        <w:jc w:val="both"/>
+      </w:pPr>
       <w:r>
         <w:t>The results documented in the CSV file successfully validate the core mechanics of the engine. Extreme ends of the spectrum performed exactly as engineered: struggling players in Test 1 ("Critical Mercy") were granted distinct mathematical assistance (Spawn Delay raised to nearly 2.5 seconds), while dominating players in Test 13 ("MAX OVERDRIVE") faced brutal conditions (Spawn Delay dropped to 0.59s with highly accelerated enemy speeds).</w:t>
       </w:r>
     </w:p>
     <w:p>
-      <w:r>
+      <w:pPr>
+        <w:jc w:val="both"/>
+      </w:pPr>
+      <w:r>
+        <w:lastRenderedPageBreak/>
         <w:t>Furthermore, the dataset reveals the highly sophisticated emergent behavior created by centroid defuzzification. In Test 15 ("The Last Stand"), the player has massive kills, high time, and maximum firepower, which normally triggers extreme difficulty. However, because they are on their final life with critical health, Rule 1 (Critical Mercy) overpowered the challenge rules. The system successfully calculated that the player's immediate risk of dying outweighed their historical success, pulling the mathematical average down to prioritize player survival (slowing speed to 0.90x). This proves the multi-variable blending is working seamlessly.</w:t>
       </w:r>
     </w:p>
     <w:p>
       <w:pPr>
-        <w:rPr>
+        <w:pStyle w:val="Heading2"/>
+        <w:spacing w:before="200" w:after="0" w:line="360" w:lineRule="auto"/>
+        <w:rPr>
+          <w:rFonts w:cstheme="majorHAnsi"/>
           <w:b/>
           <w:bCs/>
-        </w:rPr>
-      </w:pPr>
-      <w:r>
-        <w:rPr>
+          <w:color w:val="156082" w:themeColor="accent1"/>
+          <w:kern w:val="0"/>
+          <w14:ligatures w14:val="none"/>
+        </w:rPr>
+      </w:pPr>
+      <w:r>
+        <w:rPr>
+          <w:rFonts w:cstheme="majorHAnsi"/>
           <w:b/>
           <w:bCs/>
+          <w:color w:val="156082" w:themeColor="accent1"/>
+          <w:kern w:val="0"/>
+          <w14:ligatures w14:val="none"/>
         </w:rPr>
         <w:t>5. User Manual &amp; Dependencies</w:t>
       </w:r>
     </w:p>
     <w:p>
       <w:pPr>
+        <w:pStyle w:val="Heading3"/>
         <w:rPr>
           <w:b/>
           <w:bCs/>
@@ -4341,6 +6522,9 @@
       </w:r>
     </w:p>
     <w:p>
+      <w:pPr>
+        <w:jc w:val="both"/>
+      </w:pPr>
       <w:r>
         <w:t>To execute the simulation and game environment, the following Python libraries are required:</w:t>
       </w:r>
@@ -4351,6 +6535,7 @@
           <w:ilvl w:val="0"/>
           <w:numId w:val="5"/>
         </w:numPr>
+        <w:jc w:val="both"/>
       </w:pPr>
       <w:proofErr w:type="spellStart"/>
       <w:r>
@@ -4367,6 +6552,7 @@
           <w:ilvl w:val="0"/>
           <w:numId w:val="5"/>
         </w:numPr>
+        <w:jc w:val="both"/>
       </w:pPr>
       <w:proofErr w:type="spellStart"/>
       <w:r>
@@ -4383,6 +6569,7 @@
           <w:ilvl w:val="0"/>
           <w:numId w:val="5"/>
         </w:numPr>
+        <w:jc w:val="both"/>
       </w:pPr>
       <w:r>
         <w:t>scikit-fuzzy (</w:t>
@@ -4397,6 +6584,9 @@
       </w:r>
     </w:p>
     <w:p>
+      <w:pPr>
+        <w:jc w:val="both"/>
+      </w:pPr>
       <w:r>
         <w:rPr>
           <w:b/>
@@ -4407,7 +6597,7 @@
       <w:r>
         <w:t xml:space="preserve"> The foundational gameplay loop, sprite rendering, and basic collision physics were adapted from the open-source repository </w:t>
       </w:r>
-      <w:hyperlink r:id="rId5" w:tgtFrame="_blank" w:history="1">
+      <w:hyperlink r:id="rId12" w:tgtFrame="_blank" w:history="1">
         <w:proofErr w:type="spellStart"/>
         <w:r>
           <w:rPr>
@@ -4451,6 +6641,7 @@
     </w:p>
     <w:p>
       <w:pPr>
+        <w:pStyle w:val="Heading3"/>
         <w:rPr>
           <w:b/>
           <w:bCs/>
@@ -4461,16 +6652,21 @@
           <w:b/>
           <w:bCs/>
         </w:rPr>
-        <w:lastRenderedPageBreak/>
         <w:t>5.2 Operating Instructions (User Manual)</w:t>
       </w:r>
     </w:p>
     <w:p>
+      <w:pPr>
+        <w:jc w:val="both"/>
+      </w:pPr>
       <w:r>
         <w:t>To launch the system, execute the main application file via the terminal: python spaceShooter.py</w:t>
       </w:r>
     </w:p>
     <w:p>
+      <w:pPr>
+        <w:jc w:val="both"/>
+      </w:pPr>
       <w:r>
         <w:rPr>
           <w:b/>
@@ -4485,6 +6681,7 @@
           <w:ilvl w:val="0"/>
           <w:numId w:val="6"/>
         </w:numPr>
+        <w:jc w:val="both"/>
       </w:pPr>
       <w:r>
         <w:rPr>
@@ -4503,6 +6700,7 @@
           <w:ilvl w:val="0"/>
           <w:numId w:val="6"/>
         </w:numPr>
+        <w:jc w:val="both"/>
       </w:pPr>
       <w:r>
         <w:rPr>
@@ -4516,6 +6714,9 @@
       </w:r>
     </w:p>
     <w:p>
+      <w:pPr>
+        <w:jc w:val="both"/>
+      </w:pPr>
       <w:r>
         <w:rPr>
           <w:b/>
@@ -4533,12 +6734,14 @@
           <w:ilvl w:val="0"/>
           <w:numId w:val="7"/>
         </w:numPr>
+        <w:jc w:val="both"/>
       </w:pPr>
       <w:r>
         <w:rPr>
           <w:b/>
           <w:bCs/>
         </w:rPr>
+        <w:lastRenderedPageBreak/>
         <w:t>[M] Toggle Manual Mode:</w:t>
       </w:r>
       <w:r>
@@ -4559,6 +6762,7 @@
           <w:ilvl w:val="0"/>
           <w:numId w:val="7"/>
         </w:numPr>
+        <w:jc w:val="both"/>
       </w:pPr>
       <w:r>
         <w:rPr>
@@ -4577,6 +6781,7 @@
           <w:ilvl w:val="0"/>
           <w:numId w:val="7"/>
         </w:numPr>
+        <w:jc w:val="both"/>
       </w:pPr>
       <w:r>
         <w:rPr>
@@ -4605,6 +6810,7 @@
           <w:ilvl w:val="0"/>
           <w:numId w:val="7"/>
         </w:numPr>
+        <w:jc w:val="both"/>
       </w:pPr>
       <w:r>
         <w:rPr>
@@ -4625,39 +6831,59 @@
         <w:t xml:space="preserve"> the game normally.</w:t>
       </w:r>
     </w:p>
-    <w:p/>
     <w:p>
       <w:pPr>
-        <w:rPr>
+        <w:jc w:val="both"/>
+      </w:pPr>
+    </w:p>
+    <w:p>
+      <w:pPr>
+        <w:pStyle w:val="Heading2"/>
+        <w:spacing w:before="200" w:after="0" w:line="360" w:lineRule="auto"/>
+        <w:rPr>
+          <w:rFonts w:cstheme="majorHAnsi"/>
           <w:b/>
           <w:bCs/>
-        </w:rPr>
-      </w:pPr>
-      <w:r>
-        <w:rPr>
+          <w:color w:val="156082" w:themeColor="accent1"/>
+          <w:kern w:val="0"/>
+          <w14:ligatures w14:val="none"/>
+        </w:rPr>
+      </w:pPr>
+      <w:r>
+        <w:rPr>
+          <w:rFonts w:cstheme="majorHAnsi"/>
           <w:b/>
           <w:bCs/>
+          <w:color w:val="156082" w:themeColor="accent1"/>
+          <w:kern w:val="0"/>
+          <w14:ligatures w14:val="none"/>
         </w:rPr>
         <w:t>6. Conclusion</w:t>
       </w:r>
     </w:p>
     <w:p>
+      <w:pPr>
+        <w:jc w:val="both"/>
+      </w:pPr>
       <w:r>
         <w:t>This project successfully demonstrates the immense superiority of Fuzzy Logic over traditional, hard-coded threshold systems in video game design. By mapping the subjective, uncertain nature of human skill to precise mathematical continuous curves, the space shooter achieves a state of constant equilibrium. The difficulty scales invisibly, catching struggling players before they fail and challenging expert players just as they begin to master the loop.</w:t>
       </w:r>
     </w:p>
     <w:p>
-      <w:r>
-        <w:t xml:space="preserve">The highly modular nature of this architecture ensures that the system is never truly "finished"; it is highly scalable. Because the rules evaluate the overarching fuzzy sets rather </w:t>
-      </w:r>
-      <w:r>
-        <w:lastRenderedPageBreak/>
-        <w:t>than static numbers, the system will only change and improve even more each time a new, valid rule is added to the knowledge base. Future developments could seamlessly introduce new inputs—such as player accuracy or movement frequency—into the rule base without breaking the existing logic, paving the way for truly intelligent, adaptive software.</w:t>
+      <w:pPr>
+        <w:jc w:val="both"/>
+      </w:pPr>
+      <w:r>
+        <w:t>The highly modular nature of this architecture ensures that the system is never truly "finished"; it is highly scalable. Because the rules evaluate the overarching fuzzy sets rather than static numbers, the system will only change and improve even more each time a new, valid rule is added to the knowledge base. Future developments could seamlessly introduce new inputs—such as player accuracy or movement frequency—into the rule base without breaking the existing logic, paving the way for truly intelligent, adaptive software.</w:t>
       </w:r>
     </w:p>
-    <w:p/>
+    <w:p>
+      <w:pPr>
+        <w:jc w:val="both"/>
+      </w:pPr>
+    </w:p>
     <w:sectPr>
-      <w:pgSz w:w="12240" w:h="15840"/>
+      <w:pgSz w:w="11906" w:h="16838" w:code="9"/>
       <w:pgMar w:top="1440" w:right="1440" w:bottom="1440" w:left="1440" w:header="720" w:footer="720" w:gutter="0"/>
       <w:cols w:space="720"/>
       <w:docGrid w:linePitch="360"/>
@@ -4668,6 +6894,32 @@
 
 <file path=word/numbering.xml><?xml version="1.0" encoding="utf-8"?>
 <w:numbering xmlns:wpc="http://schemas.microsoft.com/office/word/2010/wordprocessingCanvas" xmlns:cx="http://schemas.microsoft.com/office/drawing/2014/chartex" xmlns:cx1="http://schemas.microsoft.com/office/drawing/2015/9/8/chartex" xmlns:cx2="http://schemas.microsoft.com/office/drawing/2015/10/21/chartex" xmlns:cx3="http://schemas.microsoft.com/office/drawing/2016/5/9/chartex" xmlns:cx4="http://schemas.microsoft.com/office/drawing/2016/5/10/chartex" xmlns:cx5="http://schemas.microsoft.com/office/drawing/2016/5/11/chartex" xmlns:cx6="http://schemas.microsoft.com/office/drawing/2016/5/12/chartex" xmlns:cx7="http://schemas.microsoft.com/office/drawing/2016/5/13/chartex" xmlns:cx8="http://schemas.microsoft.com/office/drawing/2016/5/14/chartex" xmlns:mc="http://schemas.openxmlformats.org/markup-compatibility/2006" xmlns:aink="http://schemas.microsoft.com/office/drawing/2016/ink" xmlns:am3d="http://schemas.microsoft.com/office/drawing/2017/model3d" xmlns:o="urn:schemas-microsoft-com:office:office" xmlns:oel="http://schemas.microsoft.com/office/2019/extlst" xmlns:r="http://schemas.openxmlformats.org/officeDocument/2006/relationships" xmlns:m="http://schemas.openxmlformats.org/officeDocument/2006/math" xmlns:v="urn:schemas-microsoft-com:vml" xmlns:wp14="http://schemas.microsoft.com/office/word/2010/wordprocessingDrawing" xmlns:wp="http://schemas.openxmlformats.org/drawingml/2006/wordprocessingDrawing" xmlns:w10="urn:schemas-microsoft-com:office:word" xmlns:w="http://schemas.openxmlformats.org/wordprocessingml/2006/main" xmlns:w14="http://schemas.microsoft.com/office/word/2010/wordml" xmlns:w15="http://schemas.microsoft.com/office/word/2012/wordml" xmlns:w16cex="http://schemas.microsoft.com/office/word/2018/wordml/cex" xmlns:w16cid="http://schemas.microsoft.com/office/word/2016/wordml/cid" xmlns:w16="http://schemas.microsoft.com/office/word/2018/wordml" xmlns:w16du="http://schemas.microsoft.com/office/word/2023/wordml/word16du" xmlns:w16sdtdh="http://schemas.microsoft.com/office/word/2020/wordml/sdtdatahash" xmlns:w16sdtfl="http://schemas.microsoft.com/office/word/2024/wordml/sdtformatlock" xmlns:w16se="http://schemas.microsoft.com/office/word/2015/wordml/symex" xmlns:wpg="http://schemas.microsoft.com/office/word/2010/wordprocessingGroup" xmlns:wpi="http://schemas.microsoft.com/office/word/2010/wordprocessingInk" xmlns:wne="http://schemas.microsoft.com/office/word/2006/wordml" xmlns:wps="http://schemas.microsoft.com/office/word/2010/wordprocessingShape" mc:Ignorable="w14 w15 w16se w16cid w16 w16cex w16sdtdh w16sdtfl w16du wp14">
+  <w:numPicBullet w:numPicBulletId="0">
+    <w:pict>
+      <v:shapetype w14:anchorId="5ECB3691" id="_x0000_t75" coordsize="21600,21600" o:spt="75" o:preferrelative="t" path="m@4@5l@4@11@9@11@9@5xe" filled="f" stroked="f">
+        <v:stroke joinstyle="miter"/>
+        <v:formulas>
+          <v:f eqn="if lineDrawn pixelLineWidth 0"/>
+          <v:f eqn="sum @0 1 0"/>
+          <v:f eqn="sum 0 0 @1"/>
+          <v:f eqn="prod @2 1 2"/>
+          <v:f eqn="prod @3 21600 pixelWidth"/>
+          <v:f eqn="prod @3 21600 pixelHeight"/>
+          <v:f eqn="sum @0 0 1"/>
+          <v:f eqn="prod @6 1 2"/>
+          <v:f eqn="prod @7 21600 pixelWidth"/>
+          <v:f eqn="sum @8 21600 0"/>
+          <v:f eqn="prod @7 21600 pixelHeight"/>
+          <v:f eqn="sum @10 21600 0"/>
+        </v:formulas>
+        <v:path o:extrusionok="f" gradientshapeok="t" o:connecttype="rect"/>
+        <o:lock v:ext="edit" aspectratio="t"/>
+      </v:shapetype>
+      <v:shape id="Picture 7" o:spid="_x0000_i1025" type="#_x0000_t75" style="width:9.75pt;height:40.5pt;visibility:visible;mso-wrap-style:square" o:bullet="t">
+        <v:imagedata r:id="rId1" o:title=""/>
+      </v:shape>
+    </w:pict>
+  </w:numPicBullet>
   <w:abstractNum w:abstractNumId="0" w15:restartNumberingAfterBreak="0">
     <w:nsid w:val="180E74F3"/>
     <w:multiLevelType w:val="multilevel"/>
@@ -6055,7 +8307,6 @@
     <w:next w:val="Normal"/>
     <w:link w:val="Heading2Char"/>
     <w:uiPriority w:val="9"/>
-    <w:semiHidden/>
     <w:unhideWhenUsed/>
     <w:qFormat/>
     <w:rsid w:val="00205053"/>
@@ -6078,7 +8329,6 @@
     <w:next w:val="Normal"/>
     <w:link w:val="Heading3Char"/>
     <w:uiPriority w:val="9"/>
-    <w:semiHidden/>
     <w:unhideWhenUsed/>
     <w:qFormat/>
     <w:rsid w:val="00205053"/>
@@ -6230,6 +8480,7 @@
   <w:style w:type="character" w:default="1" w:styleId="DefaultParagraphFont">
     <w:name w:val="Default Paragraph Font"/>
     <w:uiPriority w:val="1"/>
+    <w:semiHidden/>
     <w:unhideWhenUsed/>
   </w:style>
   <w:style w:type="table" w:default="1" w:styleId="TableNormal">
@@ -6271,7 +8522,6 @@
     <w:basedOn w:val="DefaultParagraphFont"/>
     <w:link w:val="Heading2"/>
     <w:uiPriority w:val="9"/>
-    <w:semiHidden/>
     <w:rsid w:val="00205053"/>
     <w:rPr>
       <w:rFonts w:asciiTheme="majorHAnsi" w:eastAsiaTheme="majorEastAsia" w:hAnsiTheme="majorHAnsi" w:cstheme="majorBidi"/>
@@ -6285,7 +8535,6 @@
     <w:basedOn w:val="DefaultParagraphFont"/>
     <w:link w:val="Heading3"/>
     <w:uiPriority w:val="9"/>
-    <w:semiHidden/>
     <w:rsid w:val="00205053"/>
     <w:rPr>
       <w:rFonts w:eastAsiaTheme="majorEastAsia" w:cstheme="majorBidi"/>
@@ -6564,6 +8813,37 @@
     <w:rPr>
       <w:color w:val="605E5C"/>
       <w:shd w:val="clear" w:color="auto" w:fill="E1DFDD"/>
+    </w:rPr>
+  </w:style>
+  <w:style w:type="paragraph" w:styleId="NoSpacing">
+    <w:name w:val="No Spacing"/>
+    <w:link w:val="NoSpacingChar"/>
+    <w:uiPriority w:val="1"/>
+    <w:qFormat/>
+    <w:rsid w:val="00AC330C"/>
+    <w:pPr>
+      <w:spacing w:after="0" w:line="240" w:lineRule="auto"/>
+    </w:pPr>
+    <w:rPr>
+      <w:rFonts w:eastAsiaTheme="minorEastAsia"/>
+      <w:kern w:val="0"/>
+      <w:sz w:val="22"/>
+      <w:szCs w:val="22"/>
+      <w14:ligatures w14:val="none"/>
+    </w:rPr>
+  </w:style>
+  <w:style w:type="character" w:customStyle="1" w:styleId="NoSpacingChar">
+    <w:name w:val="No Spacing Char"/>
+    <w:basedOn w:val="DefaultParagraphFont"/>
+    <w:link w:val="NoSpacing"/>
+    <w:uiPriority w:val="1"/>
+    <w:rsid w:val="00AC330C"/>
+    <w:rPr>
+      <w:rFonts w:eastAsiaTheme="minorEastAsia"/>
+      <w:kern w:val="0"/>
+      <w:sz w:val="22"/>
+      <w:szCs w:val="22"/>
+      <w14:ligatures w14:val="none"/>
     </w:rPr>
   </w:style>
 </w:styles>

--- a/spaceShooter/Fuzzy system report.docx
+++ b/spaceShooter/Fuzzy system report.docx
@@ -310,35 +310,25 @@
                                 <w:spacing w:before="120"/>
                                 <w:jc w:val="center"/>
                                 <w:rPr>
-                                  <w:rFonts w:asciiTheme="majorHAnsi" w:hAnsiTheme="majorHAnsi" w:cstheme="majorHAnsi"/>
+                                  <w:rFonts w:asciiTheme="majorHAnsi" w:hAnsiTheme="majorHAnsi" w:hint="cs"/>
                                   <w:color w:val="FFFFFF" w:themeColor="background1"/>
                                   <w:sz w:val="28"/>
                                   <w:szCs w:val="28"/>
                                   <w:rtl/>
+                                  <w:lang w:bidi="ar-SY"/>
                                 </w:rPr>
                               </w:pPr>
                               <w:r>
                                 <w:rPr>
-                                  <w:rFonts w:asciiTheme="majorHAnsi" w:hAnsiTheme="majorHAnsi" w:cstheme="majorHAnsi"/>
+                                  <w:rFonts w:asciiTheme="majorHAnsi" w:hAnsiTheme="majorHAnsi" w:hint="cs"/>
                                   <w:color w:val="FFFFFF" w:themeColor="background1"/>
                                   <w:sz w:val="28"/>
                                   <w:szCs w:val="28"/>
                                   <w:rtl/>
+                                  <w:lang w:bidi="ar-SY"/>
                                 </w:rPr>
-                                <w:t xml:space="preserve">محمد خير محمد غسان </w:t>
+                                <w:t>محمد غسان محمد خير الخاني</w:t>
                               </w:r>
-                              <w:proofErr w:type="spellStart"/>
-                              <w:r>
-                                <w:rPr>
-                                  <w:rFonts w:asciiTheme="majorHAnsi" w:hAnsiTheme="majorHAnsi" w:cstheme="majorHAnsi"/>
-                                  <w:color w:val="FFFFFF" w:themeColor="background1"/>
-                                  <w:sz w:val="28"/>
-                                  <w:szCs w:val="28"/>
-                                  <w:rtl/>
-                                </w:rPr>
-                                <w:t>الخاني</w:t>
-                              </w:r>
-                              <w:proofErr w:type="spellEnd"/>
                             </w:p>
                             <w:p>
                               <w:pPr>
@@ -412,29 +402,7 @@
                                   <w:szCs w:val="28"/>
                                   <w:rtl/>
                                 </w:rPr>
-                                <w:t xml:space="preserve">محمد </w:t>
-                              </w:r>
-                              <w:proofErr w:type="spellStart"/>
-                              <w:r>
-                                <w:rPr>
-                                  <w:rFonts w:asciiTheme="majorHAnsi" w:hAnsiTheme="majorHAnsi" w:cstheme="majorHAnsi"/>
-                                  <w:color w:val="FFFFFF" w:themeColor="background1"/>
-                                  <w:sz w:val="28"/>
-                                  <w:szCs w:val="28"/>
-                                  <w:rtl/>
-                                </w:rPr>
-                                <w:t>محمد</w:t>
-                              </w:r>
-                              <w:proofErr w:type="spellEnd"/>
-                              <w:r>
-                                <w:rPr>
-                                  <w:rFonts w:asciiTheme="majorHAnsi" w:hAnsiTheme="majorHAnsi" w:cstheme="majorHAnsi"/>
-                                  <w:color w:val="FFFFFF" w:themeColor="background1"/>
-                                  <w:sz w:val="28"/>
-                                  <w:szCs w:val="28"/>
-                                  <w:rtl/>
-                                </w:rPr>
-                                <w:t xml:space="preserve"> زياد المجذوب</w:t>
+                                <w:t>محمد محمد زياد المجذوب</w:t>
                               </w:r>
                             </w:p>
                             <w:p>
@@ -611,35 +579,25 @@
                           <w:spacing w:before="120"/>
                           <w:jc w:val="center"/>
                           <w:rPr>
-                            <w:rFonts w:asciiTheme="majorHAnsi" w:hAnsiTheme="majorHAnsi" w:cstheme="majorHAnsi"/>
+                            <w:rFonts w:asciiTheme="majorHAnsi" w:hAnsiTheme="majorHAnsi" w:hint="cs"/>
                             <w:color w:val="FFFFFF" w:themeColor="background1"/>
                             <w:sz w:val="28"/>
                             <w:szCs w:val="28"/>
                             <w:rtl/>
+                            <w:lang w:bidi="ar-SY"/>
                           </w:rPr>
                         </w:pPr>
                         <w:r>
                           <w:rPr>
-                            <w:rFonts w:asciiTheme="majorHAnsi" w:hAnsiTheme="majorHAnsi" w:cstheme="majorHAnsi"/>
+                            <w:rFonts w:asciiTheme="majorHAnsi" w:hAnsiTheme="majorHAnsi" w:hint="cs"/>
                             <w:color w:val="FFFFFF" w:themeColor="background1"/>
                             <w:sz w:val="28"/>
                             <w:szCs w:val="28"/>
                             <w:rtl/>
+                            <w:lang w:bidi="ar-SY"/>
                           </w:rPr>
-                          <w:t xml:space="preserve">محمد خير محمد غسان </w:t>
+                          <w:t>محمد غسان محمد خير الخاني</w:t>
                         </w:r>
-                        <w:proofErr w:type="spellStart"/>
-                        <w:r>
-                          <w:rPr>
-                            <w:rFonts w:asciiTheme="majorHAnsi" w:hAnsiTheme="majorHAnsi" w:cstheme="majorHAnsi"/>
-                            <w:color w:val="FFFFFF" w:themeColor="background1"/>
-                            <w:sz w:val="28"/>
-                            <w:szCs w:val="28"/>
-                            <w:rtl/>
-                          </w:rPr>
-                          <w:t>الخاني</w:t>
-                        </w:r>
-                        <w:proofErr w:type="spellEnd"/>
                       </w:p>
                       <w:p>
                         <w:pPr>
@@ -713,29 +671,7 @@
                             <w:szCs w:val="28"/>
                             <w:rtl/>
                           </w:rPr>
-                          <w:t xml:space="preserve">محمد </w:t>
-                        </w:r>
-                        <w:proofErr w:type="spellStart"/>
-                        <w:r>
-                          <w:rPr>
-                            <w:rFonts w:asciiTheme="majorHAnsi" w:hAnsiTheme="majorHAnsi" w:cstheme="majorHAnsi"/>
-                            <w:color w:val="FFFFFF" w:themeColor="background1"/>
-                            <w:sz w:val="28"/>
-                            <w:szCs w:val="28"/>
-                            <w:rtl/>
-                          </w:rPr>
-                          <w:t>محمد</w:t>
-                        </w:r>
-                        <w:proofErr w:type="spellEnd"/>
-                        <w:r>
-                          <w:rPr>
-                            <w:rFonts w:asciiTheme="majorHAnsi" w:hAnsiTheme="majorHAnsi" w:cstheme="majorHAnsi"/>
-                            <w:color w:val="FFFFFF" w:themeColor="background1"/>
-                            <w:sz w:val="28"/>
-                            <w:szCs w:val="28"/>
-                            <w:rtl/>
-                          </w:rPr>
-                          <w:t xml:space="preserve"> زياد المجذوب</w:t>
+                          <w:t>محمد محمد زياد المجذوب</w:t>
                         </w:r>
                       </w:p>
                       <w:p>
@@ -845,7 +781,7 @@
           <w:noProof/>
         </w:rPr>
         <w:drawing>
-          <wp:anchor distT="0" distB="0" distL="114300" distR="114300" simplePos="0" relativeHeight="251672576" behindDoc="0" locked="0" layoutInCell="1" allowOverlap="1" wp14:anchorId="560F7A70" wp14:editId="24C5AED4">
+          <wp:anchor distT="0" distB="0" distL="114300" distR="114300" simplePos="0" relativeHeight="251672576" behindDoc="0" locked="0" layoutInCell="1" allowOverlap="1" wp14:anchorId="560F7A70" wp14:editId="435B90A2">
             <wp:simplePos x="0" y="0"/>
             <wp:positionH relativeFrom="column">
               <wp:posOffset>3138170</wp:posOffset>
@@ -924,7 +860,7 @@
           <w:noProof/>
         </w:rPr>
         <w:drawing>
-          <wp:anchor distT="0" distB="0" distL="114300" distR="114300" simplePos="0" relativeHeight="251678720" behindDoc="0" locked="0" layoutInCell="1" allowOverlap="1" wp14:anchorId="41747325" wp14:editId="3CA0A631">
+          <wp:anchor distT="0" distB="0" distL="114300" distR="114300" simplePos="0" relativeHeight="251678720" behindDoc="0" locked="0" layoutInCell="1" allowOverlap="1" wp14:anchorId="41747325" wp14:editId="04CCE436">
             <wp:simplePos x="0" y="0"/>
             <wp:positionH relativeFrom="margin">
               <wp:align>center</wp:align>
@@ -1003,7 +939,7 @@
           <w:noProof/>
         </w:rPr>
         <w:drawing>
-          <wp:anchor distT="0" distB="0" distL="114300" distR="114300" simplePos="0" relativeHeight="251676672" behindDoc="0" locked="0" layoutInCell="1" allowOverlap="1" wp14:anchorId="7E3A3B20" wp14:editId="5CB3431A">
+          <wp:anchor distT="0" distB="0" distL="114300" distR="114300" simplePos="0" relativeHeight="251676672" behindDoc="0" locked="0" layoutInCell="1" allowOverlap="1" wp14:anchorId="7E3A3B20" wp14:editId="0A98038D">
             <wp:simplePos x="0" y="0"/>
             <wp:positionH relativeFrom="column">
               <wp:posOffset>3771265</wp:posOffset>
@@ -1082,7 +1018,7 @@
           <w:noProof/>
         </w:rPr>
         <w:drawing>
-          <wp:anchor distT="0" distB="0" distL="114300" distR="114300" simplePos="0" relativeHeight="251664384" behindDoc="0" locked="0" layoutInCell="1" allowOverlap="1" wp14:anchorId="49466607" wp14:editId="5D7F508E">
+          <wp:anchor distT="0" distB="0" distL="114300" distR="114300" simplePos="0" relativeHeight="251664384" behindDoc="0" locked="0" layoutInCell="1" allowOverlap="1" wp14:anchorId="49466607" wp14:editId="76BEA39F">
             <wp:simplePos x="0" y="0"/>
             <wp:positionH relativeFrom="margin">
               <wp:align>center</wp:align>
@@ -1157,7 +1093,7 @@
           <w:noProof/>
         </w:rPr>
         <w:drawing>
-          <wp:anchor distT="0" distB="0" distL="114300" distR="114300" simplePos="0" relativeHeight="251674624" behindDoc="0" locked="0" layoutInCell="1" allowOverlap="1" wp14:anchorId="69B2DF4B" wp14:editId="3E7238E7">
+          <wp:anchor distT="0" distB="0" distL="114300" distR="114300" simplePos="0" relativeHeight="251674624" behindDoc="0" locked="0" layoutInCell="1" allowOverlap="1" wp14:anchorId="69B2DF4B" wp14:editId="20A50BB3">
             <wp:simplePos x="0" y="0"/>
             <wp:positionH relativeFrom="column">
               <wp:posOffset>1476375</wp:posOffset>
@@ -1235,7 +1171,7 @@
           <w:noProof/>
         </w:rPr>
         <w:drawing>
-          <wp:anchor distT="0" distB="0" distL="114300" distR="114300" simplePos="0" relativeHeight="251670528" behindDoc="0" locked="0" layoutInCell="1" allowOverlap="1" wp14:anchorId="7EA36202" wp14:editId="6E644374">
+          <wp:anchor distT="0" distB="0" distL="114300" distR="114300" simplePos="0" relativeHeight="251670528" behindDoc="0" locked="0" layoutInCell="1" allowOverlap="1" wp14:anchorId="7EA36202" wp14:editId="40E4B29D">
             <wp:simplePos x="0" y="0"/>
             <wp:positionH relativeFrom="margin">
               <wp:posOffset>1676400</wp:posOffset>
@@ -1391,7 +1327,7 @@
           <w:noProof/>
         </w:rPr>
         <w:drawing>
-          <wp:anchor distT="0" distB="0" distL="114300" distR="114300" simplePos="0" relativeHeight="251668480" behindDoc="0" locked="0" layoutInCell="1" allowOverlap="1" wp14:anchorId="0CDCB14A" wp14:editId="2BC87F2A">
+          <wp:anchor distT="0" distB="0" distL="114300" distR="114300" simplePos="0" relativeHeight="251668480" behindDoc="0" locked="0" layoutInCell="1" allowOverlap="1" wp14:anchorId="0CDCB14A" wp14:editId="41645383">
             <wp:simplePos x="0" y="0"/>
             <wp:positionH relativeFrom="margin">
               <wp:posOffset>2228850</wp:posOffset>
@@ -1466,7 +1402,7 @@
           <w:noProof/>
         </w:rPr>
         <w:drawing>
-          <wp:anchor distT="0" distB="0" distL="114300" distR="114300" simplePos="0" relativeHeight="251666432" behindDoc="0" locked="0" layoutInCell="1" allowOverlap="1" wp14:anchorId="1DE30C5F" wp14:editId="480D506D">
+          <wp:anchor distT="0" distB="0" distL="114300" distR="114300" simplePos="0" relativeHeight="251666432" behindDoc="0" locked="0" layoutInCell="1" allowOverlap="1" wp14:anchorId="1DE30C5F" wp14:editId="0E2BCD01">
             <wp:simplePos x="0" y="0"/>
             <wp:positionH relativeFrom="margin">
               <wp:posOffset>3238500</wp:posOffset>
@@ -1745,15 +1681,7 @@
         <w:jc w:val="both"/>
       </w:pPr>
       <w:r>
-        <w:t>The core game environment was adapted from an open-source framework (</w:t>
-      </w:r>
-      <w:proofErr w:type="spellStart"/>
-      <w:r>
-        <w:t>SpaceShooter</w:t>
-      </w:r>
-      <w:proofErr w:type="spellEnd"/>
-      <w:r>
-        <w:t xml:space="preserve"> by Tasdik Rahman), which originally featured static enemy generation. The primary contribution of this project is the complete replacement of that static logic with an intelligent, real-time DDA engine. By utilizing fuzzy logic, the system continuously monitors the player's performance and seamlessly alters the game environment in real-time, mapping complex, uncertain human skill levels into precise mathematical outputs.</w:t>
+        <w:t>The core game environment was adapted from an open-source framework (SpaceShooter by Tasdik Rahman), which originally featured static enemy generation. The primary contribution of this project is the complete replacement of that static logic with an intelligent, real-time DDA engine. By utilizing fuzzy logic, the system continuously monitors the player's performance and seamlessly alters the game environment in real-time, mapping complex, uncertain human skill levels into precise mathematical outputs.</w:t>
       </w:r>
     </w:p>
     <w:p>
@@ -1810,15 +1738,7 @@
         <w:jc w:val="both"/>
       </w:pPr>
       <w:r>
-        <w:t xml:space="preserve">Traditional DDA systems often rely on hard-coded thresholds (e.g., IF kills &gt; 50 THEN difficulty = hard), which can lead to jarring, unnatural spikes in gameplay. By solving this problem using a Fuzzy Expert System via the Mamdani inference method, the game achieves smooth, overlapping transitions. The system evaluates multiple performance metrics simultaneously, calculating a weighted, </w:t>
-      </w:r>
-      <w:proofErr w:type="spellStart"/>
-      <w:r>
-        <w:t>defuzzified</w:t>
-      </w:r>
-      <w:proofErr w:type="spellEnd"/>
-      <w:r>
-        <w:t xml:space="preserve"> response that feels organic and invisible to the player.</w:t>
+        <w:t>Traditional DDA systems often rely on hard-coded thresholds (e.g., IF kills &gt; 50 THEN difficulty = hard), which can lead to jarring, unnatural spikes in gameplay. By solving this problem using a Fuzzy Expert System via the Mamdani inference method, the game achieves smooth, overlapping transitions. The system evaluates multiple performance metrics simultaneously, calculating a weighted, defuzzified response that feels organic and invisible to the player.</w:t>
       </w:r>
     </w:p>
     <w:p>
@@ -1870,23 +1790,7 @@
           <w:b/>
           <w:bCs/>
         </w:rPr>
-        <w:t>Mobs Killed (</w:t>
-      </w:r>
-      <w:proofErr w:type="spellStart"/>
-      <w:r>
-        <w:rPr>
-          <w:b/>
-          <w:bCs/>
-        </w:rPr>
-        <w:t>mobs_killed</w:t>
-      </w:r>
-      <w:proofErr w:type="spellEnd"/>
-      <w:r>
-        <w:rPr>
-          <w:b/>
-          <w:bCs/>
-        </w:rPr>
-        <w:t xml:space="preserve"> | 0 - 600):</w:t>
+        <w:t>Mobs Killed (mobs_killed | 0 - 600):</w:t>
       </w:r>
       <w:r>
         <w:t xml:space="preserve"> The total number of enemies destroyed. Acts as the primary indicator of the player's offensive capability and skill.</w:t>
@@ -1905,23 +1809,7 @@
           <w:b/>
           <w:bCs/>
         </w:rPr>
-        <w:t>Time Elapsed (</w:t>
-      </w:r>
-      <w:proofErr w:type="spellStart"/>
-      <w:r>
-        <w:rPr>
-          <w:b/>
-          <w:bCs/>
-        </w:rPr>
-        <w:t>time_elapsed</w:t>
-      </w:r>
-      <w:proofErr w:type="spellEnd"/>
-      <w:r>
-        <w:rPr>
-          <w:b/>
-          <w:bCs/>
-        </w:rPr>
-        <w:t xml:space="preserve"> | 0 - 600 seconds):</w:t>
+        <w:t>Time Elapsed (time_elapsed | 0 - 600 seconds):</w:t>
       </w:r>
       <w:r>
         <w:t xml:space="preserve"> The duration of the current survival run. Indicates endurance and familiarity with the game mechanics.</w:t>
@@ -1979,23 +1867,7 @@
           <w:b/>
           <w:bCs/>
         </w:rPr>
-        <w:t>Gun Level (</w:t>
-      </w:r>
-      <w:proofErr w:type="spellStart"/>
-      <w:r>
-        <w:rPr>
-          <w:b/>
-          <w:bCs/>
-        </w:rPr>
-        <w:t>gun_level</w:t>
-      </w:r>
-      <w:proofErr w:type="spellEnd"/>
-      <w:r>
-        <w:rPr>
-          <w:b/>
-          <w:bCs/>
-        </w:rPr>
-        <w:t xml:space="preserve"> | 1 - 3):</w:t>
+        <w:t>Gun Level (gun_level | 1 - 3):</w:t>
       </w:r>
       <w:r>
         <w:t xml:space="preserve"> The current firepower state. High firepower requires tougher enemies to maintain balance.</w:t>
@@ -2014,23 +1886,7 @@
           <w:b/>
           <w:bCs/>
         </w:rPr>
-        <w:t>Restart Count (</w:t>
-      </w:r>
-      <w:proofErr w:type="spellStart"/>
-      <w:r>
-        <w:rPr>
-          <w:b/>
-          <w:bCs/>
-        </w:rPr>
-        <w:t>restart_count</w:t>
-      </w:r>
-      <w:proofErr w:type="spellEnd"/>
-      <w:r>
-        <w:rPr>
-          <w:b/>
-          <w:bCs/>
-        </w:rPr>
-        <w:t xml:space="preserve"> | 0 - 20):</w:t>
+        <w:t>Restart Count (restart_count | 0 - 20):</w:t>
       </w:r>
       <w:r>
         <w:t xml:space="preserve"> A historical metric tracking how many times the player has died and restarted the session. High restarts indicate persistent struggle, triggering baseline difficulty reductions.</w:t>
@@ -2061,23 +1917,7 @@
           <w:b/>
           <w:bCs/>
         </w:rPr>
-        <w:t>Speed Multiplier (</w:t>
-      </w:r>
-      <w:proofErr w:type="spellStart"/>
-      <w:r>
-        <w:rPr>
-          <w:b/>
-          <w:bCs/>
-        </w:rPr>
-        <w:t>speed_mult</w:t>
-      </w:r>
-      <w:proofErr w:type="spellEnd"/>
-      <w:r>
-        <w:rPr>
-          <w:b/>
-          <w:bCs/>
-        </w:rPr>
-        <w:t xml:space="preserve"> | 0.5x - 1.55x):</w:t>
+        <w:t>Speed Multiplier (speed_mult | 0.5x - 1.5x):</w:t>
       </w:r>
       <w:r>
         <w:t xml:space="preserve"> Alters the velocity of enemy projectiles and movements.</w:t>
@@ -2096,23 +1936,23 @@
           <w:b/>
           <w:bCs/>
         </w:rPr>
-        <w:t>Spawn Delay (</w:t>
-      </w:r>
-      <w:proofErr w:type="spellStart"/>
-      <w:r>
-        <w:rPr>
+        <w:t>Spawn Delay (spawn_delay | 0.5s - 3.</w:t>
+      </w:r>
+      <w:r>
+        <w:rPr>
+          <w:rFonts w:hint="cs"/>
           <w:b/>
           <w:bCs/>
-        </w:rPr>
-        <w:t>spawn_delay</w:t>
-      </w:r>
-      <w:proofErr w:type="spellEnd"/>
+          <w:rtl/>
+        </w:rPr>
+        <w:t>0</w:t>
+      </w:r>
       <w:r>
         <w:rPr>
           <w:b/>
           <w:bCs/>
         </w:rPr>
-        <w:t xml:space="preserve"> | 0.5s - 3.1s):</w:t>
+        <w:t>s):</w:t>
       </w:r>
       <w:r>
         <w:t xml:space="preserve"> Controls the frequency of enemy generation. A lower delay increases the density of the swarm.</w:t>
@@ -2131,23 +1971,7 @@
           <w:b/>
           <w:bCs/>
         </w:rPr>
-        <w:t>Mob Size (</w:t>
-      </w:r>
-      <w:proofErr w:type="spellStart"/>
-      <w:r>
-        <w:rPr>
-          <w:b/>
-          <w:bCs/>
-        </w:rPr>
-        <w:t>mob_size</w:t>
-      </w:r>
-      <w:proofErr w:type="spellEnd"/>
-      <w:r>
-        <w:rPr>
-          <w:b/>
-          <w:bCs/>
-        </w:rPr>
-        <w:t xml:space="preserve"> | 0.6x - 1.85x):</w:t>
+        <w:t>Mob Size (mob_size | 0.6x - 1.8x):</w:t>
       </w:r>
       <w:r>
         <w:t xml:space="preserve"> Scales the physical hitbox of the enemies. Larger enemies are easier to hit but take up more screen space, forcing defensive maneuvering.</w:t>
@@ -2190,23 +2014,7 @@
           <w:b/>
           <w:bCs/>
         </w:rPr>
-        <w:t>Gaussian Curves for Gradual Impact (</w:t>
-      </w:r>
-      <w:proofErr w:type="spellStart"/>
-      <w:r>
-        <w:rPr>
-          <w:b/>
-          <w:bCs/>
-        </w:rPr>
-        <w:t>mobs_killed</w:t>
-      </w:r>
-      <w:proofErr w:type="spellEnd"/>
-      <w:r>
-        <w:rPr>
-          <w:b/>
-          <w:bCs/>
-        </w:rPr>
-        <w:t>):</w:t>
+        <w:t>Gaussian Curves for Gradual Impact (mobs_killed):</w:t>
       </w:r>
       <w:r>
         <w:t xml:space="preserve"> Player kill counts scale non-linearly and represent a fluid progression of skill. Gaussian (bell-shaped) curves were chosen for this input because incremental changes in this value have a minimal immediate impact on the player's overarching skill state. The Gaussian curve prevents minor numerical fluctuations from causing abrupt, jarring shifts in difficulty, providing a smooth, continuous gradient that naturally models the subjective transition from a "beginner" to an "expert" player.</w:t>
@@ -2225,17 +2033,15 @@
           <w:b/>
           <w:bCs/>
         </w:rPr>
-        <w:t xml:space="preserve">Triangular Functions for High Sensitivity (health, </w:t>
-      </w:r>
-      <w:proofErr w:type="spellStart"/>
+        <w:t>Triangular Functions for High Sensitivity (</w:t>
+      </w:r>
       <w:r>
         <w:rPr>
           <w:b/>
           <w:bCs/>
         </w:rPr>
-        <w:t>gun_level</w:t>
-      </w:r>
-      <w:proofErr w:type="spellEnd"/>
+        <w:t>Lives</w:t>
+      </w:r>
       <w:r>
         <w:rPr>
           <w:b/>
@@ -2243,32 +2049,50 @@
         </w:rPr>
         <w:t xml:space="preserve">, </w:t>
       </w:r>
-      <w:proofErr w:type="spellStart"/>
       <w:r>
         <w:rPr>
           <w:b/>
           <w:bCs/>
         </w:rPr>
-        <w:t>speed_mult</w:t>
-      </w:r>
-      <w:proofErr w:type="spellEnd"/>
+        <w:t>health, gun_level, speed_mult</w:t>
+      </w:r>
       <w:r>
         <w:rPr>
           <w:b/>
           <w:bCs/>
         </w:rPr>
+        <w:t xml:space="preserve">, </w:t>
+      </w:r>
+      <w:r>
+        <w:rPr>
+          <w:b/>
+          <w:bCs/>
+        </w:rPr>
+        <w:t>spawn_delay</w:t>
+      </w:r>
+      <w:r>
+        <w:rPr>
+          <w:b/>
+          <w:bCs/>
+        </w:rPr>
+        <w:t xml:space="preserve">, </w:t>
+      </w:r>
+      <w:r>
+        <w:rPr>
+          <w:b/>
+          <w:bCs/>
+        </w:rPr>
+        <w:t>mob_size</w:t>
+      </w:r>
+      <w:r>
+        <w:rPr>
+          <w:b/>
+          <w:bCs/>
+        </w:rPr>
         <w:t>):</w:t>
       </w:r>
       <w:r>
-        <w:t xml:space="preserve"> Conversely, Triangular functions (</w:t>
-      </w:r>
-      <w:proofErr w:type="spellStart"/>
-      <w:r>
-        <w:t>trimf</w:t>
-      </w:r>
-      <w:proofErr w:type="spellEnd"/>
-      <w:r>
-        <w:t>) were deployed for metrics where every small change is highly impactful and requires a more discrete, immediate logical response. For instance, a drop in health or lives signifies a critical shift in player survivability. The sharp peaks and strict linear slopes of a triangular function ensure the system reacts sensitively and decisively to these crucial thresholds, as there is a definitive, undeniable peak to what constitutes "50% Health" or "Gun Level 2."</w:t>
+        <w:t xml:space="preserve"> Conversely, Triangular functions (trimf) were deployed for metrics where every small change is highly impactful and requires a more discrete, immediate logical response. For instance, a drop in health or lives signifies a critical shift in player survivability. The sharp peaks and strict linear slopes of a triangular function ensure the system reacts sensitively and decisively to these crucial thresholds, as there is a definitive, undeniable peak to what constitutes "50% Health" or "Gun Level 2."</w:t>
       </w:r>
     </w:p>
     <w:p>
@@ -2285,58 +2109,10 @@
           <w:bCs/>
         </w:rPr>
         <w:lastRenderedPageBreak/>
-        <w:t>Trapezoidal Functions for Edge Cases (</w:t>
-      </w:r>
-      <w:proofErr w:type="spellStart"/>
-      <w:r>
-        <w:rPr>
-          <w:b/>
-          <w:bCs/>
-        </w:rPr>
-        <w:t>time_elapsed</w:t>
-      </w:r>
-      <w:proofErr w:type="spellEnd"/>
-      <w:r>
-        <w:rPr>
-          <w:b/>
-          <w:bCs/>
-        </w:rPr>
-        <w:t xml:space="preserve">, </w:t>
-      </w:r>
-      <w:proofErr w:type="spellStart"/>
-      <w:r>
-        <w:rPr>
-          <w:b/>
-          <w:bCs/>
-        </w:rPr>
-        <w:t>restart_count</w:t>
-      </w:r>
-      <w:proofErr w:type="spellEnd"/>
-      <w:r>
-        <w:rPr>
-          <w:b/>
-          <w:bCs/>
-        </w:rPr>
-        <w:t>):</w:t>
-      </w:r>
-      <w:r>
-        <w:t xml:space="preserve"> Trapezoidal functions (</w:t>
-      </w:r>
-      <w:proofErr w:type="spellStart"/>
-      <w:r>
-        <w:t>trapmf</w:t>
-      </w:r>
-      <w:proofErr w:type="spellEnd"/>
-      <w:r>
-        <w:t xml:space="preserve">) were deployed at the extreme ends of several universes of discourse. For instance, the "Very High" set for </w:t>
-      </w:r>
-      <w:proofErr w:type="spellStart"/>
-      <w:r>
-        <w:t>time_elapsed</w:t>
-      </w:r>
-      <w:proofErr w:type="spellEnd"/>
-      <w:r>
-        <w:t xml:space="preserve"> plateaus from 540 to 600 seconds. This ensures that once a player survives past an extreme threshold, the engine considers them permanently in that maximum state without their membership degree mathematically tapering off as the timer continues to climb.</w:t>
+        <w:t>Trapezoidal Functions for Edge Cases (time_elapsed, restart_count):</w:t>
+      </w:r>
+      <w:r>
+        <w:t xml:space="preserve"> Trapezoidal functions (trapmf) were deployed at the extreme ends of several universes of discourse. For instance, the "Very High" set for time_elapsed plateaus from 540 to 600 seconds. This ensures that once a player survives past an extreme threshold, the engine considers them permanently in that maximum state without their membership degree mathematically tapering off as the timer continues to climb.</w:t>
       </w:r>
     </w:p>
     <w:p>
@@ -2789,61 +2565,35 @@
               <w:jc w:val="both"/>
             </w:pPr>
             <w:r>
-              <w:t>Lives=Low AND Health=</w:t>
-            </w:r>
-            <w:proofErr w:type="spellStart"/>
-            <w:r>
-              <w:t>V.Low</w:t>
-            </w:r>
-            <w:proofErr w:type="spellEnd"/>
-          </w:p>
-        </w:tc>
-        <w:tc>
-          <w:tcPr>
-            <w:tcW w:w="0" w:type="auto"/>
-            <w:tcBorders>
-              <w:top w:val="single" w:sz="6" w:space="0" w:color="C4C7C5"/>
-              <w:left w:val="single" w:sz="6" w:space="0" w:color="C4C7C5"/>
-              <w:bottom w:val="single" w:sz="6" w:space="0" w:color="C4C7C5"/>
-              <w:right w:val="single" w:sz="6" w:space="0" w:color="C4C7C5"/>
-            </w:tcBorders>
-            <w:tcMar>
-              <w:top w:w="120" w:type="dxa"/>
-              <w:left w:w="180" w:type="dxa"/>
-              <w:bottom w:w="120" w:type="dxa"/>
-              <w:right w:w="180" w:type="dxa"/>
-            </w:tcMar>
-            <w:vAlign w:val="center"/>
-            <w:hideMark/>
-          </w:tcPr>
-          <w:p>
-            <w:pPr>
-              <w:jc w:val="both"/>
-            </w:pPr>
-            <w:r>
-              <w:t>Speed=</w:t>
-            </w:r>
-            <w:proofErr w:type="spellStart"/>
-            <w:r>
-              <w:t>V.Low</w:t>
-            </w:r>
-            <w:proofErr w:type="spellEnd"/>
-            <w:r>
-              <w:t>, Delay=</w:t>
-            </w:r>
-            <w:proofErr w:type="spellStart"/>
-            <w:r>
-              <w:t>V.High</w:t>
-            </w:r>
-            <w:proofErr w:type="spellEnd"/>
-            <w:r>
-              <w:t>, Size=</w:t>
-            </w:r>
-            <w:proofErr w:type="spellStart"/>
-            <w:r>
-              <w:t>V.Low</w:t>
-            </w:r>
-            <w:proofErr w:type="spellEnd"/>
+              <w:t>Lives=Low AND Health=V.Low</w:t>
+            </w:r>
+          </w:p>
+        </w:tc>
+        <w:tc>
+          <w:tcPr>
+            <w:tcW w:w="0" w:type="auto"/>
+            <w:tcBorders>
+              <w:top w:val="single" w:sz="6" w:space="0" w:color="C4C7C5"/>
+              <w:left w:val="single" w:sz="6" w:space="0" w:color="C4C7C5"/>
+              <w:bottom w:val="single" w:sz="6" w:space="0" w:color="C4C7C5"/>
+              <w:right w:val="single" w:sz="6" w:space="0" w:color="C4C7C5"/>
+            </w:tcBorders>
+            <w:tcMar>
+              <w:top w:w="120" w:type="dxa"/>
+              <w:left w:w="180" w:type="dxa"/>
+              <w:bottom w:w="120" w:type="dxa"/>
+              <w:right w:w="180" w:type="dxa"/>
+            </w:tcMar>
+            <w:vAlign w:val="center"/>
+            <w:hideMark/>
+          </w:tcPr>
+          <w:p>
+            <w:pPr>
+              <w:jc w:val="both"/>
+            </w:pPr>
+            <w:r>
+              <w:t>Speed=V.Low, Delay=V.High, Size=V.Low</w:t>
+            </w:r>
           </w:p>
         </w:tc>
       </w:tr>
@@ -2959,15 +2709,7 @@
               <w:jc w:val="both"/>
             </w:pPr>
             <w:r>
-              <w:t>Time=High/</w:t>
-            </w:r>
-            <w:proofErr w:type="spellStart"/>
-            <w:r>
-              <w:t>V.High</w:t>
-            </w:r>
-            <w:proofErr w:type="spellEnd"/>
-            <w:r>
-              <w:t xml:space="preserve"> AND Health=Low</w:t>
+              <w:t>Time=High/V.High AND Health=Low</w:t>
             </w:r>
           </w:p>
         </w:tc>
@@ -3255,21 +2997,8 @@
               <w:jc w:val="both"/>
             </w:pPr>
             <w:r>
-              <w:t>Time=</w:t>
-            </w:r>
-            <w:proofErr w:type="spellStart"/>
-            <w:r>
-              <w:t>V.Low</w:t>
-            </w:r>
-            <w:proofErr w:type="spellEnd"/>
-            <w:r>
-              <w:t xml:space="preserve"> AND Health=</w:t>
-            </w:r>
-            <w:proofErr w:type="spellStart"/>
-            <w:r>
-              <w:t>V.Low</w:t>
-            </w:r>
-            <w:proofErr w:type="spellEnd"/>
+              <w:t>Time=V.Low AND Health=V.Low</w:t>
+            </w:r>
           </w:p>
         </w:tc>
         <w:tc>
@@ -3412,13 +3141,8 @@
               <w:jc w:val="both"/>
             </w:pPr>
             <w:r>
-              <w:t>Health=</w:t>
-            </w:r>
-            <w:proofErr w:type="spellStart"/>
-            <w:r>
-              <w:t>V.Low</w:t>
-            </w:r>
-            <w:proofErr w:type="spellEnd"/>
+              <w:t>Health=V.Low</w:t>
+            </w:r>
           </w:p>
         </w:tc>
         <w:tc>
@@ -3561,50 +3285,34 @@
               <w:jc w:val="both"/>
             </w:pPr>
             <w:r>
-              <w:t>Gun=Low AND Kills=</w:t>
-            </w:r>
-            <w:proofErr w:type="spellStart"/>
-            <w:r>
-              <w:t>V.Low</w:t>
-            </w:r>
-            <w:proofErr w:type="spellEnd"/>
-            <w:r>
-              <w:t xml:space="preserve"> AND Time=Med/High</w:t>
-            </w:r>
-          </w:p>
-        </w:tc>
-        <w:tc>
-          <w:tcPr>
-            <w:tcW w:w="0" w:type="auto"/>
-            <w:tcBorders>
-              <w:top w:val="single" w:sz="6" w:space="0" w:color="C4C7C5"/>
-              <w:left w:val="single" w:sz="6" w:space="0" w:color="C4C7C5"/>
-              <w:bottom w:val="single" w:sz="6" w:space="0" w:color="C4C7C5"/>
-              <w:right w:val="single" w:sz="6" w:space="0" w:color="C4C7C5"/>
-            </w:tcBorders>
-            <w:tcMar>
-              <w:top w:w="120" w:type="dxa"/>
-              <w:left w:w="180" w:type="dxa"/>
-              <w:bottom w:w="120" w:type="dxa"/>
-              <w:right w:w="180" w:type="dxa"/>
-            </w:tcMar>
-            <w:vAlign w:val="center"/>
-            <w:hideMark/>
-          </w:tcPr>
-          <w:p>
-            <w:pPr>
-              <w:jc w:val="both"/>
-            </w:pPr>
-            <w:r>
-              <w:t>Speed=</w:t>
-            </w:r>
-            <w:proofErr w:type="spellStart"/>
-            <w:r>
-              <w:t>V.Low</w:t>
-            </w:r>
-            <w:proofErr w:type="spellEnd"/>
-            <w:r>
-              <w:t>, Delay=High, Size=Low</w:t>
+              <w:t>Gun=Low AND Kills=V.Low AND Time=Med/High</w:t>
+            </w:r>
+          </w:p>
+        </w:tc>
+        <w:tc>
+          <w:tcPr>
+            <w:tcW w:w="0" w:type="auto"/>
+            <w:tcBorders>
+              <w:top w:val="single" w:sz="6" w:space="0" w:color="C4C7C5"/>
+              <w:left w:val="single" w:sz="6" w:space="0" w:color="C4C7C5"/>
+              <w:bottom w:val="single" w:sz="6" w:space="0" w:color="C4C7C5"/>
+              <w:right w:val="single" w:sz="6" w:space="0" w:color="C4C7C5"/>
+            </w:tcBorders>
+            <w:tcMar>
+              <w:top w:w="120" w:type="dxa"/>
+              <w:left w:w="180" w:type="dxa"/>
+              <w:bottom w:w="120" w:type="dxa"/>
+              <w:right w:w="180" w:type="dxa"/>
+            </w:tcMar>
+            <w:vAlign w:val="center"/>
+            <w:hideMark/>
+          </w:tcPr>
+          <w:p>
+            <w:pPr>
+              <w:jc w:val="both"/>
+            </w:pPr>
+            <w:r>
+              <w:t>Speed=V.Low, Delay=High, Size=Low</w:t>
             </w:r>
           </w:p>
         </w:tc>
@@ -3721,21 +3429,8 @@
               <w:jc w:val="both"/>
             </w:pPr>
             <w:r>
-              <w:t>Time=</w:t>
-            </w:r>
-            <w:proofErr w:type="spellStart"/>
-            <w:r>
-              <w:t>V.Low</w:t>
-            </w:r>
-            <w:proofErr w:type="spellEnd"/>
-            <w:r>
-              <w:t xml:space="preserve"> AND Kills=</w:t>
-            </w:r>
-            <w:proofErr w:type="spellStart"/>
-            <w:r>
-              <w:t>V.Low</w:t>
-            </w:r>
-            <w:proofErr w:type="spellEnd"/>
+              <w:t>Time=V.Low AND Kills=V.Low</w:t>
+            </w:r>
           </w:p>
         </w:tc>
         <w:tc>
@@ -4743,72 +4438,35 @@
               <w:jc w:val="both"/>
             </w:pPr>
             <w:r>
-              <w:t>Kills=</w:t>
-            </w:r>
-            <w:proofErr w:type="spellStart"/>
-            <w:r>
-              <w:t>V.High</w:t>
-            </w:r>
-            <w:proofErr w:type="spellEnd"/>
-            <w:r>
-              <w:t xml:space="preserve"> AND Health=</w:t>
-            </w:r>
-            <w:proofErr w:type="spellStart"/>
-            <w:r>
-              <w:t>V.High</w:t>
-            </w:r>
-            <w:proofErr w:type="spellEnd"/>
-            <w:r>
-              <w:t xml:space="preserve"> AND Lives=High</w:t>
-            </w:r>
-          </w:p>
-        </w:tc>
-        <w:tc>
-          <w:tcPr>
-            <w:tcW w:w="0" w:type="auto"/>
-            <w:tcBorders>
-              <w:top w:val="single" w:sz="6" w:space="0" w:color="C4C7C5"/>
-              <w:left w:val="single" w:sz="6" w:space="0" w:color="C4C7C5"/>
-              <w:bottom w:val="single" w:sz="6" w:space="0" w:color="C4C7C5"/>
-              <w:right w:val="single" w:sz="6" w:space="0" w:color="C4C7C5"/>
-            </w:tcBorders>
-            <w:tcMar>
-              <w:top w:w="120" w:type="dxa"/>
-              <w:left w:w="180" w:type="dxa"/>
-              <w:bottom w:w="120" w:type="dxa"/>
-              <w:right w:w="180" w:type="dxa"/>
-            </w:tcMar>
-            <w:vAlign w:val="center"/>
-            <w:hideMark/>
-          </w:tcPr>
-          <w:p>
-            <w:pPr>
-              <w:jc w:val="both"/>
-            </w:pPr>
-            <w:r>
-              <w:t>Speed=</w:t>
-            </w:r>
-            <w:proofErr w:type="spellStart"/>
-            <w:r>
-              <w:t>V.High</w:t>
-            </w:r>
-            <w:proofErr w:type="spellEnd"/>
-            <w:r>
-              <w:t>, Delay=</w:t>
-            </w:r>
-            <w:proofErr w:type="spellStart"/>
-            <w:r>
-              <w:t>V.Low</w:t>
-            </w:r>
-            <w:proofErr w:type="spellEnd"/>
-            <w:r>
-              <w:t>, Size=</w:t>
-            </w:r>
-            <w:proofErr w:type="spellStart"/>
-            <w:r>
-              <w:t>V.High</w:t>
-            </w:r>
-            <w:proofErr w:type="spellEnd"/>
+              <w:t>Kills=V.High AND Health=V.High AND Lives=High</w:t>
+            </w:r>
+          </w:p>
+        </w:tc>
+        <w:tc>
+          <w:tcPr>
+            <w:tcW w:w="0" w:type="auto"/>
+            <w:tcBorders>
+              <w:top w:val="single" w:sz="6" w:space="0" w:color="C4C7C5"/>
+              <w:left w:val="single" w:sz="6" w:space="0" w:color="C4C7C5"/>
+              <w:bottom w:val="single" w:sz="6" w:space="0" w:color="C4C7C5"/>
+              <w:right w:val="single" w:sz="6" w:space="0" w:color="C4C7C5"/>
+            </w:tcBorders>
+            <w:tcMar>
+              <w:top w:w="120" w:type="dxa"/>
+              <w:left w:w="180" w:type="dxa"/>
+              <w:bottom w:w="120" w:type="dxa"/>
+              <w:right w:w="180" w:type="dxa"/>
+            </w:tcMar>
+            <w:vAlign w:val="center"/>
+            <w:hideMark/>
+          </w:tcPr>
+          <w:p>
+            <w:pPr>
+              <w:jc w:val="both"/>
+            </w:pPr>
+            <w:r>
+              <w:t>Speed=V.High, Delay=V.Low, Size=V.High</w:t>
+            </w:r>
           </w:p>
         </w:tc>
       </w:tr>
@@ -5069,15 +4727,7 @@
               <w:jc w:val="both"/>
             </w:pPr>
             <w:r>
-              <w:t>Time=</w:t>
-            </w:r>
-            <w:proofErr w:type="spellStart"/>
-            <w:r>
-              <w:t>V.High</w:t>
-            </w:r>
-            <w:proofErr w:type="spellEnd"/>
-            <w:r>
-              <w:t xml:space="preserve"> AND Health=High</w:t>
+              <w:t>Time=V.High AND Health=High</w:t>
             </w:r>
           </w:p>
         </w:tc>
@@ -5536,15 +5186,7 @@
               <w:jc w:val="both"/>
             </w:pPr>
             <w:r>
-              <w:t>Speed=</w:t>
-            </w:r>
-            <w:proofErr w:type="spellStart"/>
-            <w:r>
-              <w:t>V.High</w:t>
-            </w:r>
-            <w:proofErr w:type="spellEnd"/>
-            <w:r>
-              <w:t>, Delay=Low, Size=Low</w:t>
+              <w:t>Speed=V.High, Delay=Low, Size=Low</w:t>
             </w:r>
           </w:p>
         </w:tc>
@@ -5805,56 +5447,35 @@
               <w:jc w:val="both"/>
             </w:pPr>
             <w:r>
-              <w:t>Time=Med/High AND Health=</w:t>
-            </w:r>
-            <w:proofErr w:type="spellStart"/>
-            <w:r>
-              <w:t>V.High</w:t>
-            </w:r>
-            <w:proofErr w:type="spellEnd"/>
-            <w:r>
-              <w:t xml:space="preserve"> AND Kills=Low</w:t>
-            </w:r>
-          </w:p>
-        </w:tc>
-        <w:tc>
-          <w:tcPr>
-            <w:tcW w:w="0" w:type="auto"/>
-            <w:tcBorders>
-              <w:top w:val="single" w:sz="6" w:space="0" w:color="C4C7C5"/>
-              <w:left w:val="single" w:sz="6" w:space="0" w:color="C4C7C5"/>
-              <w:bottom w:val="single" w:sz="6" w:space="0" w:color="C4C7C5"/>
-              <w:right w:val="single" w:sz="6" w:space="0" w:color="C4C7C5"/>
-            </w:tcBorders>
-            <w:tcMar>
-              <w:top w:w="120" w:type="dxa"/>
-              <w:left w:w="180" w:type="dxa"/>
-              <w:bottom w:w="120" w:type="dxa"/>
-              <w:right w:w="180" w:type="dxa"/>
-            </w:tcMar>
-            <w:vAlign w:val="center"/>
-            <w:hideMark/>
-          </w:tcPr>
-          <w:p>
-            <w:pPr>
-              <w:jc w:val="both"/>
-            </w:pPr>
-            <w:r>
-              <w:t>Speed=Low, Delay=</w:t>
-            </w:r>
-            <w:proofErr w:type="spellStart"/>
-            <w:r>
-              <w:t>V.Low</w:t>
-            </w:r>
-            <w:proofErr w:type="spellEnd"/>
-            <w:r>
-              <w:t>, Size=</w:t>
-            </w:r>
-            <w:proofErr w:type="spellStart"/>
-            <w:r>
-              <w:t>V.High</w:t>
-            </w:r>
-            <w:proofErr w:type="spellEnd"/>
+              <w:t>Time=Med/High AND Health=V.High AND Kills=Low</w:t>
+            </w:r>
+          </w:p>
+        </w:tc>
+        <w:tc>
+          <w:tcPr>
+            <w:tcW w:w="0" w:type="auto"/>
+            <w:tcBorders>
+              <w:top w:val="single" w:sz="6" w:space="0" w:color="C4C7C5"/>
+              <w:left w:val="single" w:sz="6" w:space="0" w:color="C4C7C5"/>
+              <w:bottom w:val="single" w:sz="6" w:space="0" w:color="C4C7C5"/>
+              <w:right w:val="single" w:sz="6" w:space="0" w:color="C4C7C5"/>
+            </w:tcBorders>
+            <w:tcMar>
+              <w:top w:w="120" w:type="dxa"/>
+              <w:left w:w="180" w:type="dxa"/>
+              <w:bottom w:w="120" w:type="dxa"/>
+              <w:right w:w="180" w:type="dxa"/>
+            </w:tcMar>
+            <w:vAlign w:val="center"/>
+            <w:hideMark/>
+          </w:tcPr>
+          <w:p>
+            <w:pPr>
+              <w:jc w:val="both"/>
+            </w:pPr>
+            <w:r>
+              <w:t>Speed=Low, Delay=V.Low, Size=V.High</w:t>
+            </w:r>
           </w:p>
         </w:tc>
       </w:tr>
@@ -5997,29 +5618,8 @@
               <w:jc w:val="both"/>
             </w:pPr>
             <w:r>
-              <w:t>Speed=</w:t>
-            </w:r>
-            <w:proofErr w:type="spellStart"/>
-            <w:r>
-              <w:t>V.High</w:t>
-            </w:r>
-            <w:proofErr w:type="spellEnd"/>
-            <w:r>
-              <w:t>, Delay=</w:t>
-            </w:r>
-            <w:proofErr w:type="spellStart"/>
-            <w:r>
-              <w:t>V.Low</w:t>
-            </w:r>
-            <w:proofErr w:type="spellEnd"/>
-            <w:r>
-              <w:t>, Size=</w:t>
-            </w:r>
-            <w:proofErr w:type="spellStart"/>
-            <w:r>
-              <w:t>V.High</w:t>
-            </w:r>
-            <w:proofErr w:type="spellEnd"/>
+              <w:t>Speed=V.High, Delay=V.Low, Size=V.High</w:t>
+            </w:r>
           </w:p>
         </w:tc>
       </w:tr>
@@ -6307,23 +5907,7 @@
               <w:jc w:val="both"/>
             </w:pPr>
             <w:r>
-              <w:t>Speed=</w:t>
-            </w:r>
-            <w:proofErr w:type="spellStart"/>
-            <w:r>
-              <w:t>V.High</w:t>
-            </w:r>
-            <w:proofErr w:type="spellEnd"/>
-            <w:r>
-              <w:t>, Delay=</w:t>
-            </w:r>
-            <w:proofErr w:type="spellStart"/>
-            <w:r>
-              <w:t>V.Low</w:t>
-            </w:r>
-            <w:proofErr w:type="spellEnd"/>
-            <w:r>
-              <w:t>, Size=High</w:t>
+              <w:t>Speed=V.High, Delay=V.Low, Size=High</w:t>
             </w:r>
           </w:p>
         </w:tc>
@@ -6380,31 +5964,7 @@
         <w:jc w:val="both"/>
       </w:pPr>
       <w:r>
-        <w:t xml:space="preserve">Validating a dynamic, real-time system poses a unique challenge, as live gameplay generates unpredictable, highly volatile data. To rigorously evaluate the accuracy and performance of the Fuzzy Expert System, a deterministic "headless" testing script was developed. This script bypasses the </w:t>
-      </w:r>
-      <w:proofErr w:type="spellStart"/>
-      <w:r>
-        <w:t>Pygame</w:t>
-      </w:r>
-      <w:proofErr w:type="spellEnd"/>
-      <w:r>
-        <w:t xml:space="preserve"> loop and directly injects 15 fixed, highly specific edge-case scenarios into the </w:t>
-      </w:r>
-      <w:proofErr w:type="spellStart"/>
-      <w:r>
-        <w:t>FuzzyDifficultyEngine.evaluate</w:t>
-      </w:r>
-      <w:proofErr w:type="spellEnd"/>
-      <w:r>
-        <w:t xml:space="preserve">() function. This allows us to compare the mathematically </w:t>
-      </w:r>
-      <w:proofErr w:type="spellStart"/>
-      <w:r>
-        <w:t>defuzzified</w:t>
-      </w:r>
-      <w:proofErr w:type="spellEnd"/>
-      <w:r>
-        <w:t xml:space="preserve"> outputs against the expected design behaviors without the interference of live player mechanics.</w:t>
+        <w:t>Validating a dynamic, real-time system poses a unique challenge, as live gameplay generates unpredictable, highly volatile data. To rigorously evaluate the accuracy and performance of the Fuzzy Expert System, a deterministic "headless" testing script was developed. This script bypasses the Pygame loop and directly injects 15 fixed, highly specific edge-case scenarios into the FuzzyDifficultyEngine.evaluate() function. This allows us to compare the mathematically defuzzified outputs against the expected design behaviors without the interference of live player mechanics.</w:t>
       </w:r>
     </w:p>
     <w:p>
@@ -6428,15 +5988,7 @@
         <w:jc w:val="both"/>
       </w:pPr>
       <w:r>
-        <w:t xml:space="preserve">To ensure all four rule categories (Mercy, Neutral, Challenge, Special) were thoroughly tested, a dataset of 15 distinct player states was formulated and fed into the system. The complete parameters and the resulting </w:t>
-      </w:r>
-      <w:proofErr w:type="spellStart"/>
-      <w:r>
-        <w:t>defuzzified</w:t>
-      </w:r>
-      <w:proofErr w:type="spellEnd"/>
-      <w:r>
-        <w:t xml:space="preserve"> outputs are compiled in the accompanying fuzzy_validation_results.csv file submitted alongside this report.</w:t>
+        <w:t>To ensure all four rule categories (Mercy, Neutral, Challenge, Special) were thoroughly tested, a dataset of 15 distinct player states was formulated and fed into the system. The complete parameters and the resulting defuzzified outputs are compiled in the accompanying fuzzy_validation_results.csv file.</w:t>
       </w:r>
     </w:p>
     <w:p>
@@ -6468,7 +6020,13 @@
         <w:jc w:val="both"/>
       </w:pPr>
       <w:r>
-        <w:t>The results documented in the CSV file successfully validate the core mechanics of the engine. Extreme ends of the spectrum performed exactly as engineered: struggling players in Test 1 ("Critical Mercy") were granted distinct mathematical assistance (Spawn Delay raised to nearly 2.5 seconds), while dominating players in Test 13 ("MAX OVERDRIVE") faced brutal conditions (Spawn Delay dropped to 0.59s with highly accelerated enemy speeds).</w:t>
+        <w:t xml:space="preserve">The results validate the core mechanics of the engine. </w:t>
+      </w:r>
+      <w:r>
+        <w:t>The engine</w:t>
+      </w:r>
+      <w:r>
+        <w:t xml:space="preserve"> performed exactly as engineered: struggling players in Test 1 ("Critical Mercy") were granted distinct mathematical assistance (Spawn Delay raised to nearly 2.5 seconds), while dominating players in Test 13 ("MAX OVERDRIVE") faced brutal conditions (Spawn Delay dropped to 0.59s with highly accelerated enemy speeds).</w:t>
       </w:r>
     </w:p>
     <w:p>
@@ -6476,8 +6034,11 @@
         <w:jc w:val="both"/>
       </w:pPr>
       <w:r>
+        <w:t xml:space="preserve">Furthermore, the dataset reveals the highly sophisticated emergent behavior created by centroid defuzzification. In Test 15 ("The Last Stand"), the player has massive kills, high </w:t>
+      </w:r>
+      <w:r>
         <w:lastRenderedPageBreak/>
-        <w:t>Furthermore, the dataset reveals the highly sophisticated emergent behavior created by centroid defuzzification. In Test 15 ("The Last Stand"), the player has massive kills, high time, and maximum firepower, which normally triggers extreme difficulty. However, because they are on their final life with critical health, Rule 1 (Critical Mercy) overpowered the challenge rules. The system successfully calculated that the player's immediate risk of dying outweighed their historical success, pulling the mathematical average down to prioritize player survival (slowing speed to 0.90x). This proves the multi-variable blending is working seamlessly.</w:t>
+        <w:t>time, and maximum firepower, which normally triggers extreme difficulty. However, because they are on their final life with critical health, Rule 1 (Critical Mercy) overpowered the challenge rules. The system successfully calculated that the player's immediate risk of dying outweighed their historical success, pulling the mathematical average down to prioritize player survival (slowing speed to 0.90x). This proves the multi-variable blending is working seamlessly.</w:t>
       </w:r>
     </w:p>
     <w:p>
@@ -6537,13 +6098,8 @@
         </w:numPr>
         <w:jc w:val="both"/>
       </w:pPr>
-      <w:proofErr w:type="spellStart"/>
-      <w:r>
-        <w:t>pygame</w:t>
-      </w:r>
-      <w:proofErr w:type="spellEnd"/>
-      <w:r>
-        <w:t xml:space="preserve"> (v2.0+): Powers the 2D rendering engine, audio, and the interactive debug UI.</w:t>
+      <w:r>
+        <w:t>pygame (v2.0+): Powers the 2D rendering engine, audio, and the interactive debug UI.</w:t>
       </w:r>
     </w:p>
     <w:p>
@@ -6554,13 +6110,8 @@
         </w:numPr>
         <w:jc w:val="both"/>
       </w:pPr>
-      <w:proofErr w:type="spellStart"/>
-      <w:r>
-        <w:t>numpy</w:t>
-      </w:r>
-      <w:proofErr w:type="spellEnd"/>
-      <w:r>
-        <w:t>: Handles the underlying mathematical arrays and continuous universe generation.</w:t>
+      <w:r>
+        <w:t>numpy: Handles the underlying mathematical arrays and continuous universe generation.</w:t>
       </w:r>
     </w:p>
     <w:p>
@@ -6572,15 +6123,7 @@
         <w:jc w:val="both"/>
       </w:pPr>
       <w:r>
-        <w:t>scikit-fuzzy (</w:t>
-      </w:r>
-      <w:proofErr w:type="spellStart"/>
-      <w:r>
-        <w:t>skfuzzy</w:t>
-      </w:r>
-      <w:proofErr w:type="spellEnd"/>
-      <w:r>
-        <w:t>): The core library driving the Mamdani inference engine, membership function generation, and defuzzification.</w:t>
+        <w:t>scikit-fuzzy (skfuzzy): The core library driving the Mamdani inference engine, membership function generation, and defuzzification.</w:t>
       </w:r>
     </w:p>
     <w:p>
@@ -6598,45 +6141,17 @@
         <w:t xml:space="preserve"> The foundational gameplay loop, sprite rendering, and basic collision physics were adapted from the open-source repository </w:t>
       </w:r>
       <w:hyperlink r:id="rId12" w:tgtFrame="_blank" w:history="1">
-        <w:proofErr w:type="spellStart"/>
         <w:r>
           <w:rPr>
             <w:rStyle w:val="Hyperlink"/>
             <w:b/>
             <w:bCs/>
           </w:rPr>
-          <w:t>SpaceShooter</w:t>
+          <w:t>SpaceShooter by tasdikrahman</w:t>
         </w:r>
-        <w:proofErr w:type="spellEnd"/>
-        <w:r>
-          <w:rPr>
-            <w:rStyle w:val="Hyperlink"/>
-            <w:b/>
-            <w:bCs/>
-          </w:rPr>
-          <w:t xml:space="preserve"> by </w:t>
-        </w:r>
-        <w:proofErr w:type="spellStart"/>
-        <w:r>
-          <w:rPr>
-            <w:rStyle w:val="Hyperlink"/>
-            <w:b/>
-            <w:bCs/>
-          </w:rPr>
-          <w:t>tasdikrahman</w:t>
-        </w:r>
-        <w:proofErr w:type="spellEnd"/>
       </w:hyperlink>
       <w:r>
-        <w:t xml:space="preserve">. The specific engineering contributions of this project include the integration of the </w:t>
-      </w:r>
-      <w:proofErr w:type="spellStart"/>
-      <w:r>
-        <w:t>FuzzyDifficultyEngine</w:t>
-      </w:r>
-      <w:proofErr w:type="spellEnd"/>
-      <w:r>
-        <w:t>, the custom DDA UI overlays (Plots Panel and Rule Dictionary), and the dynamic scaling of entity speeds, spawn delays, and hitboxes based on centroid defuzzification.</w:t>
+        <w:t>. The specific engineering contributions of this project include the integration of the FuzzyDifficultyEngine, the custom DDA UI overlays (Plots Panel and Rule Dictionary), and the dynamic scaling of entity speeds, spawn delays, and hitboxes based on centroid defuzzification.</w:t>
       </w:r>
     </w:p>
     <w:p>
@@ -6741,19 +6256,14 @@
           <w:b/>
           <w:bCs/>
         </w:rPr>
+        <w:t>[M] Toggle Manual Mode:</w:t>
+      </w:r>
+      <w:r>
+        <w:t xml:space="preserve"> Pauses the active game state and unlocks the "Crisp Inputs" text boxes in the Top Bar. Users can click on any input (e.g., Kills, Health) </w:t>
+      </w:r>
+      <w:r>
         <w:lastRenderedPageBreak/>
-        <w:t>[M] Toggle Manual Mode:</w:t>
-      </w:r>
-      <w:r>
-        <w:t xml:space="preserve"> Pauses the active game state and unlocks the "Crisp Inputs" text boxes in the Top Bar. Users can click on any input (e.g., Kills, Health) and manually type in a new integer to instantly override the game state. The </w:t>
-      </w:r>
-      <w:proofErr w:type="spellStart"/>
-      <w:r>
-        <w:t>defuzzified</w:t>
-      </w:r>
-      <w:proofErr w:type="spellEnd"/>
-      <w:r>
-        <w:t xml:space="preserve"> outputs will instantly recalculate.</w:t>
+        <w:t>and manually type in a new integer to instantly override the game state. The defuzzified outputs will instantly recalculate.</w:t>
       </w:r>
     </w:p>
     <w:p>
@@ -6820,15 +6330,7 @@
         <w:t>[TAB]:</w:t>
       </w:r>
       <w:r>
-        <w:t xml:space="preserve"> Pauses/</w:t>
-      </w:r>
-      <w:proofErr w:type="spellStart"/>
-      <w:r>
-        <w:t>Unpauses</w:t>
-      </w:r>
-      <w:proofErr w:type="spellEnd"/>
-      <w:r>
-        <w:t xml:space="preserve"> the game normally.</w:t>
+        <w:t xml:space="preserve"> Pauses/Unpauses the game normally.</w:t>
       </w:r>
     </w:p>
     <w:p>
@@ -6866,7 +6368,13 @@
         <w:jc w:val="both"/>
       </w:pPr>
       <w:r>
-        <w:t>This project successfully demonstrates the immense superiority of Fuzzy Logic over traditional, hard-coded threshold systems in video game design. By mapping the subjective, uncertain nature of human skill to precise mathematical continuous curves, the space shooter achieves a state of constant equilibrium. The difficulty scales invisibly, catching struggling players before they fail and challenging expert players just as they begin to master the loop.</w:t>
+        <w:t xml:space="preserve">This project successfully demonstrates the immense superiority of Fuzzy Logic over traditional, hard-coded threshold systems in video game design. By mapping the subjective, uncertain nature of human skill to precise mathematical continuous curves, the space shooter achieves a state of constant </w:t>
+      </w:r>
+      <w:r>
+        <w:t>balance</w:t>
+      </w:r>
+      <w:r>
+        <w:t>. The difficulty scales invisibly, catching struggling players before they fail and challenging expert players just as they begin to master the loop.</w:t>
       </w:r>
     </w:p>
     <w:p>
@@ -6915,7 +6423,7 @@
         <v:path o:extrusionok="f" gradientshapeok="t" o:connecttype="rect"/>
         <o:lock v:ext="edit" aspectratio="t"/>
       </v:shapetype>
-      <v:shape id="Picture 7" o:spid="_x0000_i1025" type="#_x0000_t75" style="width:9.75pt;height:40.5pt;visibility:visible;mso-wrap-style:square" o:bullet="t">
+      <v:shape id="Picture 7" o:spid="_x0000_i1025" type="#_x0000_t75" style="width:9.6pt;height:40.8pt;visibility:visible;mso-wrap-style:square" o:bullet="t">
         <v:imagedata r:id="rId1" o:title=""/>
       </v:shape>
     </w:pict>
@@ -8480,7 +7988,6 @@
   <w:style w:type="character" w:default="1" w:styleId="DefaultParagraphFont">
     <w:name w:val="Default Paragraph Font"/>
     <w:uiPriority w:val="1"/>
-    <w:semiHidden/>
     <w:unhideWhenUsed/>
   </w:style>
   <w:style w:type="table" w:default="1" w:styleId="TableNormal">
